--- a/pr-preview/pr-266/algebra.docx
+++ b/pr-preview/pr-266/algebra.docx
@@ -15,7 +15,7 @@
         <w:pStyle w:val="Date"/>
       </w:pPr>
       <w:r>
-        <w:t xml:space="preserve">Last modified: 2026-10-13 13:45:46 (PDT)</w:t>
+        <w:t xml:space="preserve">Last modified: 2026-10-13 19:29:08 (PDT)</w:t>
       </w:r>
     </w:p>
     <w:bookmarkStart w:id="18" w:name="equalities"/>
@@ -1969,7 +1969,7 @@
     </w:p>
     <w:bookmarkEnd w:id="24"/>
     <w:bookmarkEnd w:id="25"/>
-    <w:bookmarkStart w:id="34" w:name="sec-powers-roots-abs"/>
+    <w:bookmarkStart w:id="37" w:name="sec-powers-roots-abs"/>
     <w:p>
       <w:pPr>
         <w:pStyle w:val="Heading2"/>
@@ -1978,7 +1978,7 @@
         <w:t xml:space="preserve">3 Powers, square roots, and absolute values</w:t>
       </w:r>
     </w:p>
-    <w:bookmarkStart w:id="28" w:name="def-power"/>
+    <w:bookmarkStart w:id="27" w:name="def-power"/>
     <w:p>
       <w:pPr>
         <w:pStyle w:val="FirstParagraph"/>
@@ -2355,240 +2355,9 @@
       <w:r>
         <w:t xml:space="preserve">.</w:t>
       </w:r>
-      <w:r>
-        <w:t xml:space="preserve"> </w:t>
-      </w:r>
-      <w:r>
-        <w:t xml:space="preserve">For the exponent</w:t>
-      </w:r>
-      <w:r>
-        <w:t xml:space="preserve"> </w:t>
-      </w:r>
-      <m:oMath>
-        <m:r>
-          <m:t>0</m:t>
-        </m:r>
-      </m:oMath>
-      <w:r>
-        <w:t xml:space="preserve"> </w:t>
-      </w:r>
-      <w:r>
-        <w:t xml:space="preserve">and negative</w:t>
-      </w:r>
-      <w:r>
-        <w:t xml:space="preserve"> </w:t>
-      </w:r>
-      <w:hyperlink r:id="rId27">
-        <w:r>
-          <w:rPr>
-            <w:rStyle w:val="Hyperlink"/>
-          </w:rPr>
-          <w:t xml:space="preserve">integer</w:t>
-        </w:r>
-      </w:hyperlink>
-      <w:r>
-        <w:t xml:space="preserve"> </w:t>
-      </w:r>
-      <w:r>
-        <w:t xml:space="preserve">exponents:</w:t>
-      </w:r>
     </w:p>
-    <w:p>
-      <w:pPr>
-        <w:pStyle w:val="Compact"/>
-        <w:numPr>
-          <w:ilvl w:val="0"/>
-          <w:numId w:val="1005"/>
-        </w:numPr>
-      </w:pPr>
-      <m:oMath>
-        <m:sSup>
-          <m:e>
-            <m:r>
-              <m:t>a</m:t>
-            </m:r>
-          </m:e>
-          <m:sup>
-            <m:r>
-              <m:t>0</m:t>
-            </m:r>
-          </m:sup>
-        </m:sSup>
-        <m:limUpp>
-          <m:e>
-            <m:r>
-              <m:rPr>
-                <m:sty m:val="p"/>
-              </m:rPr>
-              <m:t>=</m:t>
-            </m:r>
-          </m:e>
-          <m:lim>
-            <m:r>
-              <m:rPr>
-                <m:nor/>
-                <m:sty m:val="p"/>
-              </m:rPr>
-              <m:t>def</m:t>
-            </m:r>
-          </m:lim>
-        </m:limUpp>
-        <m:r>
-          <m:t>1</m:t>
-        </m:r>
-      </m:oMath>
-      <w:r>
-        <w:t xml:space="preserve">, including</w:t>
-      </w:r>
-      <w:r>
-        <w:t xml:space="preserve"> </w:t>
-      </w:r>
-      <m:oMath>
-        <m:sSup>
-          <m:e>
-            <m:r>
-              <m:t>0</m:t>
-            </m:r>
-          </m:e>
-          <m:sup>
-            <m:r>
-              <m:t>0</m:t>
-            </m:r>
-          </m:sup>
-        </m:sSup>
-        <m:r>
-          <m:rPr>
-            <m:sty m:val="p"/>
-          </m:rPr>
-          <m:t>=</m:t>
-        </m:r>
-        <m:r>
-          <m:t>1</m:t>
-        </m:r>
-      </m:oMath>
-      <w:r>
-        <w:t xml:space="preserve"> </w:t>
-      </w:r>
-      <w:r>
-        <w:t xml:space="preserve">by convention;</w:t>
-      </w:r>
-    </w:p>
-    <w:p>
-      <w:pPr>
-        <w:pStyle w:val="Compact"/>
-        <w:numPr>
-          <w:ilvl w:val="0"/>
-          <w:numId w:val="1005"/>
-        </w:numPr>
-      </w:pPr>
-      <m:oMath>
-        <m:sSup>
-          <m:e>
-            <m:r>
-              <m:t>a</m:t>
-            </m:r>
-          </m:e>
-          <m:sup>
-            <m:r>
-              <m:rPr>
-                <m:sty m:val="p"/>
-              </m:rPr>
-              <m:t>−</m:t>
-            </m:r>
-            <m:r>
-              <m:t>n</m:t>
-            </m:r>
-          </m:sup>
-        </m:sSup>
-        <m:limUpp>
-          <m:e>
-            <m:r>
-              <m:rPr>
-                <m:sty m:val="p"/>
-              </m:rPr>
-              <m:t>=</m:t>
-            </m:r>
-          </m:e>
-          <m:lim>
-            <m:r>
-              <m:rPr>
-                <m:nor/>
-                <m:sty m:val="p"/>
-              </m:rPr>
-              <m:t>def</m:t>
-            </m:r>
-          </m:lim>
-        </m:limUpp>
-        <m:f>
-          <m:fPr>
-            <m:type m:val="bar"/>
-          </m:fPr>
-          <m:num>
-            <m:r>
-              <m:t>1</m:t>
-            </m:r>
-          </m:num>
-          <m:den>
-            <m:sSup>
-              <m:e>
-                <m:r>
-                  <m:t>a</m:t>
-                </m:r>
-              </m:e>
-              <m:sup>
-                <m:r>
-                  <m:t>n</m:t>
-                </m:r>
-              </m:sup>
-            </m:sSup>
-          </m:den>
-        </m:f>
-      </m:oMath>
-      <w:r>
-        <w:t xml:space="preserve">, when</w:t>
-      </w:r>
-      <w:r>
-        <w:t xml:space="preserve"> </w:t>
-      </w:r>
-      <m:oMath>
-        <m:r>
-          <m:t>a</m:t>
-        </m:r>
-        <m:r>
-          <m:rPr>
-            <m:sty m:val="p"/>
-          </m:rPr>
-          <m:t>≠</m:t>
-        </m:r>
-        <m:r>
-          <m:t>0</m:t>
-        </m:r>
-      </m:oMath>
-      <w:r>
-        <w:t xml:space="preserve">.</w:t>
-      </w:r>
-    </w:p>
-    <w:p>
-      <w:pPr>
-        <w:pStyle w:val="FirstParagraph"/>
-      </w:pPr>
-      <w:hyperlink w:anchor="def-real-power">
-        <w:r>
-          <w:rPr>
-            <w:rStyle w:val="Hyperlink"/>
-          </w:rPr>
-          <w:t xml:space="preserve">Definition 48</w:t>
-        </w:r>
-      </w:hyperlink>
-      <w:r>
-        <w:t xml:space="preserve"> </w:t>
-      </w:r>
-      <w:r>
-        <w:t xml:space="preserve">extends powers to real exponents when the base is positive.</w:t>
-      </w:r>
-    </w:p>
-    <w:bookmarkEnd w:id="28"/>
-    <w:bookmarkStart w:id="29" w:name="exm-power"/>
+    <w:bookmarkEnd w:id="27"/>
+    <w:bookmarkStart w:id="28" w:name="exm-power"/>
     <w:p>
       <w:pPr>
         <w:pStyle w:val="BodyText"/>
@@ -2980,7 +2749,7 @@
       <w:pPr>
         <w:numPr>
           <w:ilvl w:val="0"/>
-          <w:numId w:val="1006"/>
+          <w:numId w:val="1005"/>
         </w:numPr>
       </w:pPr>
       <m:oMath>
@@ -3109,8 +2878,8 @@
         </m:oMath>
       </m:oMathPara>
     </w:p>
-    <w:bookmarkEnd w:id="29"/>
-    <w:bookmarkStart w:id="30" w:name="def-square-root"/>
+    <w:bookmarkEnd w:id="28"/>
+    <w:bookmarkStart w:id="30" w:name="def-power-integer"/>
     <w:p>
       <w:pPr>
         <w:pStyle w:val="FirstParagraph"/>
@@ -3120,7 +2889,264 @@
           <w:b/>
           <w:bCs/>
         </w:rPr>
-        <w:t xml:space="preserve">Definition 5 (Square root)</w:t>
+        <w:t xml:space="preserve">Definition 5 (Powers with exponent zero or a negative integer)</w:t>
+      </w:r>
+      <w:r>
+        <w:t xml:space="preserve"> </w:t>
+      </w:r>
+      <w:r>
+        <w:t xml:space="preserve">For the exponent</w:t>
+      </w:r>
+      <w:r>
+        <w:t xml:space="preserve"> </w:t>
+      </w:r>
+      <m:oMath>
+        <m:r>
+          <m:t>0</m:t>
+        </m:r>
+      </m:oMath>
+      <w:r>
+        <w:t xml:space="preserve"> </w:t>
+      </w:r>
+      <w:r>
+        <w:t xml:space="preserve">and negative</w:t>
+      </w:r>
+      <w:r>
+        <w:t xml:space="preserve"> </w:t>
+      </w:r>
+      <w:hyperlink r:id="rId29">
+        <w:r>
+          <w:rPr>
+            <w:rStyle w:val="Hyperlink"/>
+          </w:rPr>
+          <w:t xml:space="preserve">integer</w:t>
+        </w:r>
+      </w:hyperlink>
+      <w:r>
+        <w:t xml:space="preserve"> </w:t>
+      </w:r>
+      <w:r>
+        <w:t xml:space="preserve">exponents:</w:t>
+      </w:r>
+    </w:p>
+    <w:p>
+      <w:pPr>
+        <w:pStyle w:val="Compact"/>
+        <w:numPr>
+          <w:ilvl w:val="0"/>
+          <w:numId w:val="1006"/>
+        </w:numPr>
+      </w:pPr>
+      <m:oMath>
+        <m:sSup>
+          <m:e>
+            <m:r>
+              <m:t>a</m:t>
+            </m:r>
+          </m:e>
+          <m:sup>
+            <m:r>
+              <m:t>0</m:t>
+            </m:r>
+          </m:sup>
+        </m:sSup>
+        <m:limUpp>
+          <m:e>
+            <m:r>
+              <m:rPr>
+                <m:sty m:val="p"/>
+              </m:rPr>
+              <m:t>=</m:t>
+            </m:r>
+          </m:e>
+          <m:lim>
+            <m:r>
+              <m:rPr>
+                <m:nor/>
+                <m:sty m:val="p"/>
+              </m:rPr>
+              <m:t>def</m:t>
+            </m:r>
+          </m:lim>
+        </m:limUpp>
+        <m:r>
+          <m:t>1</m:t>
+        </m:r>
+      </m:oMath>
+      <w:r>
+        <w:t xml:space="preserve">, including</w:t>
+      </w:r>
+      <w:r>
+        <w:t xml:space="preserve"> </w:t>
+      </w:r>
+      <m:oMath>
+        <m:sSup>
+          <m:e>
+            <m:r>
+              <m:t>0</m:t>
+            </m:r>
+          </m:e>
+          <m:sup>
+            <m:r>
+              <m:t>0</m:t>
+            </m:r>
+          </m:sup>
+        </m:sSup>
+        <m:r>
+          <m:rPr>
+            <m:sty m:val="p"/>
+          </m:rPr>
+          <m:t>=</m:t>
+        </m:r>
+        <m:r>
+          <m:t>1</m:t>
+        </m:r>
+      </m:oMath>
+      <w:r>
+        <w:t xml:space="preserve"> </w:t>
+      </w:r>
+      <w:r>
+        <w:t xml:space="preserve">by convention;</w:t>
+      </w:r>
+    </w:p>
+    <w:p>
+      <w:pPr>
+        <w:pStyle w:val="Compact"/>
+        <w:numPr>
+          <w:ilvl w:val="0"/>
+          <w:numId w:val="1006"/>
+        </w:numPr>
+      </w:pPr>
+      <m:oMath>
+        <m:sSup>
+          <m:e>
+            <m:r>
+              <m:t>a</m:t>
+            </m:r>
+          </m:e>
+          <m:sup>
+            <m:r>
+              <m:rPr>
+                <m:sty m:val="p"/>
+              </m:rPr>
+              <m:t>−</m:t>
+            </m:r>
+            <m:r>
+              <m:t>n</m:t>
+            </m:r>
+          </m:sup>
+        </m:sSup>
+        <m:limUpp>
+          <m:e>
+            <m:r>
+              <m:rPr>
+                <m:sty m:val="p"/>
+              </m:rPr>
+              <m:t>=</m:t>
+            </m:r>
+          </m:e>
+          <m:lim>
+            <m:r>
+              <m:rPr>
+                <m:nor/>
+                <m:sty m:val="p"/>
+              </m:rPr>
+              <m:t>def</m:t>
+            </m:r>
+          </m:lim>
+        </m:limUpp>
+        <m:f>
+          <m:fPr>
+            <m:type m:val="bar"/>
+          </m:fPr>
+          <m:num>
+            <m:r>
+              <m:t>1</m:t>
+            </m:r>
+          </m:num>
+          <m:den>
+            <m:sSup>
+              <m:e>
+                <m:r>
+                  <m:t>a</m:t>
+                </m:r>
+              </m:e>
+              <m:sup>
+                <m:r>
+                  <m:t>n</m:t>
+                </m:r>
+              </m:sup>
+            </m:sSup>
+          </m:den>
+        </m:f>
+      </m:oMath>
+      <w:r>
+        <w:t xml:space="preserve">, when</w:t>
+      </w:r>
+      <w:r>
+        <w:t xml:space="preserve"> </w:t>
+      </w:r>
+      <m:oMath>
+        <m:r>
+          <m:t>a</m:t>
+        </m:r>
+        <m:r>
+          <m:rPr>
+            <m:sty m:val="p"/>
+          </m:rPr>
+          <m:t>≠</m:t>
+        </m:r>
+        <m:r>
+          <m:t>0</m:t>
+        </m:r>
+      </m:oMath>
+      <w:r>
+        <w:t xml:space="preserve">.</w:t>
+      </w:r>
+    </w:p>
+    <w:bookmarkEnd w:id="30"/>
+    <w:bookmarkStart w:id="31" w:name="rem-power-real-exponents"/>
+    <w:p>
+      <w:pPr>
+        <w:pStyle w:val="FirstParagraph"/>
+      </w:pPr>
+      <w:r>
+        <w:rPr>
+          <w:i/>
+          <w:iCs/>
+        </w:rPr>
+        <w:t xml:space="preserve">Remark 1</w:t>
+      </w:r>
+      <w:r>
+        <w:t xml:space="preserve"> (Powers with real exponents). </w:t>
+      </w:r>
+      <w:hyperlink w:anchor="def-real-power">
+        <w:r>
+          <w:rPr>
+            <w:rStyle w:val="Hyperlink"/>
+          </w:rPr>
+          <w:t xml:space="preserve">Definition 50</w:t>
+        </w:r>
+      </w:hyperlink>
+      <w:r>
+        <w:t xml:space="preserve"> </w:t>
+      </w:r>
+      <w:r>
+        <w:t xml:space="preserve">extends powers to real exponents when the base is positive.</w:t>
+      </w:r>
+    </w:p>
+    <w:bookmarkEnd w:id="31"/>
+    <w:bookmarkStart w:id="32" w:name="def-square-root"/>
+    <w:p>
+      <w:pPr>
+        <w:pStyle w:val="BodyText"/>
+      </w:pPr>
+      <w:r>
+        <w:rPr>
+          <w:b/>
+          <w:bCs/>
+        </w:rPr>
+        <w:t xml:space="preserve">Definition 6 (Square root)</w:t>
       </w:r>
       <w:r>
         <w:t xml:space="preserve"> </w:t>
@@ -3229,8 +3255,8 @@
         <w:t xml:space="preserve">.</w:t>
       </w:r>
     </w:p>
-    <w:bookmarkEnd w:id="30"/>
-    <w:bookmarkStart w:id="31" w:name="exm-square-root"/>
+    <w:bookmarkEnd w:id="32"/>
+    <w:bookmarkStart w:id="33" w:name="exm-square-root"/>
     <w:p>
       <w:pPr>
         <w:pStyle w:val="BodyText"/>
@@ -3546,8 +3572,8 @@
         <w:t xml:space="preserve">).</w:t>
       </w:r>
     </w:p>
-    <w:bookmarkEnd w:id="31"/>
-    <w:bookmarkStart w:id="32" w:name="def-absolute-value"/>
+    <w:bookmarkEnd w:id="33"/>
+    <w:bookmarkStart w:id="34" w:name="def-absolute-value"/>
     <w:p>
       <w:pPr>
         <w:pStyle w:val="FirstParagraph"/>
@@ -3557,7 +3583,7 @@
           <w:b/>
           <w:bCs/>
         </w:rPr>
-        <w:t xml:space="preserve">Definition 6 (Absolute value of a real number)</w:t>
+        <w:t xml:space="preserve">Definition 7 (Absolute value of a real number)</w:t>
       </w:r>
       <w:r>
         <w:t xml:space="preserve"> </w:t>
@@ -3736,111 +3762,11 @@
         </m:oMath>
       </m:oMathPara>
     </w:p>
+    <w:bookmarkEnd w:id="34"/>
+    <w:bookmarkStart w:id="35" w:name="exm-absolute-value"/>
     <w:p>
       <w:pPr>
         <w:pStyle w:val="FirstParagraph"/>
-      </w:pPr>
-      <w:r>
-        <w:t xml:space="preserve">For real numbers</w:t>
-      </w:r>
-      <w:r>
-        <w:t xml:space="preserve"> </w:t>
-      </w:r>
-      <m:oMath>
-        <m:r>
-          <m:t>a</m:t>
-        </m:r>
-      </m:oMath>
-      <w:r>
-        <w:t xml:space="preserve"> </w:t>
-      </w:r>
-      <w:r>
-        <w:t xml:space="preserve">and</w:t>
-      </w:r>
-      <w:r>
-        <w:t xml:space="preserve"> </w:t>
-      </w:r>
-      <m:oMath>
-        <m:r>
-          <m:t>b</m:t>
-        </m:r>
-      </m:oMath>
-      <w:r>
-        <w:t xml:space="preserve">,</w:t>
-      </w:r>
-      <w:r>
-        <w:t xml:space="preserve"> </w:t>
-      </w:r>
-      <m:oMath>
-        <m:r>
-          <m:t>​</m:t>
-        </m:r>
-        <m:d>
-          <m:dPr>
-            <m:begChr m:val="|"/>
-            <m:sepChr m:val=""/>
-            <m:endChr m:val="|"/>
-            <m:grow/>
-          </m:dPr>
-          <m:e>
-            <m:r>
-              <m:t>a</m:t>
-            </m:r>
-            <m:r>
-              <m:rPr>
-                <m:sty m:val="p"/>
-              </m:rPr>
-              <m:t>−</m:t>
-            </m:r>
-            <m:r>
-              <m:t>b</m:t>
-            </m:r>
-          </m:e>
-        </m:d>
-        <m:r>
-          <m:t>​</m:t>
-        </m:r>
-      </m:oMath>
-      <w:r>
-        <w:t xml:space="preserve"> </w:t>
-      </w:r>
-      <w:r>
-        <w:t xml:space="preserve">is the distance between</w:t>
-      </w:r>
-      <w:r>
-        <w:t xml:space="preserve"> </w:t>
-      </w:r>
-      <m:oMath>
-        <m:r>
-          <m:t>a</m:t>
-        </m:r>
-      </m:oMath>
-      <w:r>
-        <w:t xml:space="preserve"> </w:t>
-      </w:r>
-      <w:r>
-        <w:t xml:space="preserve">and</w:t>
-      </w:r>
-      <w:r>
-        <w:t xml:space="preserve"> </w:t>
-      </w:r>
-      <m:oMath>
-        <m:r>
-          <m:t>b</m:t>
-        </m:r>
-      </m:oMath>
-      <w:r>
-        <w:t xml:space="preserve"> </w:t>
-      </w:r>
-      <w:r>
-        <w:t xml:space="preserve">on the number line.</w:t>
-      </w:r>
-    </w:p>
-    <w:bookmarkEnd w:id="32"/>
-    <w:bookmarkStart w:id="33" w:name="exm-absolute-value"/>
-    <w:p>
-      <w:pPr>
-        <w:pStyle w:val="BodyText"/>
       </w:pPr>
       <w:r>
         <w:rPr>
@@ -4304,7 +4230,7 @@
           <w:rPr>
             <w:rStyle w:val="Hyperlink"/>
           </w:rPr>
-          <w:t xml:space="preserve">Definition 5</w:t>
+          <w:t xml:space="preserve">Definition 6</w:t>
         </w:r>
       </w:hyperlink>
       <w:r>
@@ -4438,9 +4364,121 @@
         <w:t xml:space="preserve">.</w:t>
       </w:r>
     </w:p>
-    <w:bookmarkEnd w:id="33"/>
-    <w:bookmarkEnd w:id="34"/>
-    <w:bookmarkStart w:id="49" w:name="sec-min-max"/>
+    <w:bookmarkEnd w:id="35"/>
+    <w:bookmarkStart w:id="36" w:name="rem-absolute-value-distance"/>
+    <w:p>
+      <w:pPr>
+        <w:pStyle w:val="FirstParagraph"/>
+      </w:pPr>
+      <w:r>
+        <w:rPr>
+          <w:i/>
+          <w:iCs/>
+        </w:rPr>
+        <w:t xml:space="preserve">Remark 2</w:t>
+      </w:r>
+      <w:r>
+        <w:t xml:space="preserve"> (Absolute value as distance). </w:t>
+      </w:r>
+      <w:r>
+        <w:t xml:space="preserve">For real numbers</w:t>
+      </w:r>
+      <w:r>
+        <w:t xml:space="preserve"> </w:t>
+      </w:r>
+      <m:oMath>
+        <m:r>
+          <m:t>a</m:t>
+        </m:r>
+      </m:oMath>
+      <w:r>
+        <w:t xml:space="preserve"> </w:t>
+      </w:r>
+      <w:r>
+        <w:t xml:space="preserve">and</w:t>
+      </w:r>
+      <w:r>
+        <w:t xml:space="preserve"> </w:t>
+      </w:r>
+      <m:oMath>
+        <m:r>
+          <m:t>b</m:t>
+        </m:r>
+      </m:oMath>
+      <w:r>
+        <w:t xml:space="preserve">,</w:t>
+      </w:r>
+      <w:r>
+        <w:t xml:space="preserve"> </w:t>
+      </w:r>
+      <m:oMath>
+        <m:r>
+          <m:t>​</m:t>
+        </m:r>
+        <m:d>
+          <m:dPr>
+            <m:begChr m:val="|"/>
+            <m:sepChr m:val=""/>
+            <m:endChr m:val="|"/>
+            <m:grow/>
+          </m:dPr>
+          <m:e>
+            <m:r>
+              <m:t>a</m:t>
+            </m:r>
+            <m:r>
+              <m:rPr>
+                <m:sty m:val="p"/>
+              </m:rPr>
+              <m:t>−</m:t>
+            </m:r>
+            <m:r>
+              <m:t>b</m:t>
+            </m:r>
+          </m:e>
+        </m:d>
+        <m:r>
+          <m:t>​</m:t>
+        </m:r>
+      </m:oMath>
+      <w:r>
+        <w:t xml:space="preserve"> </w:t>
+      </w:r>
+      <w:r>
+        <w:t xml:space="preserve">is the distance between</w:t>
+      </w:r>
+      <w:r>
+        <w:t xml:space="preserve"> </w:t>
+      </w:r>
+      <m:oMath>
+        <m:r>
+          <m:t>a</m:t>
+        </m:r>
+      </m:oMath>
+      <w:r>
+        <w:t xml:space="preserve"> </w:t>
+      </w:r>
+      <w:r>
+        <w:t xml:space="preserve">and</w:t>
+      </w:r>
+      <w:r>
+        <w:t xml:space="preserve"> </w:t>
+      </w:r>
+      <m:oMath>
+        <m:r>
+          <m:t>b</m:t>
+        </m:r>
+      </m:oMath>
+      <w:r>
+        <w:t xml:space="preserve"> </w:t>
+      </w:r>
+      <w:r>
+        <w:t xml:space="preserve">on the number line.</w:t>
+      </w:r>
+    </w:p>
+    <w:bookmarkEnd w:id="36"/>
+    <w:bookmarkEnd w:id="37"/>
+    <w:bookmarkStart w:id="52" w:name="sec-min-max"/>
     <w:p>
       <w:pPr>
         <w:pStyle w:val="Heading2"/>
@@ -4449,7 +4487,7 @@
         <w:t xml:space="preserve">4 Minimum, maximum, argmin and argmax</w:t>
       </w:r>
     </w:p>
-    <w:bookmarkStart w:id="35" w:name="exr-min-and-argmin"/>
+    <w:bookmarkStart w:id="38" w:name="exr-min-and-argmin"/>
     <w:p>
       <w:pPr>
         <w:pStyle w:val="FirstParagraph"/>
@@ -4813,8 +4851,8 @@
         <w:t xml:space="preserve">does it take that value?</w:t>
       </w:r>
     </w:p>
-    <w:bookmarkEnd w:id="35"/>
-    <w:bookmarkStart w:id="36" w:name="sol-min-and-argmin"/>
+    <w:bookmarkEnd w:id="38"/>
+    <w:bookmarkStart w:id="39" w:name="sol-min-and-argmin"/>
     <w:p>
       <w:pPr>
         <w:pStyle w:val="FirstParagraph"/>
@@ -5542,8 +5580,8 @@
         <w:t xml:space="preserve">not a single number.</w:t>
       </w:r>
     </w:p>
-    <w:bookmarkEnd w:id="36"/>
-    <w:bookmarkStart w:id="37" w:name="def-minimum"/>
+    <w:bookmarkEnd w:id="39"/>
+    <w:bookmarkStart w:id="40" w:name="def-minimum"/>
     <w:p>
       <w:pPr>
         <w:pStyle w:val="FirstParagraph"/>
@@ -5553,7 +5591,7 @@
           <w:b/>
           <w:bCs/>
         </w:rPr>
-        <w:t xml:space="preserve">Definition 7 (Minimum)</w:t>
+        <w:t xml:space="preserve">Definition 8 (Minimum)</w:t>
       </w:r>
       <w:r>
         <w:t xml:space="preserve"> </w:t>
@@ -5728,8 +5766,8 @@
         <w:t xml:space="preserve">.</w:t>
       </w:r>
     </w:p>
-    <w:bookmarkEnd w:id="37"/>
-    <w:bookmarkStart w:id="39" w:name="rem-minimum-may-not-exist"/>
+    <w:bookmarkEnd w:id="40"/>
+    <w:bookmarkStart w:id="42" w:name="rem-minimum-may-not-exist"/>
     <w:p>
       <w:pPr>
         <w:pStyle w:val="BodyText"/>
@@ -5739,7 +5777,7 @@
           <w:i/>
           <w:iCs/>
         </w:rPr>
-        <w:t xml:space="preserve">Remark 1</w:t>
+        <w:t xml:space="preserve">Remark 3</w:t>
       </w:r>
       <w:r>
         <w:t xml:space="preserve"> (Not every set has a minimum). </w:t>
@@ -5815,7 +5853,7 @@
       <w:r>
         <w:t xml:space="preserve"> </w:t>
       </w:r>
-      <w:hyperlink r:id="rId38">
+      <w:hyperlink r:id="rId41">
         <w:r>
           <w:rPr>
             <w:rStyle w:val="Hyperlink"/>
@@ -5951,8 +5989,8 @@
         <w:t xml:space="preserve">, also in it.</w:t>
       </w:r>
     </w:p>
-    <w:bookmarkEnd w:id="39"/>
-    <w:bookmarkStart w:id="40" w:name="def-maximum"/>
+    <w:bookmarkEnd w:id="42"/>
+    <w:bookmarkStart w:id="43" w:name="def-maximum"/>
     <w:p>
       <w:pPr>
         <w:pStyle w:val="BodyText"/>
@@ -5962,7 +6000,7 @@
           <w:b/>
           <w:bCs/>
         </w:rPr>
-        <w:t xml:space="preserve">Definition 8 (Maximum)</w:t>
+        <w:t xml:space="preserve">Definition 9 (Maximum)</w:t>
       </w:r>
       <w:r>
         <w:t xml:space="preserve"> </w:t>
@@ -6137,8 +6175,8 @@
         <w:t xml:space="preserve">.</w:t>
       </w:r>
     </w:p>
-    <w:bookmarkEnd w:id="40"/>
-    <w:bookmarkStart w:id="41" w:name="exm-maximum"/>
+    <w:bookmarkEnd w:id="43"/>
+    <w:bookmarkStart w:id="44" w:name="exm-maximum"/>
     <w:p>
       <w:pPr>
         <w:pStyle w:val="BodyText"/>
@@ -6592,8 +6630,8 @@
         <w:t xml:space="preserve">is at least as large as every element.</w:t>
       </w:r>
     </w:p>
-    <w:bookmarkEnd w:id="41"/>
-    <w:bookmarkStart w:id="43" w:name="def-argmin"/>
+    <w:bookmarkEnd w:id="44"/>
+    <w:bookmarkStart w:id="46" w:name="def-argmin"/>
     <w:p>
       <w:pPr>
         <w:pStyle w:val="FirstParagraph"/>
@@ -6603,7 +6641,7 @@
           <w:b/>
           <w:bCs/>
         </w:rPr>
-        <w:t xml:space="preserve">Definition 9 (Argmin)</w:t>
+        <w:t xml:space="preserve">Definition 10 (Argmin)</w:t>
       </w:r>
       <w:r>
         <w:t xml:space="preserve"> </w:t>
@@ -6650,7 +6688,7 @@
       <w:r>
         <w:t xml:space="preserve"> </w:t>
       </w:r>
-      <w:hyperlink r:id="rId42">
+      <w:hyperlink r:id="rId45">
         <w:r>
           <w:rPr>
             <w:rStyle w:val="Hyperlink"/>
@@ -7012,8 +7050,8 @@
         <w:t xml:space="preserve">.</w:t>
       </w:r>
     </w:p>
-    <w:bookmarkEnd w:id="43"/>
-    <w:bookmarkStart w:id="45" w:name="rem-argmin-vs-minimum"/>
+    <w:bookmarkEnd w:id="46"/>
+    <w:bookmarkStart w:id="48" w:name="rem-argmin-vs-minimum"/>
     <w:p>
       <w:pPr>
         <w:pStyle w:val="BodyText"/>
@@ -7023,7 +7061,7 @@
           <w:i/>
           <w:iCs/>
         </w:rPr>
-        <w:t xml:space="preserve">Remark 2</w:t>
+        <w:t xml:space="preserve">Remark 4</w:t>
       </w:r>
       <w:r>
         <w:t xml:space="preserve"> (Smallest value versus where it occurs). </w:t>
@@ -7074,7 +7112,7 @@
           <w:rPr>
             <w:rStyle w:val="Hyperlink"/>
           </w:rPr>
-          <w:t xml:space="preserve">Definition 7</w:t>
+          <w:t xml:space="preserve">Definition 8</w:t>
         </w:r>
       </w:hyperlink>
       <w:r>
@@ -7089,7 +7127,7 @@
       <w:r>
         <w:t xml:space="preserve"> </w:t>
       </w:r>
-      <w:hyperlink r:id="rId44">
+      <w:hyperlink r:id="rId47">
         <w:r>
           <w:rPr>
             <w:rStyle w:val="Hyperlink"/>
@@ -7541,8 +7579,8 @@
         <w:t xml:space="preserve">.</w:t>
       </w:r>
     </w:p>
-    <w:bookmarkEnd w:id="45"/>
-    <w:bookmarkStart w:id="46" w:name="def-argmax"/>
+    <w:bookmarkEnd w:id="48"/>
+    <w:bookmarkStart w:id="49" w:name="def-argmax"/>
     <w:p>
       <w:pPr>
         <w:pStyle w:val="BodyText"/>
@@ -7552,7 +7590,7 @@
           <w:b/>
           <w:bCs/>
         </w:rPr>
-        <w:t xml:space="preserve">Definition 10 (Argmax)</w:t>
+        <w:t xml:space="preserve">Definition 11 (Argmax)</w:t>
       </w:r>
       <w:r>
         <w:t xml:space="preserve"> </w:t>
@@ -7599,7 +7637,7 @@
       <w:r>
         <w:t xml:space="preserve"> </w:t>
       </w:r>
-      <w:hyperlink r:id="rId42">
+      <w:hyperlink r:id="rId45">
         <w:r>
           <w:rPr>
             <w:rStyle w:val="Hyperlink"/>
@@ -7961,8 +7999,8 @@
         <w:t xml:space="preserve">.</w:t>
       </w:r>
     </w:p>
-    <w:bookmarkEnd w:id="46"/>
-    <w:bookmarkStart w:id="48" w:name="exm-argmax"/>
+    <w:bookmarkEnd w:id="49"/>
+    <w:bookmarkStart w:id="51" w:name="exm-argmax"/>
     <w:p>
       <w:pPr>
         <w:pStyle w:val="BodyText"/>
@@ -8643,7 +8681,7 @@
       <w:r>
         <w:t xml:space="preserve"> </w:t>
       </w:r>
-      <w:hyperlink r:id="rId47">
+      <w:hyperlink r:id="rId50">
         <w:r>
           <w:rPr>
             <w:rStyle w:val="Hyperlink"/>
@@ -8655,9 +8693,9 @@
         <w:t xml:space="preserve">.</w:t>
       </w:r>
     </w:p>
-    <w:bookmarkEnd w:id="48"/>
-    <w:bookmarkEnd w:id="49"/>
-    <w:bookmarkStart w:id="59" w:name="sec-minimizers"/>
+    <w:bookmarkEnd w:id="51"/>
+    <w:bookmarkEnd w:id="52"/>
+    <w:bookmarkStart w:id="62" w:name="sec-minimizers"/>
     <w:p>
       <w:pPr>
         <w:pStyle w:val="Heading2"/>
@@ -8666,7 +8704,7 @@
         <w:t xml:space="preserve">5 Global and local minimizers</w:t>
       </w:r>
     </w:p>
-    <w:bookmarkStart w:id="50" w:name="exr-local-vs-global-min"/>
+    <w:bookmarkStart w:id="53" w:name="exr-local-vs-global-min"/>
     <w:p>
       <w:pPr>
         <w:pStyle w:val="FirstParagraph"/>
@@ -9153,8 +9191,8 @@
         <w:t xml:space="preserve">?</w:t>
       </w:r>
     </w:p>
-    <w:bookmarkEnd w:id="50"/>
-    <w:bookmarkStart w:id="51" w:name="sol-local-vs-global-min"/>
+    <w:bookmarkEnd w:id="53"/>
+    <w:bookmarkStart w:id="54" w:name="sol-local-vs-global-min"/>
     <w:p>
       <w:pPr>
         <w:pStyle w:val="FirstParagraph"/>
@@ -10457,8 +10495,8 @@
         <w:t xml:space="preserve">.</w:t>
       </w:r>
     </w:p>
-    <w:bookmarkEnd w:id="51"/>
-    <w:bookmarkStart w:id="52" w:name="def-global-minimizer"/>
+    <w:bookmarkEnd w:id="54"/>
+    <w:bookmarkStart w:id="55" w:name="def-global-minimizer"/>
     <w:p>
       <w:pPr>
         <w:pStyle w:val="FirstParagraph"/>
@@ -10468,7 +10506,7 @@
           <w:b/>
           <w:bCs/>
         </w:rPr>
-        <w:t xml:space="preserve">Definition 11 (Global minimizer)</w:t>
+        <w:t xml:space="preserve">Definition 12 (Global minimizer)</w:t>
       </w:r>
       <w:r>
         <w:t xml:space="preserve"> </w:t>
@@ -10551,7 +10589,7 @@
       <w:r>
         <w:t xml:space="preserve"> </w:t>
       </w:r>
-      <w:hyperlink r:id="rId42">
+      <w:hyperlink r:id="rId45">
         <w:r>
           <w:rPr>
             <w:rStyle w:val="Hyperlink"/>
@@ -10733,8 +10771,8 @@
         <w:t xml:space="preserve">.</w:t>
       </w:r>
     </w:p>
-    <w:bookmarkEnd w:id="52"/>
-    <w:bookmarkStart w:id="53" w:name="rem-global-minimizer-argmin"/>
+    <w:bookmarkEnd w:id="55"/>
+    <w:bookmarkStart w:id="56" w:name="rem-global-minimizer-argmin"/>
     <w:p>
       <w:pPr>
         <w:pStyle w:val="BodyText"/>
@@ -10744,7 +10782,7 @@
           <w:i/>
           <w:iCs/>
         </w:rPr>
-        <w:t xml:space="preserve">Remark 3</w:t>
+        <w:t xml:space="preserve">Remark 5</w:t>
       </w:r>
       <w:r>
         <w:t xml:space="preserve"> (Global minimizers form the argmin). </w:t>
@@ -10830,7 +10868,7 @@
           <w:rPr>
             <w:rStyle w:val="Hyperlink"/>
           </w:rPr>
-          <w:t xml:space="preserve">Definition 9</w:t>
+          <w:t xml:space="preserve">Definition 10</w:t>
         </w:r>
       </w:hyperlink>
       <w:r>
@@ -11229,8 +11267,8 @@
         <w:t xml:space="preserve">.</w:t>
       </w:r>
     </w:p>
-    <w:bookmarkEnd w:id="53"/>
-    <w:bookmarkStart w:id="55" w:name="def-local-minimizer"/>
+    <w:bookmarkEnd w:id="56"/>
+    <w:bookmarkStart w:id="58" w:name="def-local-minimizer"/>
     <w:p>
       <w:pPr>
         <w:pStyle w:val="BodyText"/>
@@ -11240,7 +11278,7 @@
           <w:b/>
           <w:bCs/>
         </w:rPr>
-        <w:t xml:space="preserve">Definition 12 (Local minimizer)</w:t>
+        <w:t xml:space="preserve">Definition 13 (Local minimizer)</w:t>
       </w:r>
       <w:r>
         <w:t xml:space="preserve"> </w:t>
@@ -11323,7 +11361,7 @@
       <w:r>
         <w:t xml:space="preserve"> </w:t>
       </w:r>
-      <w:hyperlink r:id="rId42">
+      <w:hyperlink r:id="rId45">
         <w:r>
           <w:rPr>
             <w:rStyle w:val="Hyperlink"/>
@@ -11615,7 +11653,7 @@
       <w:r>
         <w:t xml:space="preserve"> </w:t>
       </w:r>
-      <w:hyperlink r:id="rId54">
+      <w:hyperlink r:id="rId57">
         <w:r>
           <w:rPr>
             <w:rStyle w:val="Hyperlink"/>
@@ -11627,8 +11665,8 @@
         <w:t xml:space="preserve">.</w:t>
       </w:r>
     </w:p>
-    <w:bookmarkEnd w:id="55"/>
-    <w:bookmarkStart w:id="57" w:name="rem-local-minimizer"/>
+    <w:bookmarkEnd w:id="58"/>
+    <w:bookmarkStart w:id="60" w:name="rem-local-minimizer"/>
     <w:p>
       <w:pPr>
         <w:pStyle w:val="BodyText"/>
@@ -11638,7 +11676,7 @@
           <w:i/>
           <w:iCs/>
         </w:rPr>
-        <w:t xml:space="preserve">Remark 4</w:t>
+        <w:t xml:space="preserve">Remark 6</w:t>
       </w:r>
       <w:r>
         <w:t xml:space="preserve"> (Local and global minimizers). </w:t>
@@ -11917,7 +11955,7 @@
           <w:rPr>
             <w:rStyle w:val="Hyperlink"/>
           </w:rPr>
-          <w:t xml:space="preserve">Definition 11</w:t>
+          <w:t xml:space="preserve">Definition 12</w:t>
         </w:r>
       </w:hyperlink>
       <w:r>
@@ -12069,7 +12107,7 @@
       <w:r>
         <w:t xml:space="preserve"> </w:t>
       </w:r>
-      <w:hyperlink r:id="rId56">
+      <w:hyperlink r:id="rId59">
         <w:r>
           <w:rPr>
             <w:rStyle w:val="Hyperlink"/>
@@ -12224,8 +12262,8 @@
         <w:t xml:space="preserve">but not a global one.</w:t>
       </w:r>
     </w:p>
-    <w:bookmarkEnd w:id="57"/>
-    <w:bookmarkStart w:id="58" w:name="exm-not-local-minimizer"/>
+    <w:bookmarkEnd w:id="60"/>
+    <w:bookmarkStart w:id="61" w:name="exm-not-local-minimizer"/>
     <w:p>
       <w:pPr>
         <w:pStyle w:val="BodyText"/>
@@ -13648,9 +13686,9 @@
         </m:oMath>
       </m:oMathPara>
     </w:p>
-    <w:bookmarkEnd w:id="58"/>
-    <w:bookmarkEnd w:id="59"/>
-    <w:bookmarkStart w:id="77" w:name="sec-convexity"/>
+    <w:bookmarkEnd w:id="61"/>
+    <w:bookmarkEnd w:id="62"/>
+    <w:bookmarkStart w:id="80" w:name="sec-convexity"/>
     <w:p>
       <w:pPr>
         <w:pStyle w:val="Heading2"/>
@@ -13659,7 +13697,7 @@
         <w:t xml:space="preserve">6 Convex functions</w:t>
       </w:r>
     </w:p>
-    <w:bookmarkStart w:id="60" w:name="exr-convex-chord"/>
+    <w:bookmarkStart w:id="63" w:name="exr-convex-chord"/>
     <w:p>
       <w:pPr>
         <w:pStyle w:val="FirstParagraph"/>
@@ -14139,8 +14177,8 @@
         <w:t xml:space="preserve">?</w:t>
       </w:r>
     </w:p>
-    <w:bookmarkEnd w:id="60"/>
-    <w:bookmarkStart w:id="61" w:name="sol-convex-chord"/>
+    <w:bookmarkEnd w:id="63"/>
+    <w:bookmarkStart w:id="64" w:name="sol-convex-chord"/>
     <w:p>
       <w:pPr>
         <w:pStyle w:val="FirstParagraph"/>
@@ -14802,8 +14840,8 @@
         <w:t xml:space="preserve">is below the average of its values at the two endpoints.</w:t>
       </w:r>
     </w:p>
-    <w:bookmarkEnd w:id="61"/>
-    <w:bookmarkStart w:id="62" w:name="def-line-segment"/>
+    <w:bookmarkEnd w:id="64"/>
+    <w:bookmarkStart w:id="65" w:name="def-line-segment"/>
     <w:p>
       <w:pPr>
         <w:pStyle w:val="FirstParagraph"/>
@@ -14813,7 +14851,7 @@
           <w:b/>
           <w:bCs/>
         </w:rPr>
-        <w:t xml:space="preserve">Definition 13 (Line segment)</w:t>
+        <w:t xml:space="preserve">Definition 14 (Line segment)</w:t>
       </w:r>
       <w:r>
         <w:t xml:space="preserve"> </w:t>
@@ -15190,8 +15228,8 @@
         <w:t xml:space="preserve">.</w:t>
       </w:r>
     </w:p>
-    <w:bookmarkEnd w:id="62"/>
-    <w:bookmarkStart w:id="63" w:name="exm-line-segment"/>
+    <w:bookmarkEnd w:id="65"/>
+    <w:bookmarkStart w:id="66" w:name="exm-line-segment"/>
     <w:p>
       <w:pPr>
         <w:pStyle w:val="BodyText"/>
@@ -15332,7 +15370,7 @@
       <w:r>
         <w:t xml:space="preserve"> </w:t>
       </w:r>
-      <w:hyperlink r:id="rId38">
+      <w:hyperlink r:id="rId41">
         <w:r>
           <w:rPr>
             <w:rStyle w:val="Hyperlink"/>
@@ -15485,8 +15523,8 @@
         <w:t xml:space="preserve">.</w:t>
       </w:r>
     </w:p>
-    <w:bookmarkEnd w:id="63"/>
-    <w:bookmarkStart w:id="65" w:name="def-chord"/>
+    <w:bookmarkEnd w:id="66"/>
+    <w:bookmarkStart w:id="68" w:name="def-chord"/>
     <w:p>
       <w:pPr>
         <w:pStyle w:val="BodyText"/>
@@ -15496,7 +15534,7 @@
           <w:b/>
           <w:bCs/>
         </w:rPr>
-        <w:t xml:space="preserve">Definition 14 (Chord)</w:t>
+        <w:t xml:space="preserve">Definition 15 (Chord)</w:t>
       </w:r>
       <w:r>
         <w:t xml:space="preserve"> </w:t>
@@ -15556,7 +15594,7 @@
       <w:r>
         <w:t xml:space="preserve"> </w:t>
       </w:r>
-      <w:hyperlink r:id="rId42">
+      <w:hyperlink r:id="rId45">
         <w:r>
           <w:rPr>
             <w:rStyle w:val="Hyperlink"/>
@@ -15684,7 +15722,7 @@
           <w:rPr>
             <w:rStyle w:val="Hyperlink"/>
           </w:rPr>
-          <w:t xml:space="preserve">Definition 13</w:t>
+          <w:t xml:space="preserve">Definition 14</w:t>
         </w:r>
       </w:hyperlink>
       <w:r>
@@ -15829,7 +15867,7 @@
       <w:r>
         <w:t xml:space="preserve"> </w:t>
       </w:r>
-      <w:hyperlink r:id="rId64">
+      <w:hyperlink r:id="rId67">
         <w:r>
           <w:rPr>
             <w:rStyle w:val="Hyperlink"/>
@@ -16199,8 +16237,8 @@
         <w:t xml:space="preserve">.</w:t>
       </w:r>
     </w:p>
-    <w:bookmarkEnd w:id="65"/>
-    <w:bookmarkStart w:id="66" w:name="exm-chord"/>
+    <w:bookmarkEnd w:id="68"/>
+    <w:bookmarkStart w:id="69" w:name="exm-chord"/>
     <w:p>
       <w:pPr>
         <w:pStyle w:val="BodyText"/>
@@ -16779,8 +16817,8 @@
         <w:t xml:space="preserve">.</w:t>
       </w:r>
     </w:p>
-    <w:bookmarkEnd w:id="66"/>
-    <w:bookmarkStart w:id="67" w:name="def-convex-function"/>
+    <w:bookmarkEnd w:id="69"/>
+    <w:bookmarkStart w:id="70" w:name="def-convex-function"/>
     <w:p>
       <w:pPr>
         <w:pStyle w:val="BodyText"/>
@@ -16790,7 +16828,7 @@
           <w:b/>
           <w:bCs/>
         </w:rPr>
-        <w:t xml:space="preserve">Definition 15 (Convex function)</w:t>
+        <w:t xml:space="preserve">Definition 16 (Convex function)</w:t>
       </w:r>
       <w:r>
         <w:t xml:space="preserve"> </w:t>
@@ -16850,7 +16888,7 @@
       <w:r>
         <w:t xml:space="preserve"> </w:t>
       </w:r>
-      <w:hyperlink r:id="rId42">
+      <w:hyperlink r:id="rId45">
         <w:r>
           <w:rPr>
             <w:rStyle w:val="Hyperlink"/>
@@ -17127,8 +17165,8 @@
         <w:t xml:space="preserve">.</w:t>
       </w:r>
     </w:p>
-    <w:bookmarkEnd w:id="67"/>
-    <w:bookmarkStart w:id="68" w:name="rem-convex-chord-above-graph"/>
+    <w:bookmarkEnd w:id="70"/>
+    <w:bookmarkStart w:id="71" w:name="rem-convex-chord-above-graph"/>
     <w:p>
       <w:pPr>
         <w:pStyle w:val="BodyText"/>
@@ -17138,7 +17176,7 @@
           <w:i/>
           <w:iCs/>
         </w:rPr>
-        <w:t xml:space="preserve">Remark 5</w:t>
+        <w:t xml:space="preserve">Remark 7</w:t>
       </w:r>
       <w:r>
         <w:t xml:space="preserve"> (Chords lie on or above the graph). </w:t>
@@ -17329,7 +17367,7 @@
       <w:r>
         <w:t xml:space="preserve"> </w:t>
       </w:r>
-      <w:hyperlink r:id="rId64">
+      <w:hyperlink r:id="rId67">
         <w:r>
           <w:rPr>
             <w:rStyle w:val="Hyperlink"/>
@@ -17815,8 +17853,8 @@
         <w:t xml:space="preserve">.</w:t>
       </w:r>
     </w:p>
-    <w:bookmarkEnd w:id="68"/>
-    <w:bookmarkStart w:id="69" w:name="exm-cubic-not-convex"/>
+    <w:bookmarkEnd w:id="71"/>
+    <w:bookmarkStart w:id="72" w:name="exm-cubic-not-convex"/>
     <w:p>
       <w:pPr>
         <w:pStyle w:val="BodyText"/>
@@ -18432,8 +18470,8 @@
         <w:t xml:space="preserve">is false.</w:t>
       </w:r>
     </w:p>
-    <w:bookmarkEnd w:id="69"/>
-    <w:bookmarkStart w:id="70" w:name="exm-convex-local-global"/>
+    <w:bookmarkEnd w:id="72"/>
+    <w:bookmarkStart w:id="73" w:name="exm-convex-local-global"/>
     <w:p>
       <w:pPr>
         <w:pStyle w:val="BodyText"/>
@@ -18518,7 +18556,7 @@
           <w:rPr>
             <w:rStyle w:val="Hyperlink"/>
           </w:rPr>
-          <w:t xml:space="preserve">Definition 15</w:t>
+          <w:t xml:space="preserve">Definition 16</w:t>
         </w:r>
       </w:hyperlink>
       <w:r>
@@ -19064,8 +19102,8 @@
         <w:t xml:space="preserve">).</w:t>
       </w:r>
     </w:p>
-    <w:bookmarkEnd w:id="70"/>
-    <w:bookmarkStart w:id="71" w:name="thm-convex-local-global"/>
+    <w:bookmarkEnd w:id="73"/>
+    <w:bookmarkStart w:id="74" w:name="thm-convex-local-global"/>
     <w:p>
       <w:pPr>
         <w:pStyle w:val="BodyText"/>
@@ -19239,7 +19277,7 @@
         <w:t xml:space="preserve">.</w:t>
       </w:r>
     </w:p>
-    <w:bookmarkEnd w:id="71"/>
+    <w:bookmarkEnd w:id="74"/>
     <w:p>
       <w:pPr>
         <w:pStyle w:val="BodyText"/>
@@ -19453,7 +19491,7 @@
           <w:rPr>
             <w:rStyle w:val="Hyperlink"/>
           </w:rPr>
-          <w:t xml:space="preserve">Definition 12</w:t>
+          <w:t xml:space="preserve">Definition 13</w:t>
         </w:r>
       </w:hyperlink>
       <w:r>
@@ -19496,7 +19534,7 @@
           <w:rPr>
             <w:rStyle w:val="Hyperlink"/>
           </w:rPr>
-          <w:t xml:space="preserve">Definition 11</w:t>
+          <w:t xml:space="preserve">Definition 12</w:t>
         </w:r>
       </w:hyperlink>
       <w:r>
@@ -20653,7 +20691,7 @@
         <w:t xml:space="preserve">is a global minimizer.</w:t>
       </w:r>
     </w:p>
-    <w:bookmarkStart w:id="72" w:name="thm-jensen"/>
+    <w:bookmarkStart w:id="75" w:name="thm-jensen"/>
     <w:p>
       <w:pPr>
         <w:pStyle w:val="BodyText"/>
@@ -21109,7 +21147,7 @@
         </m:oMath>
       </m:oMathPara>
     </w:p>
-    <w:bookmarkEnd w:id="72"/>
+    <w:bookmarkEnd w:id="75"/>
     <w:p>
       <w:pPr>
         <w:pStyle w:val="FirstParagraph"/>
@@ -21982,7 +22020,7 @@
           <w:rPr>
             <w:rStyle w:val="Hyperlink"/>
           </w:rPr>
-          <w:t xml:space="preserve">Definition 15</w:t>
+          <w:t xml:space="preserve">Definition 16</w:t>
         </w:r>
       </w:hyperlink>
       <w:r>
@@ -22602,7 +22640,7 @@
         </m:oMath>
       </m:oMathPara>
     </w:p>
-    <w:bookmarkStart w:id="74" w:name="exm-jensen"/>
+    <w:bookmarkStart w:id="77" w:name="exm-jensen"/>
     <w:p>
       <w:pPr>
         <w:pStyle w:val="FirstParagraph"/>
@@ -22678,7 +22716,7 @@
           <w:rPr>
             <w:rStyle w:val="Hyperlink"/>
           </w:rPr>
-          <w:t xml:space="preserve">Definition 15</w:t>
+          <w:t xml:space="preserve">Definition 16</w:t>
         </w:r>
       </w:hyperlink>
       <w:r>
@@ -23661,7 +23699,7 @@
       <w:r>
         <w:t xml:space="preserve"> </w:t>
       </w:r>
-      <w:hyperlink r:id="rId73">
+      <w:hyperlink r:id="rId76">
         <w:r>
           <w:rPr>
             <w:rStyle w:val="Hyperlink"/>
@@ -23723,8 +23761,8 @@
         <w:t xml:space="preserve">, Jensen’s inequality says this average squared distance is never negative.</w:t>
       </w:r>
     </w:p>
-    <w:bookmarkEnd w:id="74"/>
-    <w:bookmarkStart w:id="76" w:name="rem-jensen-concave"/>
+    <w:bookmarkEnd w:id="77"/>
+    <w:bookmarkStart w:id="79" w:name="rem-jensen-concave"/>
     <w:p>
       <w:pPr>
         <w:pStyle w:val="BodyText"/>
@@ -23734,7 +23772,7 @@
           <w:i/>
           <w:iCs/>
         </w:rPr>
-        <w:t xml:space="preserve">Remark 6</w:t>
+        <w:t xml:space="preserve">Remark 8</w:t>
       </w:r>
       <w:r>
         <w:t xml:space="preserve"> (The inequality reverses for concave functions). </w:t>
@@ -23759,7 +23797,7 @@
       <w:r>
         <w:t xml:space="preserve"> </w:t>
       </w:r>
-      <w:hyperlink r:id="rId75">
+      <w:hyperlink r:id="rId78">
         <w:r>
           <w:rPr>
             <w:rStyle w:val="Hyperlink"/>
@@ -24111,9 +24149,9 @@
         <w:t xml:space="preserve">.</w:t>
       </w:r>
     </w:p>
-    <w:bookmarkEnd w:id="76"/>
-    <w:bookmarkEnd w:id="77"/>
-    <w:bookmarkStart w:id="88" w:name="infimum-and-supremum"/>
+    <w:bookmarkEnd w:id="79"/>
+    <w:bookmarkEnd w:id="80"/>
+    <w:bookmarkStart w:id="91" w:name="infimum-and-supremum"/>
     <w:p>
       <w:pPr>
         <w:pStyle w:val="Heading2"/>
@@ -24122,7 +24160,7 @@
         <w:t xml:space="preserve">7 Infimum and supremum</w:t>
       </w:r>
     </w:p>
-    <w:bookmarkStart w:id="78" w:name="def-bounded"/>
+    <w:bookmarkStart w:id="81" w:name="def-bounded"/>
     <w:p>
       <w:pPr>
         <w:pStyle w:val="FirstParagraph"/>
@@ -24132,7 +24170,7 @@
           <w:b/>
           <w:bCs/>
         </w:rPr>
-        <w:t xml:space="preserve">Definition 16 (Upper and lower bounds)</w:t>
+        <w:t xml:space="preserve">Definition 17 (Upper and lower bounds)</w:t>
       </w:r>
       <w:r>
         <w:t xml:space="preserve"> </w:t>
@@ -24441,7 +24479,7 @@
       <w:r>
         <w:t xml:space="preserve"> </w:t>
       </w:r>
-      <w:hyperlink r:id="rId42">
+      <w:hyperlink r:id="rId45">
         <w:r>
           <w:rPr>
             <w:rStyle w:val="Hyperlink"/>
@@ -24470,7 +24508,7 @@
       <w:r>
         <w:t xml:space="preserve"> </w:t>
       </w:r>
-      <w:hyperlink r:id="rId44">
+      <w:hyperlink r:id="rId47">
         <w:r>
           <w:rPr>
             <w:rStyle w:val="Hyperlink"/>
@@ -24485,8 +24523,8 @@
         <w:t xml:space="preserve">is.</w:t>
       </w:r>
     </w:p>
-    <w:bookmarkEnd w:id="78"/>
-    <w:bookmarkStart w:id="79" w:name="exm-bounded"/>
+    <w:bookmarkEnd w:id="81"/>
+    <w:bookmarkStart w:id="82" w:name="exm-bounded"/>
     <w:p>
       <w:pPr>
         <w:pStyle w:val="BodyText"/>
@@ -24864,8 +24902,8 @@
         <w:t xml:space="preserve">.</w:t>
       </w:r>
     </w:p>
-    <w:bookmarkEnd w:id="79"/>
-    <w:bookmarkStart w:id="80" w:name="thm-completeness"/>
+    <w:bookmarkEnd w:id="82"/>
+    <w:bookmarkStart w:id="83" w:name="thm-completeness"/>
     <w:p>
       <w:pPr>
         <w:pStyle w:val="FirstParagraph"/>
@@ -25045,7 +25083,7 @@
         <w:t xml:space="preserve">.</w:t>
       </w:r>
     </w:p>
-    <w:bookmarkEnd w:id="80"/>
+    <w:bookmarkEnd w:id="83"/>
     <w:p>
       <w:pPr>
         <w:pStyle w:val="FirstParagraph"/>
@@ -25325,7 +25363,7 @@
         <w:t xml:space="preserve">.</w:t>
       </w:r>
     </w:p>
-    <w:bookmarkStart w:id="81" w:name="exm-completeness"/>
+    <w:bookmarkStart w:id="84" w:name="exm-completeness"/>
     <w:p>
       <w:pPr>
         <w:pStyle w:val="BodyText"/>
@@ -25499,8 +25537,8 @@
         <w:t xml:space="preserve">.</w:t>
       </w:r>
     </w:p>
-    <w:bookmarkEnd w:id="81"/>
-    <w:bookmarkStart w:id="82" w:name="def-infimum"/>
+    <w:bookmarkEnd w:id="84"/>
+    <w:bookmarkStart w:id="85" w:name="def-infimum"/>
     <w:p>
       <w:pPr>
         <w:pStyle w:val="BodyText"/>
@@ -25510,7 +25548,7 @@
           <w:b/>
           <w:bCs/>
         </w:rPr>
-        <w:t xml:space="preserve">Definition 17 (Infimum (greatest lower bound))</w:t>
+        <w:t xml:space="preserve">Definition 18 (Infimum (greatest lower bound))</w:t>
       </w:r>
       <w:r>
         <w:t xml:space="preserve"> </w:t>
@@ -25556,7 +25594,7 @@
           <w:rPr>
             <w:rStyle w:val="Hyperlink"/>
           </w:rPr>
-          <w:t xml:space="preserve">Definition 16</w:t>
+          <w:t xml:space="preserve">Definition 17</w:t>
         </w:r>
       </w:hyperlink>
       <w:r>
@@ -25871,8 +25909,8 @@
         <w:t xml:space="preserve">by convention.</w:t>
       </w:r>
     </w:p>
-    <w:bookmarkEnd w:id="82"/>
-    <w:bookmarkStart w:id="83" w:name="rem-infimum-exists"/>
+    <w:bookmarkEnd w:id="85"/>
+    <w:bookmarkStart w:id="86" w:name="rem-infimum-exists"/>
     <w:p>
       <w:pPr>
         <w:pStyle w:val="BodyText"/>
@@ -25882,7 +25920,7 @@
           <w:i/>
           <w:iCs/>
         </w:rPr>
-        <w:t xml:space="preserve">Remark 7</w:t>
+        <w:t xml:space="preserve">Remark 9</w:t>
       </w:r>
       <w:r>
         <w:t xml:space="preserve"> (Existence of the infimum, and when it is a minimum). </w:t>
@@ -25898,7 +25936,7 @@
           <w:rPr>
             <w:rStyle w:val="Hyperlink"/>
           </w:rPr>
-          <w:t xml:space="preserve">Definition 17</w:t>
+          <w:t xml:space="preserve">Definition 18</w:t>
         </w:r>
       </w:hyperlink>
       <w:r>
@@ -26363,8 +26401,8 @@
         <w:t xml:space="preserve">has no minimum.</w:t>
       </w:r>
     </w:p>
-    <w:bookmarkEnd w:id="83"/>
-    <w:bookmarkStart w:id="84" w:name="exm-infimum"/>
+    <w:bookmarkEnd w:id="86"/>
+    <w:bookmarkStart w:id="87" w:name="exm-infimum"/>
     <w:p>
       <w:pPr>
         <w:pStyle w:val="BodyText"/>
@@ -26953,8 +26991,8 @@
         <w:t xml:space="preserve">because no real number is less than or equal to every element of that set.</w:t>
       </w:r>
     </w:p>
-    <w:bookmarkEnd w:id="84"/>
-    <w:bookmarkStart w:id="85" w:name="def-supremum"/>
+    <w:bookmarkEnd w:id="87"/>
+    <w:bookmarkStart w:id="88" w:name="def-supremum"/>
     <w:p>
       <w:pPr>
         <w:pStyle w:val="FirstParagraph"/>
@@ -26964,7 +27002,7 @@
           <w:b/>
           <w:bCs/>
         </w:rPr>
-        <w:t xml:space="preserve">Definition 18 (Supremum (least upper bound))</w:t>
+        <w:t xml:space="preserve">Definition 19 (Supremum (least upper bound))</w:t>
       </w:r>
       <w:r>
         <w:t xml:space="preserve"> </w:t>
@@ -27010,7 +27048,7 @@
           <w:rPr>
             <w:rStyle w:val="Hyperlink"/>
           </w:rPr>
-          <w:t xml:space="preserve">Definition 16</w:t>
+          <w:t xml:space="preserve">Definition 17</w:t>
         </w:r>
       </w:hyperlink>
       <w:r>
@@ -27325,8 +27363,8 @@
         <w:t xml:space="preserve">by convention.</w:t>
       </w:r>
     </w:p>
-    <w:bookmarkEnd w:id="85"/>
-    <w:bookmarkStart w:id="86" w:name="rem-supremum-exists"/>
+    <w:bookmarkEnd w:id="88"/>
+    <w:bookmarkStart w:id="89" w:name="rem-supremum-exists"/>
     <w:p>
       <w:pPr>
         <w:pStyle w:val="BodyText"/>
@@ -27336,7 +27374,7 @@
           <w:i/>
           <w:iCs/>
         </w:rPr>
-        <w:t xml:space="preserve">Remark 8</w:t>
+        <w:t xml:space="preserve">Remark 10</w:t>
       </w:r>
       <w:r>
         <w:t xml:space="preserve"> (Existence of the supremum, and when it is a maximum). </w:t>
@@ -27352,7 +27390,7 @@
           <w:rPr>
             <w:rStyle w:val="Hyperlink"/>
           </w:rPr>
-          <w:t xml:space="preserve">Definition 18</w:t>
+          <w:t xml:space="preserve">Definition 19</w:t>
         </w:r>
       </w:hyperlink>
       <w:r>
@@ -27817,8 +27855,8 @@
         <w:t xml:space="preserve">has no maximum.</w:t>
       </w:r>
     </w:p>
-    <w:bookmarkEnd w:id="86"/>
-    <w:bookmarkStart w:id="87" w:name="exm-supremum"/>
+    <w:bookmarkEnd w:id="89"/>
+    <w:bookmarkStart w:id="90" w:name="exm-supremum"/>
     <w:p>
       <w:pPr>
         <w:pStyle w:val="BodyText"/>
@@ -28093,9 +28131,9 @@
         <w:t xml:space="preserve">because no real number is greater than or equal to every element of that set.</w:t>
       </w:r>
     </w:p>
-    <w:bookmarkEnd w:id="87"/>
-    <w:bookmarkEnd w:id="88"/>
-    <w:bookmarkStart w:id="101" w:name="sums"/>
+    <w:bookmarkEnd w:id="90"/>
+    <w:bookmarkEnd w:id="91"/>
+    <w:bookmarkStart w:id="104" w:name="sums"/>
     <w:p>
       <w:pPr>
         <w:pStyle w:val="Heading2"/>
@@ -28104,7 +28142,7 @@
         <w:t xml:space="preserve">8 Sums</w:t>
       </w:r>
     </w:p>
-    <w:bookmarkStart w:id="89" w:name="def-term"/>
+    <w:bookmarkStart w:id="92" w:name="def-term"/>
     <w:p>
       <w:pPr>
         <w:pStyle w:val="FirstParagraph"/>
@@ -28114,7 +28152,7 @@
           <w:b/>
           <w:bCs/>
         </w:rPr>
-        <w:t xml:space="preserve">Definition 19 (Term of a sum)</w:t>
+        <w:t xml:space="preserve">Definition 20 (Term of a sum)</w:t>
       </w:r>
       <w:r>
         <w:t xml:space="preserve"> </w:t>
@@ -28290,8 +28328,8 @@
         <w:t xml:space="preserve">of the sum.</w:t>
       </w:r>
     </w:p>
-    <w:bookmarkEnd w:id="89"/>
-    <w:bookmarkStart w:id="90" w:name="exm-term"/>
+    <w:bookmarkEnd w:id="92"/>
+    <w:bookmarkStart w:id="93" w:name="exm-term"/>
     <w:p>
       <w:pPr>
         <w:pStyle w:val="BodyText"/>
@@ -28563,8 +28601,8 @@
         <w:t xml:space="preserve">A subtracted expression counts as a term with a minus sign.</w:t>
       </w:r>
     </w:p>
-    <w:bookmarkEnd w:id="90"/>
-    <w:bookmarkStart w:id="91" w:name="def-identity-element"/>
+    <w:bookmarkEnd w:id="93"/>
+    <w:bookmarkStart w:id="94" w:name="def-identity-element"/>
     <w:p>
       <w:pPr>
         <w:pStyle w:val="FirstParagraph"/>
@@ -28574,7 +28612,7 @@
           <w:b/>
           <w:bCs/>
         </w:rPr>
-        <w:t xml:space="preserve">Definition 20 (Identity element)</w:t>
+        <w:t xml:space="preserve">Definition 21 (Identity element)</w:t>
       </w:r>
       <w:r>
         <w:t xml:space="preserve"> </w:t>
@@ -28902,8 +28940,8 @@
         <w:t xml:space="preserve">.</w:t>
       </w:r>
     </w:p>
-    <w:bookmarkEnd w:id="91"/>
-    <w:bookmarkStart w:id="92" w:name="exm-identity-element"/>
+    <w:bookmarkEnd w:id="94"/>
+    <w:bookmarkStart w:id="95" w:name="exm-identity-element"/>
     <w:p>
       <w:pPr>
         <w:pStyle w:val="BodyText"/>
@@ -29217,8 +29255,8 @@
         <w:t xml:space="preserve">.</w:t>
       </w:r>
     </w:p>
-    <w:bookmarkEnd w:id="92"/>
-    <w:bookmarkStart w:id="93" w:name="def-commutative"/>
+    <w:bookmarkEnd w:id="95"/>
+    <w:bookmarkStart w:id="96" w:name="def-commutative"/>
     <w:p>
       <w:pPr>
         <w:pStyle w:val="FirstParagraph"/>
@@ -29228,7 +29266,7 @@
           <w:b/>
           <w:bCs/>
         </w:rPr>
-        <w:t xml:space="preserve">Definition 21 (Commutative operation)</w:t>
+        <w:t xml:space="preserve">Definition 22 (Commutative operation)</w:t>
       </w:r>
       <w:r>
         <w:t xml:space="preserve"> </w:t>
@@ -29272,7 +29310,7 @@
           <w:rPr>
             <w:rStyle w:val="Hyperlink"/>
           </w:rPr>
-          <w:t xml:space="preserve">Definition 20</w:t>
+          <w:t xml:space="preserve">Definition 21</w:t>
         </w:r>
       </w:hyperlink>
       <w:r>
@@ -29433,8 +29471,8 @@
         <w:t xml:space="preserve">.</w:t>
       </w:r>
     </w:p>
-    <w:bookmarkEnd w:id="93"/>
-    <w:bookmarkStart w:id="94" w:name="exm-commutative"/>
+    <w:bookmarkEnd w:id="96"/>
+    <w:bookmarkStart w:id="97" w:name="exm-commutative"/>
     <w:p>
       <w:pPr>
         <w:pStyle w:val="BodyText"/>
@@ -29608,8 +29646,8 @@
         <w:t xml:space="preserve">.</w:t>
       </w:r>
     </w:p>
-    <w:bookmarkEnd w:id="94"/>
-    <w:bookmarkStart w:id="95" w:name="def-associative"/>
+    <w:bookmarkEnd w:id="97"/>
+    <w:bookmarkStart w:id="98" w:name="def-associative"/>
     <w:p>
       <w:pPr>
         <w:pStyle w:val="FirstParagraph"/>
@@ -29619,7 +29657,7 @@
           <w:b/>
           <w:bCs/>
         </w:rPr>
-        <w:t xml:space="preserve">Definition 22 (Associative operation)</w:t>
+        <w:t xml:space="preserve">Definition 23 (Associative operation)</w:t>
       </w:r>
       <w:r>
         <w:t xml:space="preserve"> </w:t>
@@ -29663,7 +29701,7 @@
           <w:rPr>
             <w:rStyle w:val="Hyperlink"/>
           </w:rPr>
-          <w:t xml:space="preserve">Definition 20</w:t>
+          <w:t xml:space="preserve">Definition 21</w:t>
         </w:r>
       </w:hyperlink>
       <w:r>
@@ -29819,8 +29857,8 @@
         <w:t xml:space="preserve">which pair is combined first does not matter.</w:t>
       </w:r>
     </w:p>
-    <w:bookmarkEnd w:id="95"/>
-    <w:bookmarkStart w:id="96" w:name="exm-associative"/>
+    <w:bookmarkEnd w:id="98"/>
+    <w:bookmarkStart w:id="99" w:name="exm-associative"/>
     <w:p>
       <w:pPr>
         <w:pStyle w:val="BodyText"/>
@@ -30243,8 +30281,8 @@
         </m:oMath>
       </m:oMathPara>
     </w:p>
-    <w:bookmarkEnd w:id="96"/>
-    <w:bookmarkStart w:id="97" w:name="thm-add-ident"/>
+    <w:bookmarkEnd w:id="99"/>
+    <w:bookmarkStart w:id="100" w:name="thm-add-ident"/>
     <w:p>
       <w:pPr>
         <w:pStyle w:val="FirstParagraph"/>
@@ -30290,8 +30328,8 @@
         </m:oMath>
       </m:oMathPara>
     </w:p>
-    <w:bookmarkEnd w:id="97"/>
-    <w:bookmarkStart w:id="98" w:name="thm-sum-symmetric"/>
+    <w:bookmarkEnd w:id="100"/>
+    <w:bookmarkStart w:id="101" w:name="thm-sum-symmetric"/>
     <w:p>
       <w:pPr>
         <w:pStyle w:val="FirstParagraph"/>
@@ -30346,8 +30384,8 @@
         </m:oMath>
       </m:oMathPara>
     </w:p>
-    <w:bookmarkEnd w:id="98"/>
-    <w:bookmarkStart w:id="99" w:name="thm-sum-assoc"/>
+    <w:bookmarkEnd w:id="101"/>
+    <w:bookmarkStart w:id="102" w:name="thm-sum-assoc"/>
     <w:p>
       <w:pPr>
         <w:pStyle w:val="FirstParagraph"/>
@@ -30456,8 +30494,8 @@
         </m:oMath>
       </m:oMathPara>
     </w:p>
-    <w:bookmarkEnd w:id="99"/>
-    <w:bookmarkStart w:id="100" w:name="exm-sum-assoc"/>
+    <w:bookmarkEnd w:id="102"/>
+    <w:bookmarkStart w:id="103" w:name="exm-sum-assoc"/>
     <w:p>
       <w:pPr>
         <w:pStyle w:val="FirstParagraph"/>
@@ -30658,9 +30696,9 @@
         </m:oMath>
       </m:oMathPara>
     </w:p>
-    <w:bookmarkEnd w:id="100"/>
-    <w:bookmarkEnd w:id="101"/>
-    <w:bookmarkStart w:id="105" w:name="products"/>
+    <w:bookmarkEnd w:id="103"/>
+    <w:bookmarkEnd w:id="104"/>
+    <w:bookmarkStart w:id="108" w:name="products"/>
     <w:p>
       <w:pPr>
         <w:pStyle w:val="Heading2"/>
@@ -30669,7 +30707,7 @@
         <w:t xml:space="preserve">9 Products</w:t>
       </w:r>
     </w:p>
-    <w:bookmarkStart w:id="102" w:name="thm-mult-one"/>
+    <w:bookmarkStart w:id="105" w:name="thm-mult-one"/>
     <w:p>
       <w:pPr>
         <w:pStyle w:val="FirstParagraph"/>
@@ -30715,8 +30753,8 @@
         </m:oMath>
       </m:oMathPara>
     </w:p>
-    <w:bookmarkEnd w:id="102"/>
-    <w:bookmarkStart w:id="103" w:name="thm-prod-symmetric"/>
+    <w:bookmarkEnd w:id="105"/>
+    <w:bookmarkStart w:id="106" w:name="thm-prod-symmetric"/>
     <w:p>
       <w:pPr>
         <w:pStyle w:val="FirstParagraph"/>
@@ -30771,8 +30809,8 @@
         </m:oMath>
       </m:oMathPara>
     </w:p>
-    <w:bookmarkEnd w:id="103"/>
-    <w:bookmarkStart w:id="104" w:name="thm-prod-assoc"/>
+    <w:bookmarkEnd w:id="106"/>
+    <w:bookmarkStart w:id="107" w:name="thm-prod-assoc"/>
     <w:p>
       <w:pPr>
         <w:pStyle w:val="FirstParagraph"/>
@@ -30869,9 +30907,9 @@
         </m:oMath>
       </m:oMathPara>
     </w:p>
-    <w:bookmarkEnd w:id="104"/>
-    <w:bookmarkEnd w:id="105"/>
-    <w:bookmarkStart w:id="107" w:name="division"/>
+    <w:bookmarkEnd w:id="107"/>
+    <w:bookmarkEnd w:id="108"/>
+    <w:bookmarkStart w:id="110" w:name="division"/>
     <w:p>
       <w:pPr>
         <w:pStyle w:val="Heading2"/>
@@ -30880,7 +30918,7 @@
         <w:t xml:space="preserve">10 Division</w:t>
       </w:r>
     </w:p>
-    <w:bookmarkStart w:id="106" w:name="thm-prod-div"/>
+    <w:bookmarkStart w:id="109" w:name="thm-prod-div"/>
     <w:p>
       <w:pPr>
         <w:pStyle w:val="FirstParagraph"/>
@@ -30976,9 +31014,9 @@
         </m:oMath>
       </m:oMathPara>
     </w:p>
-    <w:bookmarkEnd w:id="106"/>
-    <w:bookmarkEnd w:id="107"/>
-    <w:bookmarkStart w:id="119" w:name="sums-and-products-together"/>
+    <w:bookmarkEnd w:id="109"/>
+    <w:bookmarkEnd w:id="110"/>
+    <w:bookmarkStart w:id="122" w:name="sums-and-products-together"/>
     <w:p>
       <w:pPr>
         <w:pStyle w:val="Heading2"/>
@@ -30987,7 +31025,7 @@
         <w:t xml:space="preserve">11 Sums and products together</w:t>
       </w:r>
     </w:p>
-    <w:bookmarkStart w:id="108" w:name="def-distributes-over"/>
+    <w:bookmarkStart w:id="111" w:name="def-distributes-over"/>
     <w:p>
       <w:pPr>
         <w:pStyle w:val="FirstParagraph"/>
@@ -30997,7 +31035,7 @@
           <w:b/>
           <w:bCs/>
         </w:rPr>
-        <w:t xml:space="preserve">Definition 23 (Distributes over)</w:t>
+        <w:t xml:space="preserve">Definition 24 (Distributes over)</w:t>
       </w:r>
       <w:r>
         <w:t xml:space="preserve"> </w:t>
@@ -31229,8 +31267,8 @@
         <w:t xml:space="preserve">.</w:t>
       </w:r>
     </w:p>
-    <w:bookmarkEnd w:id="108"/>
-    <w:bookmarkStart w:id="109" w:name="exm-addition-not-distributive"/>
+    <w:bookmarkEnd w:id="111"/>
+    <w:bookmarkStart w:id="112" w:name="exm-addition-not-distributive"/>
     <w:p>
       <w:pPr>
         <w:pStyle w:val="BodyText"/>
@@ -31467,7 +31505,7 @@
           <w:rPr>
             <w:rStyle w:val="Hyperlink"/>
           </w:rPr>
-          <w:t xml:space="preserve">Definition 23</w:t>
+          <w:t xml:space="preserve">Definition 24</w:t>
         </w:r>
       </w:hyperlink>
       <w:r>
@@ -31532,8 +31570,8 @@
         <w:t xml:space="preserve">.</w:t>
       </w:r>
     </w:p>
-    <w:bookmarkEnd w:id="109"/>
-    <w:bookmarkStart w:id="110" w:name="def-distributive"/>
+    <w:bookmarkEnd w:id="112"/>
+    <w:bookmarkStart w:id="113" w:name="def-distributive"/>
     <w:p>
       <w:pPr>
         <w:pStyle w:val="BodyText"/>
@@ -31543,7 +31581,7 @@
           <w:b/>
           <w:bCs/>
         </w:rPr>
-        <w:t xml:space="preserve">Definition 24 (Distributive law)</w:t>
+        <w:t xml:space="preserve">Definition 25 (Distributive law)</w:t>
       </w:r>
       <w:r>
         <w:t xml:space="preserve"> </w:t>
@@ -31578,7 +31616,7 @@
           <w:rPr>
             <w:rStyle w:val="Hyperlink"/>
           </w:rPr>
-          <w:t xml:space="preserve">Definition 23</w:t>
+          <w:t xml:space="preserve">Definition 24</w:t>
         </w:r>
       </w:hyperlink>
       <w:r>
@@ -31719,8 +31757,8 @@
         <w:t xml:space="preserve">.</w:t>
       </w:r>
     </w:p>
-    <w:bookmarkEnd w:id="110"/>
-    <w:bookmarkStart w:id="111" w:name="exm-distributive"/>
+    <w:bookmarkEnd w:id="113"/>
+    <w:bookmarkStart w:id="114" w:name="exm-distributive"/>
     <w:p>
       <w:pPr>
         <w:pStyle w:val="BodyText"/>
@@ -31942,8 +31980,8 @@
         </m:oMath>
       </m:oMathPara>
     </w:p>
-    <w:bookmarkEnd w:id="111"/>
-    <w:bookmarkStart w:id="112" w:name="thm-mult-distr"/>
+    <w:bookmarkEnd w:id="114"/>
+    <w:bookmarkStart w:id="115" w:name="thm-mult-distr"/>
     <w:p>
       <w:pPr>
         <w:pStyle w:val="FirstParagraph"/>
@@ -32019,8 +32057,8 @@
         </m:oMath>
       </m:oMathPara>
     </w:p>
-    <w:bookmarkEnd w:id="112"/>
-    <w:bookmarkStart w:id="113" w:name="def-like-terms"/>
+    <w:bookmarkEnd w:id="115"/>
+    <w:bookmarkStart w:id="116" w:name="def-like-terms"/>
     <w:p>
       <w:pPr>
         <w:pStyle w:val="FirstParagraph"/>
@@ -32030,7 +32068,7 @@
           <w:b/>
           <w:bCs/>
         </w:rPr>
-        <w:t xml:space="preserve">Definition 25 (Like terms)</w:t>
+        <w:t xml:space="preserve">Definition 26 (Like terms)</w:t>
       </w:r>
       <w:r>
         <w:t xml:space="preserve"> </w:t>
@@ -32327,8 +32365,8 @@
         <w:t xml:space="preserve">.</w:t>
       </w:r>
     </w:p>
-    <w:bookmarkEnd w:id="113"/>
-    <w:bookmarkStart w:id="114" w:name="exm-like-terms"/>
+    <w:bookmarkEnd w:id="116"/>
+    <w:bookmarkStart w:id="117" w:name="exm-like-terms"/>
     <w:p>
       <w:pPr>
         <w:pStyle w:val="BodyText"/>
@@ -32595,8 +32633,8 @@
         <w:t xml:space="preserve">appears to different powers.</w:t>
       </w:r>
     </w:p>
-    <w:bookmarkEnd w:id="114"/>
-    <w:bookmarkStart w:id="115" w:name="exr-square-of-a-sum"/>
+    <w:bookmarkEnd w:id="117"/>
+    <w:bookmarkStart w:id="118" w:name="exr-square-of-a-sum"/>
     <w:p>
       <w:pPr>
         <w:pStyle w:val="FirstParagraph"/>
@@ -32778,8 +32816,8 @@
         <w:t xml:space="preserve">using only the distributive law and the rules above.</w:t>
       </w:r>
     </w:p>
-    <w:bookmarkEnd w:id="115"/>
-    <w:bookmarkStart w:id="116" w:name="sol-square-of-a-sum"/>
+    <w:bookmarkEnd w:id="118"/>
+    <w:bookmarkStart w:id="119" w:name="sol-square-of-a-sum"/>
     <w:p>
       <w:pPr>
         <w:pStyle w:val="BodyText"/>
@@ -33538,7 +33576,7 @@
                   <m:nor/>
                   <m:sty m:val="p"/>
                 </m:rPr>
-                <m:t>Definition 25</m:t>
+                <m:t>Definition 26</m:t>
               </m:r>
               <m:r>
                 <m:rPr>
@@ -33643,8 +33681,8 @@
         <w:t xml:space="preserve">to drop the parentheses.</w:t>
       </w:r>
     </w:p>
-    <w:bookmarkEnd w:id="116"/>
-    <w:bookmarkStart w:id="117" w:name="thm-square-of-a-sum"/>
+    <w:bookmarkEnd w:id="119"/>
+    <w:bookmarkStart w:id="120" w:name="thm-square-of-a-sum"/>
     <w:p>
       <w:pPr>
         <w:pStyle w:val="BodyText"/>
@@ -33784,7 +33822,7 @@
         </m:oMath>
       </m:oMathPara>
     </w:p>
-    <w:bookmarkEnd w:id="117"/>
+    <w:bookmarkEnd w:id="120"/>
     <w:p>
       <w:pPr>
         <w:pStyle w:val="FirstParagraph"/>
@@ -33817,7 +33855,7 @@
         <w:t xml:space="preserve">.</w:t>
       </w:r>
     </w:p>
-    <w:bookmarkStart w:id="118" w:name="rem-square-of-a-difference"/>
+    <w:bookmarkStart w:id="121" w:name="rem-square-of-a-difference"/>
     <w:p>
       <w:pPr>
         <w:pStyle w:val="BodyText"/>
@@ -33827,7 +33865,7 @@
           <w:i/>
           <w:iCs/>
         </w:rPr>
-        <w:t xml:space="preserve">Remark 9</w:t>
+        <w:t xml:space="preserve">Remark 11</w:t>
       </w:r>
       <w:r>
         <w:t xml:space="preserve"> (Square of a difference). </w:t>
@@ -34354,9 +34392,9 @@
         </m:oMath>
       </m:oMathPara>
     </w:p>
-    <w:bookmarkEnd w:id="118"/>
-    <w:bookmarkEnd w:id="119"/>
-    <w:bookmarkStart w:id="138" w:name="sec-summation"/>
+    <w:bookmarkEnd w:id="121"/>
+    <w:bookmarkEnd w:id="122"/>
+    <w:bookmarkStart w:id="142" w:name="sec-summation"/>
     <w:p>
       <w:pPr>
         <w:pStyle w:val="Heading2"/>
@@ -34365,7 +34403,7 @@
         <w:t xml:space="preserve">12 Summation notation</w:t>
       </w:r>
     </w:p>
-    <w:bookmarkStart w:id="120" w:name="exr-expand-a-sum"/>
+    <w:bookmarkStart w:id="123" w:name="exr-expand-a-sum"/>
     <w:p>
       <w:pPr>
         <w:pStyle w:val="FirstParagraph"/>
@@ -34617,8 +34655,8 @@
         <w:t xml:space="preserve">symbol.</w:t>
       </w:r>
     </w:p>
-    <w:bookmarkEnd w:id="120"/>
-    <w:bookmarkStart w:id="121" w:name="sol-expand-a-sum"/>
+    <w:bookmarkEnd w:id="123"/>
+    <w:bookmarkStart w:id="124" w:name="sol-expand-a-sum"/>
     <w:p>
       <w:pPr>
         <w:pStyle w:val="FirstParagraph"/>
@@ -35332,8 +35370,8 @@
         </m:oMath>
       </m:oMathPara>
     </w:p>
-    <w:bookmarkEnd w:id="121"/>
-    <w:bookmarkStart w:id="122" w:name="def-summation"/>
+    <w:bookmarkEnd w:id="124"/>
+    <w:bookmarkStart w:id="125" w:name="def-summation"/>
     <w:p>
       <w:pPr>
         <w:pStyle w:val="FirstParagraph"/>
@@ -35343,7 +35381,7 @@
           <w:b/>
           <w:bCs/>
         </w:rPr>
-        <w:t xml:space="preserve">Definition 26 (Summation notation)</w:t>
+        <w:t xml:space="preserve">Definition 27 (Summation notation)</w:t>
       </w:r>
       <w:r>
         <w:t xml:space="preserve"> </w:t>
@@ -35790,8 +35828,8 @@
         <w:t xml:space="preserve">.</w:t>
       </w:r>
     </w:p>
-    <w:bookmarkEnd w:id="122"/>
-    <w:bookmarkStart w:id="123" w:name="rem-summation-index"/>
+    <w:bookmarkEnd w:id="125"/>
+    <w:bookmarkStart w:id="126" w:name="rem-summation-index"/>
     <w:p>
       <w:pPr>
         <w:pStyle w:val="BodyText"/>
@@ -35801,7 +35839,7 @@
           <w:i/>
           <w:iCs/>
         </w:rPr>
-        <w:t xml:space="preserve">Remark 10</w:t>
+        <w:t xml:space="preserve">Remark 12</w:t>
       </w:r>
       <w:r>
         <w:t xml:space="preserve"> (The index is a placeholder). </w:t>
@@ -36118,8 +36156,8 @@
         </m:oMath>
       </m:oMathPara>
     </w:p>
-    <w:bookmarkEnd w:id="123"/>
-    <w:bookmarkStart w:id="124" w:name="def-empty-sum"/>
+    <w:bookmarkEnd w:id="126"/>
+    <w:bookmarkStart w:id="127" w:name="def-empty-sum"/>
     <w:p>
       <w:pPr>
         <w:pStyle w:val="FirstParagraph"/>
@@ -36129,7 +36167,7 @@
           <w:b/>
           <w:bCs/>
         </w:rPr>
-        <w:t xml:space="preserve">Definition 27 (Empty sum)</w:t>
+        <w:t xml:space="preserve">Definition 28 (Empty sum)</w:t>
       </w:r>
       <w:r>
         <w:t xml:space="preserve"> </w:t>
@@ -36310,8 +36348,8 @@
         <w:t xml:space="preserve">.</w:t>
       </w:r>
     </w:p>
-    <w:bookmarkEnd w:id="124"/>
-    <w:bookmarkStart w:id="125" w:name="exr-sum-rules"/>
+    <w:bookmarkEnd w:id="127"/>
+    <w:bookmarkStart w:id="128" w:name="exr-sum-rules"/>
     <w:p>
       <w:pPr>
         <w:pStyle w:val="BodyText"/>
@@ -36475,7 +36513,7 @@
           <w:rPr>
             <w:rStyle w:val="Hyperlink"/>
           </w:rPr>
-          <w:t xml:space="preserve">Definition 26</w:t>
+          <w:t xml:space="preserve">Definition 27</w:t>
         </w:r>
       </w:hyperlink>
       <w:r>
@@ -36787,8 +36825,8 @@
         <w:t xml:space="preserve">Does either argument depend on there being exactly three terms?</w:t>
       </w:r>
     </w:p>
-    <w:bookmarkEnd w:id="125"/>
-    <w:bookmarkStart w:id="126" w:name="sol-sum-rules"/>
+    <w:bookmarkEnd w:id="128"/>
+    <w:bookmarkStart w:id="129" w:name="sol-sum-rules"/>
     <w:p>
       <w:pPr>
         <w:pStyle w:val="BodyText"/>
@@ -36814,7 +36852,7 @@
           <w:rPr>
             <w:rStyle w:val="Hyperlink"/>
           </w:rPr>
-          <w:t xml:space="preserve">Definition 26</w:t>
+          <w:t xml:space="preserve">Definition 27</w:t>
         </w:r>
       </w:hyperlink>
       <w:r>
@@ -37768,8 +37806,8 @@
         <w:t xml:space="preserve">the same steps work for any lower and upper limits.</w:t>
       </w:r>
     </w:p>
-    <w:bookmarkEnd w:id="126"/>
-    <w:bookmarkStart w:id="127" w:name="thm-sum-constant-factor"/>
+    <w:bookmarkEnd w:id="129"/>
+    <w:bookmarkStart w:id="130" w:name="thm-sum-constant-factor"/>
     <w:p>
       <w:pPr>
         <w:pStyle w:val="BodyText"/>
@@ -37961,7 +37999,7 @@
         </m:oMath>
       </m:oMathPara>
     </w:p>
-    <w:bookmarkEnd w:id="127"/>
+    <w:bookmarkEnd w:id="130"/>
     <w:p>
       <w:pPr>
         <w:pStyle w:val="FirstParagraph"/>
@@ -37994,7 +38032,7 @@
         <w:t xml:space="preserve">, part 1.</w:t>
       </w:r>
     </w:p>
-    <w:bookmarkStart w:id="128" w:name="thm-sum-of-sums"/>
+    <w:bookmarkStart w:id="131" w:name="thm-sum-of-sums"/>
     <w:p>
       <w:pPr>
         <w:pStyle w:val="BodyText"/>
@@ -38297,7 +38335,7 @@
         </m:oMath>
       </m:oMathPara>
     </w:p>
-    <w:bookmarkEnd w:id="128"/>
+    <w:bookmarkEnd w:id="131"/>
     <w:p>
       <w:pPr>
         <w:pStyle w:val="FirstParagraph"/>
@@ -38330,7 +38368,7 @@
         <w:t xml:space="preserve">, part 2.</w:t>
       </w:r>
     </w:p>
-    <w:bookmarkStart w:id="129" w:name="exr-sum-over-set"/>
+    <w:bookmarkStart w:id="132" w:name="exr-sum-over-set"/>
     <w:p>
       <w:pPr>
         <w:pStyle w:val="BodyText"/>
@@ -38705,8 +38743,8 @@
         <w:t xml:space="preserve">Is the total the same?</w:t>
       </w:r>
     </w:p>
-    <w:bookmarkEnd w:id="129"/>
-    <w:bookmarkStart w:id="130" w:name="sol-sum-over-set"/>
+    <w:bookmarkEnd w:id="132"/>
+    <w:bookmarkStart w:id="133" w:name="sol-sum-over-set"/>
     <w:p>
       <w:pPr>
         <w:pStyle w:val="FirstParagraph"/>
@@ -39166,8 +39204,8 @@
         <w:t xml:space="preserve">because addition does not depend on the order of the terms.</w:t>
       </w:r>
     </w:p>
-    <w:bookmarkEnd w:id="130"/>
-    <w:bookmarkStart w:id="133" w:name="def-sum-over-set"/>
+    <w:bookmarkEnd w:id="133"/>
+    <w:bookmarkStart w:id="136" w:name="def-sum-over-set"/>
     <w:p>
       <w:pPr>
         <w:pStyle w:val="FirstParagraph"/>
@@ -39177,7 +39215,7 @@
           <w:b/>
           <w:bCs/>
         </w:rPr>
-        <w:t xml:space="preserve">Definition 28 (Sum over a finite set)</w:t>
+        <w:t xml:space="preserve">Definition 29 (Sum over a finite set)</w:t>
       </w:r>
       <w:r>
         <w:t xml:space="preserve"> </w:t>
@@ -39284,7 +39322,7 @@
       <w:r>
         <w:t xml:space="preserve"> </w:t>
       </w:r>
-      <w:hyperlink r:id="rId131">
+      <w:hyperlink r:id="rId134">
         <w:r>
           <w:rPr>
             <w:rStyle w:val="Hyperlink"/>
@@ -39295,7 +39333,7 @@
       <w:r>
         <w:t xml:space="preserve"> </w:t>
       </w:r>
-      <w:hyperlink r:id="rId132">
+      <w:hyperlink r:id="rId135">
         <w:r>
           <w:rPr>
             <w:rStyle w:val="Hyperlink"/>
@@ -39355,7 +39393,7 @@
       <w:r>
         <w:t xml:space="preserve"> </w:t>
       </w:r>
-      <w:hyperlink r:id="rId42">
+      <w:hyperlink r:id="rId45">
         <w:r>
           <w:rPr>
             <w:rStyle w:val="Hyperlink"/>
@@ -39705,11 +39743,539 @@
       <w:r>
         <w:t xml:space="preserve">.</w:t>
       </w:r>
-      <w:r>
-        <w:t xml:space="preserve"> </w:t>
-      </w:r>
-      <w:r>
-        <w:t xml:space="preserve">For example,</w:t>
+    </w:p>
+    <w:bookmarkEnd w:id="136"/>
+    <w:bookmarkStart w:id="137" w:name="rem-sum-over-set-order"/>
+    <w:p>
+      <w:pPr>
+        <w:pStyle w:val="BodyText"/>
+      </w:pPr>
+      <w:r>
+        <w:rPr>
+          <w:i/>
+          <w:iCs/>
+        </w:rPr>
+        <w:t xml:space="preserve">Remark 13</w:t>
+      </w:r>
+      <w:r>
+        <w:t xml:space="preserve"> (The order of the terms does not matter). </w:t>
+      </w:r>
+      <w:r>
+        <w:t xml:space="preserve">The order in which we list the elements of</w:t>
+      </w:r>
+      <w:r>
+        <w:t xml:space="preserve"> </w:t>
+      </w:r>
+      <m:oMath>
+        <m:r>
+          <m:t>A</m:t>
+        </m:r>
+      </m:oMath>
+      <w:r>
+        <w:t xml:space="preserve"> </w:t>
+      </w:r>
+      <w:r>
+        <w:t xml:space="preserve">does not change the sum.</w:t>
+      </w:r>
+      <w:r>
+        <w:t xml:space="preserve"> </w:t>
+      </w:r>
+      <w:r>
+        <w:t xml:space="preserve">The reason is that addition is commutative and associative:</w:t>
+      </w:r>
+      <w:r>
+        <w:t xml:space="preserve"> </w:t>
+      </w:r>
+      <w:r>
+        <w:t xml:space="preserve">we can reorder and regroup the terms of a finite sum</w:t>
+      </w:r>
+      <w:r>
+        <w:t xml:space="preserve"> </w:t>
+      </w:r>
+      <w:r>
+        <w:t xml:space="preserve">without changing the total.</w:t>
+      </w:r>
+      <w:r>
+        <w:t xml:space="preserve"> </w:t>
+      </w:r>
+      <w:r>
+        <w:t xml:space="preserve">For example, if</w:t>
+      </w:r>
+      <w:r>
+        <w:t xml:space="preserve"> </w:t>
+      </w:r>
+      <m:oMath>
+        <m:r>
+          <m:t>A</m:t>
+        </m:r>
+        <m:r>
+          <m:rPr>
+            <m:sty m:val="p"/>
+          </m:rPr>
+          <m:t>=</m:t>
+        </m:r>
+        <m:r>
+          <m:t>​</m:t>
+        </m:r>
+        <m:d>
+          <m:dPr>
+            <m:begChr m:val="{"/>
+            <m:sepChr m:val=""/>
+            <m:endChr m:val="}"/>
+            <m:grow/>
+          </m:dPr>
+          <m:e>
+            <m:r>
+              <m:t>1</m:t>
+            </m:r>
+            <m:r>
+              <m:rPr>
+                <m:sty m:val="p"/>
+              </m:rPr>
+              <m:t>,</m:t>
+            </m:r>
+            <m:r>
+              <m:t>2</m:t>
+            </m:r>
+            <m:r>
+              <m:rPr>
+                <m:sty m:val="p"/>
+              </m:rPr>
+              <m:t>,</m:t>
+            </m:r>
+            <m:r>
+              <m:t>3</m:t>
+            </m:r>
+          </m:e>
+        </m:d>
+        <m:r>
+          <m:t>​</m:t>
+        </m:r>
+      </m:oMath>
+      <w:r>
+        <w:t xml:space="preserve"> </w:t>
+      </w:r>
+      <w:r>
+        <w:t xml:space="preserve">and</w:t>
+      </w:r>
+      <w:r>
+        <w:t xml:space="preserve"> </w:t>
+      </w:r>
+      <m:oMath>
+        <m:r>
+          <m:t>f</m:t>
+        </m:r>
+        <m:r>
+          <m:rPr>
+            <m:sty m:val="p"/>
+          </m:rPr>
+          <m:t>(</m:t>
+        </m:r>
+        <m:r>
+          <m:t>x</m:t>
+        </m:r>
+        <m:r>
+          <m:rPr>
+            <m:sty m:val="p"/>
+          </m:rPr>
+          <m:t>)</m:t>
+        </m:r>
+        <m:r>
+          <m:rPr>
+            <m:sty m:val="p"/>
+          </m:rPr>
+          <m:t>=</m:t>
+        </m:r>
+        <m:sSup>
+          <m:e>
+            <m:r>
+              <m:t>x</m:t>
+            </m:r>
+          </m:e>
+          <m:sup>
+            <m:r>
+              <m:t>2</m:t>
+            </m:r>
+          </m:sup>
+        </m:sSup>
+      </m:oMath>
+      <w:r>
+        <w:t xml:space="preserve">,</w:t>
+      </w:r>
+      <w:r>
+        <w:t xml:space="preserve"> </w:t>
+      </w:r>
+      <w:r>
+        <w:t xml:space="preserve">listing</w:t>
+      </w:r>
+      <w:r>
+        <w:t xml:space="preserve"> </w:t>
+      </w:r>
+      <m:oMath>
+        <m:r>
+          <m:t>A</m:t>
+        </m:r>
+      </m:oMath>
+      <w:r>
+        <w:t xml:space="preserve"> </w:t>
+      </w:r>
+      <w:r>
+        <w:t xml:space="preserve">as</w:t>
+      </w:r>
+      <w:r>
+        <w:t xml:space="preserve"> </w:t>
+      </w:r>
+      <m:oMath>
+        <m:r>
+          <m:t>1</m:t>
+        </m:r>
+        <m:r>
+          <m:rPr>
+            <m:sty m:val="p"/>
+          </m:rPr>
+          <m:t>,</m:t>
+        </m:r>
+        <m:r>
+          <m:t>2</m:t>
+        </m:r>
+        <m:r>
+          <m:rPr>
+            <m:sty m:val="p"/>
+          </m:rPr>
+          <m:t>,</m:t>
+        </m:r>
+        <m:r>
+          <m:t>3</m:t>
+        </m:r>
+      </m:oMath>
+      <w:r>
+        <w:t xml:space="preserve"> </w:t>
+      </w:r>
+      <w:r>
+        <w:t xml:space="preserve">gives</w:t>
+      </w:r>
+      <w:r>
+        <w:t xml:space="preserve"> </w:t>
+      </w:r>
+      <m:oMath>
+        <m:r>
+          <m:t>1</m:t>
+        </m:r>
+        <m:r>
+          <m:rPr>
+            <m:sty m:val="p"/>
+          </m:rPr>
+          <m:t>+</m:t>
+        </m:r>
+        <m:r>
+          <m:t>4</m:t>
+        </m:r>
+        <m:r>
+          <m:rPr>
+            <m:sty m:val="p"/>
+          </m:rPr>
+          <m:t>+</m:t>
+        </m:r>
+        <m:r>
+          <m:t>9</m:t>
+        </m:r>
+        <m:r>
+          <m:rPr>
+            <m:sty m:val="p"/>
+          </m:rPr>
+          <m:t>=</m:t>
+        </m:r>
+        <m:r>
+          <m:t>14</m:t>
+        </m:r>
+      </m:oMath>
+      <w:r>
+        <w:t xml:space="preserve">,</w:t>
+      </w:r>
+      <w:r>
+        <w:t xml:space="preserve"> </w:t>
+      </w:r>
+      <w:r>
+        <w:t xml:space="preserve">and listing</w:t>
+      </w:r>
+      <w:r>
+        <w:t xml:space="preserve"> </w:t>
+      </w:r>
+      <m:oMath>
+        <m:r>
+          <m:t>A</m:t>
+        </m:r>
+      </m:oMath>
+      <w:r>
+        <w:t xml:space="preserve"> </w:t>
+      </w:r>
+      <w:r>
+        <w:t xml:space="preserve">as</w:t>
+      </w:r>
+      <w:r>
+        <w:t xml:space="preserve"> </w:t>
+      </w:r>
+      <m:oMath>
+        <m:r>
+          <m:t>3</m:t>
+        </m:r>
+        <m:r>
+          <m:rPr>
+            <m:sty m:val="p"/>
+          </m:rPr>
+          <m:t>,</m:t>
+        </m:r>
+        <m:r>
+          <m:t>1</m:t>
+        </m:r>
+        <m:r>
+          <m:rPr>
+            <m:sty m:val="p"/>
+          </m:rPr>
+          <m:t>,</m:t>
+        </m:r>
+        <m:r>
+          <m:t>2</m:t>
+        </m:r>
+      </m:oMath>
+      <w:r>
+        <w:t xml:space="preserve"> </w:t>
+      </w:r>
+      <w:r>
+        <w:t xml:space="preserve">gives</w:t>
+      </w:r>
+      <w:r>
+        <w:t xml:space="preserve"> </w:t>
+      </w:r>
+      <m:oMath>
+        <m:r>
+          <m:t>9</m:t>
+        </m:r>
+        <m:r>
+          <m:rPr>
+            <m:sty m:val="p"/>
+          </m:rPr>
+          <m:t>+</m:t>
+        </m:r>
+        <m:r>
+          <m:t>1</m:t>
+        </m:r>
+        <m:r>
+          <m:rPr>
+            <m:sty m:val="p"/>
+          </m:rPr>
+          <m:t>+</m:t>
+        </m:r>
+        <m:r>
+          <m:t>4</m:t>
+        </m:r>
+        <m:r>
+          <m:rPr>
+            <m:sty m:val="p"/>
+          </m:rPr>
+          <m:t>=</m:t>
+        </m:r>
+        <m:r>
+          <m:t>14</m:t>
+        </m:r>
+      </m:oMath>
+      <w:r>
+        <w:t xml:space="preserve">.</w:t>
+      </w:r>
+      <w:r>
+        <w:t xml:space="preserve"> </w:t>
+      </w:r>
+      <w:hyperlink w:anchor="exr-sum-over-set">
+        <w:r>
+          <w:rPr>
+            <w:rStyle w:val="Hyperlink"/>
+          </w:rPr>
+          <w:t xml:space="preserve">Exercise 7</w:t>
+        </w:r>
+      </w:hyperlink>
+      <w:r>
+        <w:t xml:space="preserve">, part 2, shows another example.</w:t>
+      </w:r>
+    </w:p>
+    <w:p>
+      <w:pPr>
+        <w:pStyle w:val="BodyText"/>
+      </w:pPr>
+      <w:r>
+        <w:t xml:space="preserve">When</w:t>
+      </w:r>
+      <w:r>
+        <w:t xml:space="preserve"> </w:t>
+      </w:r>
+      <m:oMath>
+        <m:r>
+          <m:t>A</m:t>
+        </m:r>
+        <m:r>
+          <m:rPr>
+            <m:sty m:val="p"/>
+          </m:rPr>
+          <m:t>=</m:t>
+        </m:r>
+        <m:r>
+          <m:t>​</m:t>
+        </m:r>
+        <m:d>
+          <m:dPr>
+            <m:begChr m:val="{"/>
+            <m:sepChr m:val=""/>
+            <m:endChr m:val="}"/>
+            <m:grow/>
+          </m:dPr>
+          <m:e>
+            <m:r>
+              <m:t>m</m:t>
+            </m:r>
+            <m:r>
+              <m:rPr>
+                <m:sty m:val="p"/>
+              </m:rPr>
+              <m:t>,</m:t>
+            </m:r>
+            <m:r>
+              <m:t>m</m:t>
+            </m:r>
+            <m:r>
+              <m:rPr>
+                <m:sty m:val="p"/>
+              </m:rPr>
+              <m:t>+</m:t>
+            </m:r>
+            <m:r>
+              <m:t>1</m:t>
+            </m:r>
+            <m:r>
+              <m:rPr>
+                <m:sty m:val="p"/>
+              </m:rPr>
+              <m:t>,</m:t>
+            </m:r>
+            <m:r>
+              <m:rPr>
+                <m:sty m:val="p"/>
+              </m:rPr>
+              <m:t>…</m:t>
+            </m:r>
+            <m:r>
+              <m:rPr>
+                <m:sty m:val="p"/>
+              </m:rPr>
+              <m:t>,</m:t>
+            </m:r>
+            <m:r>
+              <m:t>n</m:t>
+            </m:r>
+          </m:e>
+        </m:d>
+        <m:r>
+          <m:t>​</m:t>
+        </m:r>
+      </m:oMath>
+      <w:r>
+        <w:t xml:space="preserve">,</w:t>
+      </w:r>
+      <w:r>
+        <w:t xml:space="preserve"> </w:t>
+      </w:r>
+      <w:r>
+        <w:t xml:space="preserve">this sum is the same as</w:t>
+      </w:r>
+      <w:r>
+        <w:t xml:space="preserve"> </w:t>
+      </w:r>
+      <m:oMath>
+        <m:nary>
+          <m:naryPr>
+            <m:chr m:val="∑"/>
+            <m:limLoc m:val="undOvr"/>
+            <m:subHide m:val="off"/>
+            <m:supHide m:val="off"/>
+          </m:naryPr>
+          <m:sub>
+            <m:r>
+              <m:t>i</m:t>
+            </m:r>
+            <m:r>
+              <m:rPr>
+                <m:sty m:val="p"/>
+              </m:rPr>
+              <m:t>=</m:t>
+            </m:r>
+            <m:r>
+              <m:t>m</m:t>
+            </m:r>
+          </m:sub>
+          <m:sup>
+            <m:r>
+              <m:t>n</m:t>
+            </m:r>
+          </m:sup>
+          <m:e>
+            <m:r>
+              <m:t>f</m:t>
+            </m:r>
+          </m:e>
+        </m:nary>
+        <m:r>
+          <m:rPr>
+            <m:sty m:val="p"/>
+          </m:rPr>
+          <m:t>(</m:t>
+        </m:r>
+        <m:r>
+          <m:t>i</m:t>
+        </m:r>
+        <m:r>
+          <m:rPr>
+            <m:sty m:val="p"/>
+          </m:rPr>
+          <m:t>)</m:t>
+        </m:r>
+      </m:oMath>
+      <w:r>
+        <w:t xml:space="preserve"> </w:t>
+      </w:r>
+      <w:r>
+        <w:t xml:space="preserve">from</w:t>
+      </w:r>
+      <w:r>
+        <w:t xml:space="preserve"> </w:t>
+      </w:r>
+      <w:hyperlink w:anchor="def-summation">
+        <w:r>
+          <w:rPr>
+            <w:rStyle w:val="Hyperlink"/>
+          </w:rPr>
+          <w:t xml:space="preserve">Definition 27</w:t>
+        </w:r>
+      </w:hyperlink>
+      <w:r>
+        <w:t xml:space="preserve">.</w:t>
+      </w:r>
+    </w:p>
+    <w:bookmarkEnd w:id="137"/>
+    <w:bookmarkStart w:id="140" w:name="rem-sum-without-set"/>
+    <w:p>
+      <w:pPr>
+        <w:pStyle w:val="BodyText"/>
+      </w:pPr>
+      <w:r>
+        <w:rPr>
+          <w:i/>
+          <w:iCs/>
+        </w:rPr>
+        <w:t xml:space="preserve">Remark 14</w:t>
+      </w:r>
+      <w:r>
+        <w:t xml:space="preserve"> (Leaving the set out). </w:t>
+      </w:r>
+      <w:r>
+        <w:t xml:space="preserve">Some authors leave the set out and write</w:t>
       </w:r>
       <w:r>
         <w:t xml:space="preserve"> </w:t>
@@ -39726,27 +40292,6 @@
             <m:r>
               <m:t>x</m:t>
             </m:r>
-            <m:r>
-              <m:rPr>
-                <m:sty m:val="p"/>
-              </m:rPr>
-              <m:t>∈</m:t>
-            </m:r>
-            <m:r>
-              <m:t>​</m:t>
-            </m:r>
-            <m:d>
-              <m:dPr>
-                <m:begChr m:val="{"/>
-                <m:sepChr m:val=""/>
-                <m:endChr m:val="}"/>
-                <m:grow/>
-              </m:dPr>
-              <m:e/>
-            </m:d>
-            <m:r>
-              <m:t>​</m:t>
-            </m:r>
           </m:sub>
           <m:sup>
             <m:r>
@@ -39754,566 +40299,49 @@
             </m:r>
           </m:sup>
           <m:e>
-            <m:sSup>
-              <m:e>
-                <m:r>
-                  <m:t>x</m:t>
-                </m:r>
-              </m:e>
-              <m:sup>
-                <m:r>
-                  <m:t>2</m:t>
-                </m:r>
-              </m:sup>
-            </m:sSup>
+            <m:r>
+              <m:t>f</m:t>
+            </m:r>
           </m:e>
         </m:nary>
         <m:r>
           <m:rPr>
             <m:sty m:val="p"/>
           </m:rPr>
-          <m:t>=</m:t>
-        </m:r>
-        <m:r>
-          <m:t>0</m:t>
+          <m:t>(</m:t>
+        </m:r>
+        <m:r>
+          <m:t>x</m:t>
+        </m:r>
+        <m:r>
+          <m:rPr>
+            <m:sty m:val="p"/>
+          </m:rPr>
+          <m:t>)</m:t>
         </m:r>
       </m:oMath>
       <w:r>
         <w:t xml:space="preserve">.</w:t>
       </w:r>
-    </w:p>
-    <w:bookmarkEnd w:id="133"/>
-    <w:bookmarkStart w:id="134" w:name="rem-sum-over-set-order"/>
-    <w:p>
-      <w:pPr>
-        <w:pStyle w:val="BodyText"/>
-      </w:pPr>
-      <w:r>
-        <w:rPr>
-          <w:i/>
-          <w:iCs/>
-        </w:rPr>
-        <w:t xml:space="preserve">Remark 11</w:t>
-      </w:r>
-      <w:r>
-        <w:t xml:space="preserve"> (The order of the terms does not matter). </w:t>
-      </w:r>
-      <w:r>
-        <w:t xml:space="preserve">The order in which we list the elements of</w:t>
-      </w:r>
-      <w:r>
-        <w:t xml:space="preserve"> </w:t>
-      </w:r>
-      <m:oMath>
-        <m:r>
-          <m:t>A</m:t>
-        </m:r>
-      </m:oMath>
-      <w:r>
-        <w:t xml:space="preserve"> </w:t>
-      </w:r>
-      <w:r>
-        <w:t xml:space="preserve">does not change the sum.</w:t>
-      </w:r>
-      <w:r>
-        <w:t xml:space="preserve"> </w:t>
-      </w:r>
-      <w:r>
-        <w:t xml:space="preserve">The reason is that addition is commutative and associative:</w:t>
-      </w:r>
-      <w:r>
-        <w:t xml:space="preserve"> </w:t>
-      </w:r>
-      <w:r>
-        <w:t xml:space="preserve">we can reorder and regroup the terms of a finite sum</w:t>
-      </w:r>
-      <w:r>
-        <w:t xml:space="preserve"> </w:t>
-      </w:r>
-      <w:r>
-        <w:t xml:space="preserve">without changing the total.</w:t>
-      </w:r>
-      <w:r>
-        <w:t xml:space="preserve"> </w:t>
-      </w:r>
-      <w:r>
-        <w:t xml:space="preserve">For example, if</w:t>
-      </w:r>
-      <w:r>
-        <w:t xml:space="preserve"> </w:t>
-      </w:r>
-      <m:oMath>
-        <m:r>
-          <m:t>A</m:t>
-        </m:r>
-        <m:r>
-          <m:rPr>
-            <m:sty m:val="p"/>
-          </m:rPr>
-          <m:t>=</m:t>
-        </m:r>
-        <m:r>
-          <m:t>​</m:t>
-        </m:r>
-        <m:d>
-          <m:dPr>
-            <m:begChr m:val="{"/>
-            <m:sepChr m:val=""/>
-            <m:endChr m:val="}"/>
-            <m:grow/>
-          </m:dPr>
-          <m:e>
-            <m:r>
-              <m:t>1</m:t>
-            </m:r>
-            <m:r>
-              <m:rPr>
-                <m:sty m:val="p"/>
-              </m:rPr>
-              <m:t>,</m:t>
-            </m:r>
-            <m:r>
-              <m:t>2</m:t>
-            </m:r>
-            <m:r>
-              <m:rPr>
-                <m:sty m:val="p"/>
-              </m:rPr>
-              <m:t>,</m:t>
-            </m:r>
-            <m:r>
-              <m:t>3</m:t>
-            </m:r>
-          </m:e>
-        </m:d>
-        <m:r>
-          <m:t>​</m:t>
-        </m:r>
-      </m:oMath>
-      <w:r>
-        <w:t xml:space="preserve"> </w:t>
-      </w:r>
-      <w:r>
-        <w:t xml:space="preserve">and</w:t>
-      </w:r>
-      <w:r>
-        <w:t xml:space="preserve"> </w:t>
-      </w:r>
-      <m:oMath>
-        <m:r>
-          <m:t>f</m:t>
-        </m:r>
-        <m:r>
-          <m:rPr>
-            <m:sty m:val="p"/>
-          </m:rPr>
-          <m:t>(</m:t>
-        </m:r>
+      <w:r>
+        <w:t xml:space="preserve"> </w:t>
+      </w:r>
+      <w:r>
+        <w:t xml:space="preserve">This shorthand means the sum over every value</w:t>
+      </w:r>
+      <w:r>
+        <w:t xml:space="preserve"> </w:t>
+      </w:r>
+      <m:oMath>
         <m:r>
           <m:t>x</m:t>
         </m:r>
-        <m:r>
-          <m:rPr>
-            <m:sty m:val="p"/>
-          </m:rPr>
-          <m:t>)</m:t>
-        </m:r>
-        <m:r>
-          <m:rPr>
-            <m:sty m:val="p"/>
-          </m:rPr>
-          <m:t>=</m:t>
-        </m:r>
-        <m:sSup>
-          <m:e>
-            <m:r>
-              <m:t>x</m:t>
-            </m:r>
-          </m:e>
-          <m:sup>
-            <m:r>
-              <m:t>2</m:t>
-            </m:r>
-          </m:sup>
-        </m:sSup>
-      </m:oMath>
-      <w:r>
-        <w:t xml:space="preserve">,</w:t>
-      </w:r>
-      <w:r>
-        <w:t xml:space="preserve"> </w:t>
-      </w:r>
-      <w:r>
-        <w:t xml:space="preserve">listing</w:t>
-      </w:r>
-      <w:r>
-        <w:t xml:space="preserve"> </w:t>
-      </w:r>
-      <m:oMath>
-        <m:r>
-          <m:t>A</m:t>
-        </m:r>
-      </m:oMath>
-      <w:r>
-        <w:t xml:space="preserve"> </w:t>
-      </w:r>
-      <w:r>
-        <w:t xml:space="preserve">as</w:t>
-      </w:r>
-      <w:r>
-        <w:t xml:space="preserve"> </w:t>
-      </w:r>
-      <m:oMath>
-        <m:r>
-          <m:t>1</m:t>
-        </m:r>
-        <m:r>
-          <m:rPr>
-            <m:sty m:val="p"/>
-          </m:rPr>
-          <m:t>,</m:t>
-        </m:r>
-        <m:r>
-          <m:t>2</m:t>
-        </m:r>
-        <m:r>
-          <m:rPr>
-            <m:sty m:val="p"/>
-          </m:rPr>
-          <m:t>,</m:t>
-        </m:r>
-        <m:r>
-          <m:t>3</m:t>
-        </m:r>
-      </m:oMath>
-      <w:r>
-        <w:t xml:space="preserve"> </w:t>
-      </w:r>
-      <w:r>
-        <w:t xml:space="preserve">gives</w:t>
-      </w:r>
-      <w:r>
-        <w:t xml:space="preserve"> </w:t>
-      </w:r>
-      <m:oMath>
-        <m:r>
-          <m:t>1</m:t>
-        </m:r>
-        <m:r>
-          <m:rPr>
-            <m:sty m:val="p"/>
-          </m:rPr>
-          <m:t>+</m:t>
-        </m:r>
-        <m:r>
-          <m:t>4</m:t>
-        </m:r>
-        <m:r>
-          <m:rPr>
-            <m:sty m:val="p"/>
-          </m:rPr>
-          <m:t>+</m:t>
-        </m:r>
-        <m:r>
-          <m:t>9</m:t>
-        </m:r>
-        <m:r>
-          <m:rPr>
-            <m:sty m:val="p"/>
-          </m:rPr>
-          <m:t>=</m:t>
-        </m:r>
-        <m:r>
-          <m:t>14</m:t>
-        </m:r>
-      </m:oMath>
-      <w:r>
-        <w:t xml:space="preserve">,</w:t>
-      </w:r>
-      <w:r>
-        <w:t xml:space="preserve"> </w:t>
-      </w:r>
-      <w:r>
-        <w:t xml:space="preserve">and listing</w:t>
-      </w:r>
-      <w:r>
-        <w:t xml:space="preserve"> </w:t>
-      </w:r>
-      <m:oMath>
-        <m:r>
-          <m:t>A</m:t>
-        </m:r>
-      </m:oMath>
-      <w:r>
-        <w:t xml:space="preserve"> </w:t>
-      </w:r>
-      <w:r>
-        <w:t xml:space="preserve">as</w:t>
-      </w:r>
-      <w:r>
-        <w:t xml:space="preserve"> </w:t>
-      </w:r>
-      <m:oMath>
-        <m:r>
-          <m:t>3</m:t>
-        </m:r>
-        <m:r>
-          <m:rPr>
-            <m:sty m:val="p"/>
-          </m:rPr>
-          <m:t>,</m:t>
-        </m:r>
-        <m:r>
-          <m:t>1</m:t>
-        </m:r>
-        <m:r>
-          <m:rPr>
-            <m:sty m:val="p"/>
-          </m:rPr>
-          <m:t>,</m:t>
-        </m:r>
-        <m:r>
-          <m:t>2</m:t>
-        </m:r>
-      </m:oMath>
-      <w:r>
-        <w:t xml:space="preserve"> </w:t>
-      </w:r>
-      <w:r>
-        <w:t xml:space="preserve">gives</w:t>
-      </w:r>
-      <w:r>
-        <w:t xml:space="preserve"> </w:t>
-      </w:r>
-      <m:oMath>
-        <m:r>
-          <m:t>9</m:t>
-        </m:r>
-        <m:r>
-          <m:rPr>
-            <m:sty m:val="p"/>
-          </m:rPr>
-          <m:t>+</m:t>
-        </m:r>
-        <m:r>
-          <m:t>1</m:t>
-        </m:r>
-        <m:r>
-          <m:rPr>
-            <m:sty m:val="p"/>
-          </m:rPr>
-          <m:t>+</m:t>
-        </m:r>
-        <m:r>
-          <m:t>4</m:t>
-        </m:r>
-        <m:r>
-          <m:rPr>
-            <m:sty m:val="p"/>
-          </m:rPr>
-          <m:t>=</m:t>
-        </m:r>
-        <m:r>
-          <m:t>14</m:t>
-        </m:r>
-      </m:oMath>
-      <w:r>
-        <w:t xml:space="preserve">.</w:t>
-      </w:r>
-      <w:r>
-        <w:t xml:space="preserve"> </w:t>
-      </w:r>
-      <w:hyperlink w:anchor="exr-sum-over-set">
-        <w:r>
-          <w:rPr>
-            <w:rStyle w:val="Hyperlink"/>
-          </w:rPr>
-          <w:t xml:space="preserve">Exercise 7</w:t>
-        </w:r>
-      </w:hyperlink>
-      <w:r>
-        <w:t xml:space="preserve">, part 2, shows another example.</w:t>
-      </w:r>
-    </w:p>
-    <w:p>
-      <w:pPr>
-        <w:pStyle w:val="BodyText"/>
-      </w:pPr>
-      <w:r>
-        <w:t xml:space="preserve">When</w:t>
-      </w:r>
-      <w:r>
-        <w:t xml:space="preserve"> </w:t>
-      </w:r>
-      <m:oMath>
-        <m:r>
-          <m:t>A</m:t>
-        </m:r>
-        <m:r>
-          <m:rPr>
-            <m:sty m:val="p"/>
-          </m:rPr>
-          <m:t>=</m:t>
-        </m:r>
-        <m:r>
-          <m:t>​</m:t>
-        </m:r>
-        <m:d>
-          <m:dPr>
-            <m:begChr m:val="{"/>
-            <m:sepChr m:val=""/>
-            <m:endChr m:val="}"/>
-            <m:grow/>
-          </m:dPr>
-          <m:e>
-            <m:r>
-              <m:t>m</m:t>
-            </m:r>
-            <m:r>
-              <m:rPr>
-                <m:sty m:val="p"/>
-              </m:rPr>
-              <m:t>,</m:t>
-            </m:r>
-            <m:r>
-              <m:t>m</m:t>
-            </m:r>
-            <m:r>
-              <m:rPr>
-                <m:sty m:val="p"/>
-              </m:rPr>
-              <m:t>+</m:t>
-            </m:r>
-            <m:r>
-              <m:t>1</m:t>
-            </m:r>
-            <m:r>
-              <m:rPr>
-                <m:sty m:val="p"/>
-              </m:rPr>
-              <m:t>,</m:t>
-            </m:r>
-            <m:r>
-              <m:rPr>
-                <m:sty m:val="p"/>
-              </m:rPr>
-              <m:t>…</m:t>
-            </m:r>
-            <m:r>
-              <m:rPr>
-                <m:sty m:val="p"/>
-              </m:rPr>
-              <m:t>,</m:t>
-            </m:r>
-            <m:r>
-              <m:t>n</m:t>
-            </m:r>
-          </m:e>
-        </m:d>
-        <m:r>
-          <m:t>​</m:t>
-        </m:r>
-      </m:oMath>
-      <w:r>
-        <w:t xml:space="preserve">,</w:t>
-      </w:r>
-      <w:r>
-        <w:t xml:space="preserve"> </w:t>
-      </w:r>
-      <w:r>
-        <w:t xml:space="preserve">this sum is the same as</w:t>
-      </w:r>
-      <w:r>
-        <w:t xml:space="preserve"> </w:t>
-      </w:r>
-      <m:oMath>
-        <m:nary>
-          <m:naryPr>
-            <m:chr m:val="∑"/>
-            <m:limLoc m:val="undOvr"/>
-            <m:subHide m:val="off"/>
-            <m:supHide m:val="off"/>
-          </m:naryPr>
-          <m:sub>
-            <m:r>
-              <m:t>i</m:t>
-            </m:r>
-            <m:r>
-              <m:rPr>
-                <m:sty m:val="p"/>
-              </m:rPr>
-              <m:t>=</m:t>
-            </m:r>
-            <m:r>
-              <m:t>m</m:t>
-            </m:r>
-          </m:sub>
-          <m:sup>
-            <m:r>
-              <m:t>n</m:t>
-            </m:r>
-          </m:sup>
-          <m:e>
-            <m:r>
-              <m:t>f</m:t>
-            </m:r>
-          </m:e>
-        </m:nary>
-        <m:r>
-          <m:rPr>
-            <m:sty m:val="p"/>
-          </m:rPr>
-          <m:t>(</m:t>
-        </m:r>
-        <m:r>
-          <m:t>i</m:t>
-        </m:r>
-        <m:r>
-          <m:rPr>
-            <m:sty m:val="p"/>
-          </m:rPr>
-          <m:t>)</m:t>
-        </m:r>
-      </m:oMath>
-      <w:r>
-        <w:t xml:space="preserve"> </w:t>
-      </w:r>
-      <w:r>
-        <w:t xml:space="preserve">from</w:t>
-      </w:r>
-      <w:r>
-        <w:t xml:space="preserve"> </w:t>
-      </w:r>
-      <w:hyperlink w:anchor="def-summation">
-        <w:r>
-          <w:rPr>
-            <w:rStyle w:val="Hyperlink"/>
-          </w:rPr>
-          <w:t xml:space="preserve">Definition 26</w:t>
-        </w:r>
-      </w:hyperlink>
-      <w:r>
-        <w:t xml:space="preserve">.</w:t>
-      </w:r>
-    </w:p>
-    <w:bookmarkEnd w:id="134"/>
-    <w:bookmarkStart w:id="137" w:name="rem-sum-without-set"/>
-    <w:p>
-      <w:pPr>
-        <w:pStyle w:val="BodyText"/>
-      </w:pPr>
-      <w:r>
-        <w:rPr>
-          <w:i/>
-          <w:iCs/>
-        </w:rPr>
-        <w:t xml:space="preserve">Remark 12</w:t>
-      </w:r>
-      <w:r>
-        <w:t xml:space="preserve"> (Leaving the set out). </w:t>
-      </w:r>
-      <w:r>
-        <w:t xml:space="preserve">Some authors leave the set out and write</w:t>
+      </m:oMath>
+      <w:r>
+        <w:t xml:space="preserve"> </w:t>
+      </w:r>
+      <w:r>
+        <w:t xml:space="preserve">can take,</w:t>
       </w:r>
       <w:r>
         <w:t xml:space="preserve"> </w:t>
@@ -40330,72 +40358,6 @@
             <m:r>
               <m:t>x</m:t>
             </m:r>
-          </m:sub>
-          <m:sup>
-            <m:r>
-              <m:t>​</m:t>
-            </m:r>
-          </m:sup>
-          <m:e>
-            <m:r>
-              <m:t>f</m:t>
-            </m:r>
-          </m:e>
-        </m:nary>
-        <m:r>
-          <m:rPr>
-            <m:sty m:val="p"/>
-          </m:rPr>
-          <m:t>(</m:t>
-        </m:r>
-        <m:r>
-          <m:t>x</m:t>
-        </m:r>
-        <m:r>
-          <m:rPr>
-            <m:sty m:val="p"/>
-          </m:rPr>
-          <m:t>)</m:t>
-        </m:r>
-      </m:oMath>
-      <w:r>
-        <w:t xml:space="preserve">.</w:t>
-      </w:r>
-      <w:r>
-        <w:t xml:space="preserve"> </w:t>
-      </w:r>
-      <w:r>
-        <w:t xml:space="preserve">This shorthand means the sum over every value</w:t>
-      </w:r>
-      <w:r>
-        <w:t xml:space="preserve"> </w:t>
-      </w:r>
-      <m:oMath>
-        <m:r>
-          <m:t>x</m:t>
-        </m:r>
-      </m:oMath>
-      <w:r>
-        <w:t xml:space="preserve"> </w:t>
-      </w:r>
-      <w:r>
-        <w:t xml:space="preserve">can take,</w:t>
-      </w:r>
-      <w:r>
-        <w:t xml:space="preserve"> </w:t>
-      </w:r>
-      <m:oMath>
-        <m:nary>
-          <m:naryPr>
-            <m:chr m:val="∑"/>
-            <m:limLoc m:val="undOvr"/>
-            <m:subHide m:val="off"/>
-            <m:supHide m:val="on"/>
-          </m:naryPr>
-          <m:sub>
-            <m:r>
-              <m:t>x</m:t>
-            </m:r>
             <m:r>
               <m:rPr>
                 <m:sty m:val="p"/>
@@ -40497,7 +40459,7 @@
       <w:r>
         <w:t xml:space="preserve"> </w:t>
       </w:r>
-      <w:hyperlink r:id="rId135">
+      <w:hyperlink r:id="rId138">
         <w:r>
           <w:rPr>
             <w:rStyle w:val="Hyperlink"/>
@@ -40722,7 +40684,7 @@
       <w:r>
         <w:t xml:space="preserve"> </w:t>
       </w:r>
-      <w:hyperlink r:id="rId136">
+      <w:hyperlink r:id="rId139">
         <w:r>
           <w:rPr>
             <w:rStyle w:val="Hyperlink"/>
@@ -40734,9 +40696,99 @@
         <w:t xml:space="preserve">).</w:t>
       </w:r>
     </w:p>
-    <w:bookmarkEnd w:id="137"/>
-    <w:bookmarkEnd w:id="138"/>
-    <w:bookmarkStart w:id="157" w:name="quotients"/>
+    <w:bookmarkEnd w:id="140"/>
+    <w:bookmarkStart w:id="141" w:name="exm-sum-over-empty-set"/>
+    <w:p>
+      <w:pPr>
+        <w:pStyle w:val="BodyText"/>
+      </w:pPr>
+      <w:r>
+        <w:rPr>
+          <w:b/>
+          <w:bCs/>
+        </w:rPr>
+        <w:t xml:space="preserve">Example 27 (A sum over the empty set)</w:t>
+      </w:r>
+      <w:r>
+        <w:t xml:space="preserve"> </w:t>
+      </w:r>
+      <w:r>
+        <w:t xml:space="preserve">For example,</w:t>
+      </w:r>
+      <w:r>
+        <w:t xml:space="preserve"> </w:t>
+      </w:r>
+      <m:oMath>
+        <m:nary>
+          <m:naryPr>
+            <m:chr m:val="∑"/>
+            <m:limLoc m:val="undOvr"/>
+            <m:subHide m:val="off"/>
+            <m:supHide m:val="on"/>
+          </m:naryPr>
+          <m:sub>
+            <m:r>
+              <m:t>x</m:t>
+            </m:r>
+            <m:r>
+              <m:rPr>
+                <m:sty m:val="p"/>
+              </m:rPr>
+              <m:t>∈</m:t>
+            </m:r>
+            <m:r>
+              <m:t>​</m:t>
+            </m:r>
+            <m:d>
+              <m:dPr>
+                <m:begChr m:val="{"/>
+                <m:sepChr m:val=""/>
+                <m:endChr m:val="}"/>
+                <m:grow/>
+              </m:dPr>
+              <m:e/>
+            </m:d>
+            <m:r>
+              <m:t>​</m:t>
+            </m:r>
+          </m:sub>
+          <m:sup>
+            <m:r>
+              <m:t>​</m:t>
+            </m:r>
+          </m:sup>
+          <m:e>
+            <m:sSup>
+              <m:e>
+                <m:r>
+                  <m:t>x</m:t>
+                </m:r>
+              </m:e>
+              <m:sup>
+                <m:r>
+                  <m:t>2</m:t>
+                </m:r>
+              </m:sup>
+            </m:sSup>
+          </m:e>
+        </m:nary>
+        <m:r>
+          <m:rPr>
+            <m:sty m:val="p"/>
+          </m:rPr>
+          <m:t>=</m:t>
+        </m:r>
+        <m:r>
+          <m:t>0</m:t>
+        </m:r>
+      </m:oMath>
+      <w:r>
+        <w:t xml:space="preserve">.</w:t>
+      </w:r>
+    </w:p>
+    <w:bookmarkEnd w:id="141"/>
+    <w:bookmarkEnd w:id="142"/>
+    <w:bookmarkStart w:id="161" w:name="quotients"/>
     <w:p>
       <w:pPr>
         <w:pStyle w:val="Heading2"/>
@@ -40745,7 +40797,7 @@
         <w:t xml:space="preserve">13 Quotients</w:t>
       </w:r>
     </w:p>
-    <w:bookmarkStart w:id="139" w:name="def-quotient"/>
+    <w:bookmarkStart w:id="143" w:name="def-quotient"/>
     <w:p>
       <w:pPr>
         <w:pStyle w:val="FirstParagraph"/>
@@ -40755,7 +40807,7 @@
           <w:b/>
           <w:bCs/>
         </w:rPr>
-        <w:t xml:space="preserve">Definition 29 (Quotient)</w:t>
+        <w:t xml:space="preserve">Definition 30 (Quotient)</w:t>
       </w:r>
       <w:r>
         <w:t xml:space="preserve"> </w:t>
@@ -40914,8 +40966,8 @@
         </m:oMath>
       </m:oMathPara>
     </w:p>
-    <w:bookmarkEnd w:id="139"/>
-    <w:bookmarkStart w:id="140" w:name="def-fraction"/>
+    <w:bookmarkEnd w:id="143"/>
+    <w:bookmarkStart w:id="144" w:name="def-fraction"/>
     <w:p>
       <w:pPr>
         <w:pStyle w:val="FirstParagraph"/>
@@ -40925,7 +40977,7 @@
           <w:b/>
           <w:bCs/>
         </w:rPr>
-        <w:t xml:space="preserve">Definition 30 (Fraction, numerator, and denominator)</w:t>
+        <w:t xml:space="preserve">Definition 31 (Fraction, numerator, and denominator)</w:t>
       </w:r>
       <w:r>
         <w:t xml:space="preserve"> </w:t>
@@ -40964,7 +41016,7 @@
           <w:rPr>
             <w:rStyle w:val="Hyperlink"/>
           </w:rPr>
-          <w:t xml:space="preserve">Definition 29</w:t>
+          <w:t xml:space="preserve">Definition 30</w:t>
         </w:r>
       </w:hyperlink>
       <w:r>
@@ -41098,8 +41150,8 @@
         <w:t xml:space="preserve">.</w:t>
       </w:r>
     </w:p>
-    <w:bookmarkEnd w:id="140"/>
-    <w:bookmarkStart w:id="141" w:name="exm-quotient"/>
+    <w:bookmarkEnd w:id="144"/>
+    <w:bookmarkStart w:id="145" w:name="exm-quotient"/>
     <w:p>
       <w:pPr>
         <w:pStyle w:val="BodyText"/>
@@ -41109,7 +41161,7 @@
           <w:b/>
           <w:bCs/>
         </w:rPr>
-        <w:t xml:space="preserve">Example 27 (A quotient)</w:t>
+        <w:t xml:space="preserve">Example 28 (A quotient)</w:t>
       </w:r>
       <w:r>
         <w:t xml:space="preserve"> </w:t>
@@ -41225,7 +41277,7 @@
           <w:rPr>
             <w:rStyle w:val="Hyperlink"/>
           </w:rPr>
-          <w:t xml:space="preserve">Definition 29</w:t>
+          <w:t xml:space="preserve">Definition 30</w:t>
         </w:r>
       </w:hyperlink>
       <w:r>
@@ -41235,8 +41287,8 @@
         <w:t xml:space="preserve">requires a nonzero denominator.</w:t>
       </w:r>
     </w:p>
-    <w:bookmarkEnd w:id="141"/>
-    <w:bookmarkStart w:id="142" w:name="def-person-years"/>
+    <w:bookmarkEnd w:id="145"/>
+    <w:bookmarkStart w:id="146" w:name="def-person-years"/>
     <w:p>
       <w:pPr>
         <w:pStyle w:val="BodyText"/>
@@ -41246,7 +41298,7 @@
           <w:b/>
           <w:bCs/>
         </w:rPr>
-        <w:t xml:space="preserve">Definition 31 (Follow-up and person-years)</w:t>
+        <w:t xml:space="preserve">Definition 32 (Follow-up and person-years)</w:t>
       </w:r>
       <w:r>
         <w:t xml:space="preserve"> </w:t>
@@ -41305,8 +41357,8 @@
         <w:t xml:space="preserve">measured in years.</w:t>
       </w:r>
     </w:p>
-    <w:bookmarkEnd w:id="142"/>
-    <w:bookmarkStart w:id="143" w:name="exm-person-years"/>
+    <w:bookmarkEnd w:id="146"/>
+    <w:bookmarkStart w:id="147" w:name="exm-person-years"/>
     <w:p>
       <w:pPr>
         <w:pStyle w:val="BodyText"/>
@@ -41316,7 +41368,7 @@
           <w:b/>
           <w:bCs/>
         </w:rPr>
-        <w:t xml:space="preserve">Example 28 (Counting person-years)</w:t>
+        <w:t xml:space="preserve">Example 29 (Counting person-years)</w:t>
       </w:r>
       <w:r>
         <w:t xml:space="preserve"> </w:t>
@@ -41487,8 +41539,8 @@
         <w:t xml:space="preserve">person-years.</w:t>
       </w:r>
     </w:p>
-    <w:bookmarkEnd w:id="143"/>
-    <w:bookmarkStart w:id="144" w:name="def-rate"/>
+    <w:bookmarkEnd w:id="147"/>
+    <w:bookmarkStart w:id="148" w:name="def-rate"/>
     <w:p>
       <w:pPr>
         <w:pStyle w:val="BodyText"/>
@@ -41498,7 +41550,7 @@
           <w:b/>
           <w:bCs/>
         </w:rPr>
-        <w:t xml:space="preserve">Definition 32 (Rate)</w:t>
+        <w:t xml:space="preserve">Definition 33 (Rate)</w:t>
       </w:r>
       <w:r>
         <w:t xml:space="preserve"> </w:t>
@@ -41539,7 +41591,7 @@
           <w:rPr>
             <w:rStyle w:val="Hyperlink"/>
           </w:rPr>
-          <w:t xml:space="preserve">Definition 31</w:t>
+          <w:t xml:space="preserve">Definition 32</w:t>
         </w:r>
       </w:hyperlink>
       <w:r>
@@ -41714,7 +41766,7 @@
         <w:t xml:space="preserve">cases per person-year.</w:t>
       </w:r>
     </w:p>
-    <w:bookmarkEnd w:id="144"/>
+    <w:bookmarkEnd w:id="148"/>
     <w:p>
       <w:pPr>
         <w:pStyle w:val="BodyText"/>
@@ -41722,7 +41774,7 @@
       <w:r>
         <w:t xml:space="preserve">cf. </w:t>
       </w:r>
-      <w:hyperlink r:id="rId145">
+      <w:hyperlink r:id="rId149">
         <w:r>
           <w:rPr>
             <w:rStyle w:val="Hyperlink"/>
@@ -41731,7 +41783,7 @@
         </w:r>
       </w:hyperlink>
     </w:p>
-    <w:bookmarkStart w:id="147" w:name="def-ratio"/>
+    <w:bookmarkStart w:id="151" w:name="def-ratio"/>
     <w:p>
       <w:pPr>
         <w:pStyle w:val="BodyText"/>
@@ -41741,7 +41793,7 @@
           <w:b/>
           <w:bCs/>
         </w:rPr>
-        <w:t xml:space="preserve">Definition 33 (Ratios)</w:t>
+        <w:t xml:space="preserve">Definition 34 (Ratios)</w:t>
       </w:r>
       <w:r>
         <w:t xml:space="preserve"> </w:t>
@@ -41773,7 +41825,7 @@
       <w:r>
         <w:t xml:space="preserve">cf. </w:t>
       </w:r>
-      <w:hyperlink r:id="rId146">
+      <w:hyperlink r:id="rId150">
         <w:r>
           <w:rPr>
             <w:rStyle w:val="Hyperlink"/>
@@ -41782,8 +41834,8 @@
         </w:r>
       </w:hyperlink>
     </w:p>
-    <w:bookmarkEnd w:id="147"/>
-    <w:bookmarkStart w:id="148" w:name="exm-ratio"/>
+    <w:bookmarkEnd w:id="151"/>
+    <w:bookmarkStart w:id="152" w:name="exm-ratio"/>
     <w:p>
       <w:pPr>
         <w:pStyle w:val="BodyText"/>
@@ -41793,7 +41845,7 @@
           <w:b/>
           <w:bCs/>
         </w:rPr>
-        <w:t xml:space="preserve">Example 29 (A ratio, and a quotient that is not one)</w:t>
+        <w:t xml:space="preserve">Example 30 (A ratio, and a quotient that is not one)</w:t>
       </w:r>
       <w:r>
         <w:t xml:space="preserve"> </w:t>
@@ -42041,8 +42093,8 @@
         <w:t xml:space="preserve">so this quotient is not a ratio.</w:t>
       </w:r>
     </w:p>
-    <w:bookmarkEnd w:id="148"/>
-    <w:bookmarkStart w:id="151" w:name="def-proportion"/>
+    <w:bookmarkEnd w:id="152"/>
+    <w:bookmarkStart w:id="155" w:name="def-proportion"/>
     <w:p>
       <w:pPr>
         <w:pStyle w:val="FirstParagraph"/>
@@ -42052,7 +42104,7 @@
           <w:b/>
           <w:bCs/>
         </w:rPr>
-        <w:t xml:space="preserve">Definition 34 (Proportion)</w:t>
+        <w:t xml:space="preserve">Definition 35 (Proportion)</w:t>
       </w:r>
       <w:r>
         <w:t xml:space="preserve"> </w:t>
@@ -42093,7 +42145,7 @@
       <w:r>
         <w:t xml:space="preserve"> </w:t>
       </w:r>
-      <w:hyperlink r:id="rId149">
+      <w:hyperlink r:id="rId153">
         <w:r>
           <w:rPr>
             <w:rStyle w:val="Hyperlink"/>
@@ -42115,7 +42167,7 @@
       <w:r>
         <w:t xml:space="preserve"> </w:t>
       </w:r>
-      <w:hyperlink r:id="rId150">
+      <w:hyperlink r:id="rId154">
         <w:r>
           <w:rPr>
             <w:rStyle w:val="Hyperlink"/>
@@ -42130,8 +42182,8 @@
         <w:t xml:space="preserve">for other meanings.</w:t>
       </w:r>
     </w:p>
-    <w:bookmarkEnd w:id="151"/>
-    <w:bookmarkStart w:id="152" w:name="exm-proportion"/>
+    <w:bookmarkEnd w:id="155"/>
+    <w:bookmarkStart w:id="156" w:name="exm-proportion"/>
     <w:p>
       <w:pPr>
         <w:pStyle w:val="BodyText"/>
@@ -42141,7 +42193,7 @@
           <w:b/>
           <w:bCs/>
         </w:rPr>
-        <w:t xml:space="preserve">Example 30 (A proportion, and a ratio that is not one)</w:t>
+        <w:t xml:space="preserve">Example 31 (A proportion, and a ratio that is not one)</w:t>
       </w:r>
       <w:r>
         <w:t xml:space="preserve"> </w:t>
@@ -42352,8 +42404,8 @@
         <w:t xml:space="preserve">non-smokers.</w:t>
       </w:r>
     </w:p>
-    <w:bookmarkEnd w:id="152"/>
-    <w:bookmarkStart w:id="154" w:name="def-proportional"/>
+    <w:bookmarkEnd w:id="156"/>
+    <w:bookmarkStart w:id="158" w:name="def-proportional"/>
     <w:p>
       <w:pPr>
         <w:pStyle w:val="FirstParagraph"/>
@@ -42363,7 +42415,7 @@
           <w:b/>
           <w:bCs/>
         </w:rPr>
-        <w:t xml:space="preserve">Definition 35 (Proportional)</w:t>
+        <w:t xml:space="preserve">Definition 36 (Proportional)</w:t>
       </w:r>
       <w:r>
         <w:t xml:space="preserve"> </w:t>
@@ -42524,7 +42576,7 @@
       <w:r>
         <w:t xml:space="preserve">(cf. </w:t>
       </w:r>
-      <w:hyperlink r:id="rId153">
+      <w:hyperlink r:id="rId157">
         <w:r>
           <w:rPr>
             <w:rStyle w:val="Hyperlink"/>
@@ -42536,8 +42588,8 @@
         <w:t xml:space="preserve">)</w:t>
       </w:r>
     </w:p>
-    <w:bookmarkEnd w:id="154"/>
-    <w:bookmarkStart w:id="155" w:name="exm-proportional"/>
+    <w:bookmarkEnd w:id="158"/>
+    <w:bookmarkStart w:id="159" w:name="exm-proportional"/>
     <w:p>
       <w:pPr>
         <w:pStyle w:val="BodyText"/>
@@ -42547,7 +42599,7 @@
           <w:b/>
           <w:bCs/>
         </w:rPr>
-        <w:t xml:space="preserve">Example 31 (Proportional and non-proportional functions)</w:t>
+        <w:t xml:space="preserve">Example 32 (Proportional and non-proportional functions)</w:t>
       </w:r>
       <w:r>
         <w:t xml:space="preserve"> </w:t>
@@ -43230,7 +43282,7 @@
         <w:t xml:space="preserve">.</w:t>
       </w:r>
     </w:p>
-    <w:bookmarkEnd w:id="155"/>
+    <w:bookmarkEnd w:id="159"/>
     <w:p>
       <w:pPr>
         <w:pStyle w:val="FirstParagraph"/>
@@ -43241,7 +43293,7 @@
       <w:r>
         <w:t xml:space="preserve"> </w:t>
       </w:r>
-      <w:hyperlink r:id="rId156">
+      <w:hyperlink r:id="rId160">
         <w:r>
           <w:rPr>
             <w:rStyle w:val="Hyperlink"/>
@@ -43250,8 +43302,8 @@
         </w:r>
       </w:hyperlink>
     </w:p>
-    <w:bookmarkEnd w:id="157"/>
-    <w:bookmarkStart w:id="172" w:name="sec-polynomials"/>
+    <w:bookmarkEnd w:id="161"/>
+    <w:bookmarkStart w:id="176" w:name="sec-polynomials"/>
     <w:p>
       <w:pPr>
         <w:pStyle w:val="Heading2"/>
@@ -43260,7 +43312,7 @@
         <w:t xml:space="preserve">14 Polynomials</w:t>
       </w:r>
     </w:p>
-    <w:bookmarkStart w:id="158" w:name="exr-polynomial-degree"/>
+    <w:bookmarkStart w:id="162" w:name="exr-polynomial-degree"/>
     <w:p>
       <w:pPr>
         <w:pStyle w:val="FirstParagraph"/>
@@ -43622,8 +43674,8 @@
         <w:t xml:space="preserve">, and what is its leading coefficient?</w:t>
       </w:r>
     </w:p>
-    <w:bookmarkEnd w:id="158"/>
-    <w:bookmarkStart w:id="159" w:name="sol-polynomial-degree"/>
+    <w:bookmarkEnd w:id="162"/>
+    <w:bookmarkStart w:id="163" w:name="sol-polynomial-degree"/>
     <w:p>
       <w:pPr>
         <w:pStyle w:val="FirstParagraph"/>
@@ -44058,8 +44110,8 @@
         <w:t xml:space="preserve">.</w:t>
       </w:r>
     </w:p>
-    <w:bookmarkEnd w:id="159"/>
-    <w:bookmarkStart w:id="160" w:name="def-constant-function"/>
+    <w:bookmarkEnd w:id="163"/>
+    <w:bookmarkStart w:id="164" w:name="def-constant-function"/>
     <w:p>
       <w:pPr>
         <w:pStyle w:val="FirstParagraph"/>
@@ -44069,7 +44121,7 @@
           <w:b/>
           <w:bCs/>
         </w:rPr>
-        <w:t xml:space="preserve">Definition 36 (Constant function)</w:t>
+        <w:t xml:space="preserve">Definition 37 (Constant function)</w:t>
       </w:r>
       <w:r>
         <w:t xml:space="preserve"> </w:t>
@@ -44080,7 +44132,7 @@
       <w:r>
         <w:t xml:space="preserve"> </w:t>
       </w:r>
-      <w:hyperlink r:id="rId42">
+      <w:hyperlink r:id="rId45">
         <w:r>
           <w:rPr>
             <w:rStyle w:val="Hyperlink"/>
@@ -44218,8 +44270,8 @@
         <w:t xml:space="preserve">.</w:t>
       </w:r>
     </w:p>
-    <w:bookmarkEnd w:id="160"/>
-    <w:bookmarkStart w:id="161" w:name="exm-constant-function"/>
+    <w:bookmarkEnd w:id="164"/>
+    <w:bookmarkStart w:id="165" w:name="exm-constant-function"/>
     <w:p>
       <w:pPr>
         <w:pStyle w:val="BodyText"/>
@@ -44229,7 +44281,7 @@
           <w:b/>
           <w:bCs/>
         </w:rPr>
-        <w:t xml:space="preserve">Example 32 (Constant and non-constant functions)</w:t>
+        <w:t xml:space="preserve">Example 33 (Constant and non-constant functions)</w:t>
       </w:r>
       <w:r>
         <w:t xml:space="preserve"> </w:t>
@@ -44464,8 +44516,8 @@
         <w:t xml:space="preserve">.</w:t>
       </w:r>
     </w:p>
-    <w:bookmarkEnd w:id="161"/>
-    <w:bookmarkStart w:id="162" w:name="def-polynomial"/>
+    <w:bookmarkEnd w:id="165"/>
+    <w:bookmarkStart w:id="166" w:name="def-polynomial"/>
     <w:p>
       <w:pPr>
         <w:pStyle w:val="FirstParagraph"/>
@@ -44475,7 +44527,7 @@
           <w:b/>
           <w:bCs/>
         </w:rPr>
-        <w:t xml:space="preserve">Definition 37 (Polynomial)</w:t>
+        <w:t xml:space="preserve">Definition 38 (Polynomial)</w:t>
       </w:r>
       <w:r>
         <w:t xml:space="preserve"> </w:t>
@@ -44513,7 +44565,7 @@
       <w:r>
         <w:t xml:space="preserve"> </w:t>
       </w:r>
-      <w:hyperlink r:id="rId42">
+      <w:hyperlink r:id="rId45">
         <w:r>
           <w:rPr>
             <w:rStyle w:val="Hyperlink"/>
@@ -45138,8 +45190,8 @@
         <w:t xml:space="preserve">.</w:t>
       </w:r>
     </w:p>
-    <w:bookmarkEnd w:id="162"/>
-    <w:bookmarkStart w:id="163" w:name="rem-polynomial-nonzero"/>
+    <w:bookmarkEnd w:id="166"/>
+    <w:bookmarkStart w:id="167" w:name="rem-polynomial-nonzero"/>
     <w:p>
       <w:pPr>
         <w:pStyle w:val="BodyText"/>
@@ -45149,7 +45201,7 @@
           <w:i/>
           <w:iCs/>
         </w:rPr>
-        <w:t xml:space="preserve">Remark 13</w:t>
+        <w:t xml:space="preserve">Remark 15</w:t>
       </w:r>
       <w:r>
         <w:t xml:space="preserve"> (Constant and zero polynomials). </w:t>
@@ -45367,8 +45419,8 @@
         <w:t xml:space="preserve">.</w:t>
       </w:r>
     </w:p>
-    <w:bookmarkEnd w:id="163"/>
-    <w:bookmarkStart w:id="164" w:name="def-polynomial-degree"/>
+    <w:bookmarkEnd w:id="167"/>
+    <w:bookmarkStart w:id="168" w:name="def-polynomial-degree"/>
     <w:p>
       <w:pPr>
         <w:pStyle w:val="BodyText"/>
@@ -45378,7 +45430,7 @@
           <w:b/>
           <w:bCs/>
         </w:rPr>
-        <w:t xml:space="preserve">Definition 38 (Degree of a polynomial)</w:t>
+        <w:t xml:space="preserve">Definition 39 (Degree of a polynomial)</w:t>
       </w:r>
       <w:r>
         <w:t xml:space="preserve"> </w:t>
@@ -45590,8 +45642,8 @@
         <w:t xml:space="preserve">.</w:t>
       </w:r>
     </w:p>
-    <w:bookmarkEnd w:id="164"/>
-    <w:bookmarkStart w:id="165" w:name="exm-polynomial-degree"/>
+    <w:bookmarkEnd w:id="168"/>
+    <w:bookmarkStart w:id="169" w:name="exm-polynomial-degree"/>
     <w:p>
       <w:pPr>
         <w:pStyle w:val="BodyText"/>
@@ -45601,7 +45653,7 @@
           <w:b/>
           <w:bCs/>
         </w:rPr>
-        <w:t xml:space="preserve">Example 33 (Degrees of some polynomials)</w:t>
+        <w:t xml:space="preserve">Example 34 (Degrees of some polynomials)</w:t>
       </w:r>
       <w:r>
         <w:t xml:space="preserve"> </w:t>
@@ -45852,8 +45904,8 @@
         <w:t xml:space="preserve">.</w:t>
       </w:r>
     </w:p>
-    <w:bookmarkEnd w:id="165"/>
-    <w:bookmarkStart w:id="166" w:name="def-polynomial-leading-coefficient"/>
+    <w:bookmarkEnd w:id="169"/>
+    <w:bookmarkStart w:id="170" w:name="def-polynomial-leading-coefficient"/>
     <w:p>
       <w:pPr>
         <w:pStyle w:val="FirstParagraph"/>
@@ -45863,7 +45915,7 @@
           <w:b/>
           <w:bCs/>
         </w:rPr>
-        <w:t xml:space="preserve">Definition 39 (Leading coefficient)</w:t>
+        <w:t xml:space="preserve">Definition 40 (Leading coefficient)</w:t>
       </w:r>
       <w:r>
         <w:t xml:space="preserve"> </w:t>
@@ -46077,8 +46129,8 @@
         <w:t xml:space="preserve">.</w:t>
       </w:r>
     </w:p>
-    <w:bookmarkEnd w:id="166"/>
-    <w:bookmarkStart w:id="167" w:name="exm-leading-coefficient"/>
+    <w:bookmarkEnd w:id="170"/>
+    <w:bookmarkStart w:id="171" w:name="exm-leading-coefficient"/>
     <w:p>
       <w:pPr>
         <w:pStyle w:val="BodyText"/>
@@ -46088,7 +46140,7 @@
           <w:b/>
           <w:bCs/>
         </w:rPr>
-        <w:t xml:space="preserve">Example 34 (Leading coefficients)</w:t>
+        <w:t xml:space="preserve">Example 35 (Leading coefficients)</w:t>
       </w:r>
       <w:r>
         <w:t xml:space="preserve"> </w:t>
@@ -46343,8 +46395,8 @@
         <w:t xml:space="preserve">.</w:t>
       </w:r>
     </w:p>
-    <w:bookmarkEnd w:id="167"/>
-    <w:bookmarkStart w:id="168" w:name="def-quadratic-cubic"/>
+    <w:bookmarkEnd w:id="171"/>
+    <w:bookmarkStart w:id="172" w:name="def-quadratic-cubic"/>
     <w:p>
       <w:pPr>
         <w:pStyle w:val="FirstParagraph"/>
@@ -46354,7 +46406,7 @@
           <w:b/>
           <w:bCs/>
         </w:rPr>
-        <w:t xml:space="preserve">Definition 40 (Quadratic and cubic polynomials)</w:t>
+        <w:t xml:space="preserve">Definition 41 (Quadratic and cubic polynomials)</w:t>
       </w:r>
       <w:r>
         <w:t xml:space="preserve"> </w:t>
@@ -46587,8 +46639,8 @@
         <w:t xml:space="preserve">polynomial.</w:t>
       </w:r>
     </w:p>
-    <w:bookmarkEnd w:id="168"/>
-    <w:bookmarkStart w:id="169" w:name="exm-quadratic-cubic"/>
+    <w:bookmarkEnd w:id="172"/>
+    <w:bookmarkStart w:id="173" w:name="exm-quadratic-cubic"/>
     <w:p>
       <w:pPr>
         <w:pStyle w:val="BodyText"/>
@@ -46598,7 +46650,7 @@
           <w:b/>
           <w:bCs/>
         </w:rPr>
-        <w:t xml:space="preserve">Example 35 (Quadratic and cubic polynomials)</w:t>
+        <w:t xml:space="preserve">Example 36 (Quadratic and cubic polynomials)</w:t>
       </w:r>
       <w:r>
         <w:t xml:space="preserve"> </w:t>
@@ -46751,7 +46803,7 @@
           <w:rPr>
             <w:rStyle w:val="Hyperlink"/>
           </w:rPr>
-          <w:t xml:space="preserve">Remark 9</w:t>
+          <w:t xml:space="preserve">Remark 11</w:t>
         </w:r>
       </w:hyperlink>
       <w:r>
@@ -46934,8 +46986,8 @@
         <w:t xml:space="preserve">.</w:t>
       </w:r>
     </w:p>
-    <w:bookmarkEnd w:id="169"/>
-    <w:bookmarkStart w:id="170" w:name="def-parabola"/>
+    <w:bookmarkEnd w:id="173"/>
+    <w:bookmarkStart w:id="174" w:name="def-parabola"/>
     <w:p>
       <w:pPr>
         <w:pStyle w:val="FirstParagraph"/>
@@ -46945,7 +46997,7 @@
           <w:b/>
           <w:bCs/>
         </w:rPr>
-        <w:t xml:space="preserve">Definition 41 (Parabola)</w:t>
+        <w:t xml:space="preserve">Definition 42 (Parabola)</w:t>
       </w:r>
       <w:r>
         <w:t xml:space="preserve"> </w:t>
@@ -46972,7 +47024,7 @@
       <w:r>
         <w:t xml:space="preserve"> </w:t>
       </w:r>
-      <w:hyperlink r:id="rId64">
+      <w:hyperlink r:id="rId67">
         <w:r>
           <w:rPr>
             <w:rStyle w:val="Hyperlink"/>
@@ -46991,15 +47043,15 @@
           <w:rPr>
             <w:rStyle w:val="Hyperlink"/>
           </w:rPr>
-          <w:t xml:space="preserve">Definition 40</w:t>
+          <w:t xml:space="preserve">Definition 41</w:t>
         </w:r>
       </w:hyperlink>
       <w:r>
         <w:t xml:space="preserve">).</w:t>
       </w:r>
     </w:p>
-    <w:bookmarkEnd w:id="170"/>
-    <w:bookmarkStart w:id="171" w:name="exm-parabola"/>
+    <w:bookmarkEnd w:id="174"/>
+    <w:bookmarkStart w:id="175" w:name="exm-parabola"/>
     <w:p>
       <w:pPr>
         <w:pStyle w:val="BodyText"/>
@@ -47009,7 +47061,7 @@
           <w:b/>
           <w:bCs/>
         </w:rPr>
-        <w:t xml:space="preserve">Example 36 (The parabola</w:t>
+        <w:t xml:space="preserve">Example 37 (The parabola</w:t>
       </w:r>
       <w:r>
         <w:rPr>
@@ -47294,9 +47346,9 @@
         <w:t xml:space="preserve">.</w:t>
       </w:r>
     </w:p>
-    <w:bookmarkEnd w:id="171"/>
-    <w:bookmarkEnd w:id="172"/>
-    <w:bookmarkStart w:id="180" w:name="sec-affine-linear-functions"/>
+    <w:bookmarkEnd w:id="175"/>
+    <w:bookmarkEnd w:id="176"/>
+    <w:bookmarkStart w:id="184" w:name="sec-affine-linear-functions"/>
     <w:p>
       <w:pPr>
         <w:pStyle w:val="Heading2"/>
@@ -47305,7 +47357,7 @@
         <w:t xml:space="preserve">15 Affine and linear functions of one variable</w:t>
       </w:r>
     </w:p>
-    <w:bookmarkStart w:id="173" w:name="def-affine-function"/>
+    <w:bookmarkStart w:id="177" w:name="def-affine-function"/>
     <w:p>
       <w:pPr>
         <w:pStyle w:val="FirstParagraph"/>
@@ -47315,7 +47367,7 @@
           <w:b/>
           <w:bCs/>
         </w:rPr>
-        <w:t xml:space="preserve">Definition 42 (Affine function of one variable)</w:t>
+        <w:t xml:space="preserve">Definition 43 (Affine function of one variable)</w:t>
       </w:r>
       <w:r>
         <w:t xml:space="preserve"> </w:t>
@@ -47326,7 +47378,7 @@
       <w:r>
         <w:t xml:space="preserve"> </w:t>
       </w:r>
-      <w:hyperlink r:id="rId42">
+      <w:hyperlink r:id="rId45">
         <w:r>
           <w:rPr>
             <w:rStyle w:val="Hyperlink"/>
@@ -47575,8 +47627,8 @@
         <w:t xml:space="preserve">.</w:t>
       </w:r>
     </w:p>
-    <w:bookmarkEnd w:id="173"/>
-    <w:bookmarkStart w:id="174" w:name="def-linear-function"/>
+    <w:bookmarkEnd w:id="177"/>
+    <w:bookmarkStart w:id="178" w:name="def-linear-function"/>
     <w:p>
       <w:pPr>
         <w:pStyle w:val="BodyText"/>
@@ -47586,7 +47638,7 @@
           <w:b/>
           <w:bCs/>
         </w:rPr>
-        <w:t xml:space="preserve">Definition 43 (Linear function of one variable)</w:t>
+        <w:t xml:space="preserve">Definition 44 (Linear function of one variable)</w:t>
       </w:r>
       <w:r>
         <w:t xml:space="preserve"> </w:t>
@@ -47655,7 +47707,7 @@
           <w:rPr>
             <w:rStyle w:val="Hyperlink"/>
           </w:rPr>
-          <w:t xml:space="preserve">Definition 42</w:t>
+          <w:t xml:space="preserve">Definition 43</w:t>
         </w:r>
       </w:hyperlink>
       <w:r>
@@ -47761,8 +47813,8 @@
         </m:oMath>
       </m:oMathPara>
     </w:p>
-    <w:bookmarkEnd w:id="174"/>
-    <w:bookmarkStart w:id="175" w:name="thm-affine-function-props"/>
+    <w:bookmarkEnd w:id="178"/>
+    <w:bookmarkStart w:id="179" w:name="thm-affine-function-props"/>
     <w:p>
       <w:pPr>
         <w:pStyle w:val="FirstParagraph"/>
@@ -47835,7 +47887,7 @@
           <w:rPr>
             <w:rStyle w:val="Hyperlink"/>
           </w:rPr>
-          <w:t xml:space="preserve">Definition 42</w:t>
+          <w:t xml:space="preserve">Definition 43</w:t>
         </w:r>
       </w:hyperlink>
       <w:r>
@@ -48274,7 +48326,7 @@
         <w:t xml:space="preserve">.</w:t>
       </w:r>
     </w:p>
-    <w:bookmarkEnd w:id="175"/>
+    <w:bookmarkEnd w:id="179"/>
     <w:p>
       <w:pPr>
         <w:pStyle w:val="FirstParagraph"/>
@@ -48374,7 +48426,7 @@
                   <m:nor/>
                   <m:sty m:val="p"/>
                 </m:rPr>
-                <m:t>Definition 42</m:t>
+                <m:t>Definition 43</m:t>
               </m:r>
               <m:r>
                 <m:rPr>
@@ -48729,7 +48781,7 @@
                   <m:nor/>
                   <m:sty m:val="p"/>
                 </m:rPr>
-                <m:t>Definition 42</m:t>
+                <m:t>Definition 43</m:t>
               </m:r>
               <m:r>
                 <m:rPr>
@@ -50450,7 +50502,7 @@
         </m:oMath>
       </m:oMathPara>
     </w:p>
-    <w:bookmarkStart w:id="176" w:name="exm-affine-function"/>
+    <w:bookmarkStart w:id="180" w:name="exm-affine-function"/>
     <w:p>
       <w:pPr>
         <w:pStyle w:val="FirstParagraph"/>
@@ -50460,7 +50512,7 @@
           <w:b/>
           <w:bCs/>
         </w:rPr>
-        <w:t xml:space="preserve">Example 37 (An affine function, and a linear one)</w:t>
+        <w:t xml:space="preserve">Example 38 (An affine function, and a linear one)</w:t>
       </w:r>
       <w:r>
         <w:t xml:space="preserve"> </w:t>
@@ -50892,8 +50944,8 @@
         <w:t xml:space="preserve">.</w:t>
       </w:r>
     </w:p>
-    <w:bookmarkEnd w:id="176"/>
-    <w:bookmarkStart w:id="179" w:name="rem-linear-function-terminology"/>
+    <w:bookmarkEnd w:id="180"/>
+    <w:bookmarkStart w:id="183" w:name="rem-linear-function-terminology"/>
     <w:p>
       <w:pPr>
         <w:pStyle w:val="BodyText"/>
@@ -50903,7 +50955,7 @@
           <w:i/>
           <w:iCs/>
         </w:rPr>
-        <w:t xml:space="preserve">Remark 14</w:t>
+        <w:t xml:space="preserve">Remark 16</w:t>
       </w:r>
       <w:r>
         <w:t xml:space="preserve"> (Elementary algebra calls</w:t>
@@ -51068,7 +51120,7 @@
       <w:r>
         <w:t xml:space="preserve"> </w:t>
       </w:r>
-      <w:hyperlink r:id="rId177">
+      <w:hyperlink r:id="rId181">
         <w:r>
           <w:rPr>
             <w:rStyle w:val="Hyperlink"/>
@@ -51110,7 +51162,7 @@
       <w:r>
         <w:t xml:space="preserve">(</w:t>
       </w:r>
-      <w:hyperlink r:id="rId178">
+      <w:hyperlink r:id="rId182">
         <w:r>
           <w:rPr>
             <w:rStyle w:val="Hyperlink"/>
@@ -51122,9 +51174,9 @@
         <w:t xml:space="preserve">).</w:t>
       </w:r>
     </w:p>
-    <w:bookmarkEnd w:id="179"/>
-    <w:bookmarkEnd w:id="180"/>
-    <w:bookmarkStart w:id="184" w:name="sec-sequence-limits"/>
+    <w:bookmarkEnd w:id="183"/>
+    <w:bookmarkEnd w:id="184"/>
+    <w:bookmarkStart w:id="189" w:name="sec-sequence-limits"/>
     <w:p>
       <w:pPr>
         <w:pStyle w:val="Heading2"/>
@@ -51133,7 +51185,7 @@
         <w:t xml:space="preserve">16 Limits of sequences</w:t>
       </w:r>
     </w:p>
-    <w:bookmarkStart w:id="182" w:name="def-sequence-limit"/>
+    <w:bookmarkStart w:id="186" w:name="def-sequence-limit"/>
     <w:p>
       <w:pPr>
         <w:pStyle w:val="FirstParagraph"/>
@@ -51143,7 +51195,7 @@
           <w:b/>
           <w:bCs/>
         </w:rPr>
-        <w:t xml:space="preserve">Definition 44 (Limit of a sequence)</w:t>
+        <w:t xml:space="preserve">Definition 45 (Limit of a sequence)</w:t>
       </w:r>
       <w:r>
         <w:t xml:space="preserve"> </w:t>
@@ -51154,7 +51206,7 @@
       <w:r>
         <w:t xml:space="preserve"> </w:t>
       </w:r>
-      <w:hyperlink r:id="rId181">
+      <w:hyperlink r:id="rId185">
         <w:r>
           <w:rPr>
             <w:rStyle w:val="Hyperlink"/>
@@ -51523,198 +51575,19 @@
       <w:r>
         <w:t xml:space="preserve">.</w:t>
       </w:r>
-      <w:r>
-        <w:t xml:space="preserve"> </w:t>
-      </w:r>
-      <w:r>
-        <w:t xml:space="preserve">A sequence</w:t>
-      </w:r>
-      <w:r>
-        <w:t xml:space="preserve"> </w:t>
-      </w:r>
+    </w:p>
+    <w:bookmarkEnd w:id="186"/>
+    <w:bookmarkStart w:id="187" w:name="exm-sequence-limit"/>
+    <w:p>
+      <w:pPr>
+        <w:pStyle w:val="BodyText"/>
+      </w:pPr>
       <w:r>
         <w:rPr>
           <w:b/>
           <w:bCs/>
         </w:rPr>
-        <w:t xml:space="preserve">diverges to</w:t>
-      </w:r>
-      <w:r>
-        <w:rPr>
-          <w:b/>
-          <w:bCs/>
-        </w:rPr>
-        <w:t xml:space="preserve"> </w:t>
-      </w:r>
-      <m:oMath>
-        <m:r>
-          <m:rPr>
-            <m:sty m:val="p"/>
-          </m:rPr>
-          <m:t>∞</m:t>
-        </m:r>
-      </m:oMath>
-      <w:r>
-        <w:t xml:space="preserve">, written</w:t>
-      </w:r>
-      <w:r>
-        <w:t xml:space="preserve"> </w:t>
-      </w:r>
-      <m:oMath>
-        <m:sSub>
-          <m:e>
-            <m:r>
-              <m:rPr>
-                <m:sty m:val="p"/>
-              </m:rPr>
-              <m:t>lim</m:t>
-            </m:r>
-          </m:e>
-          <m:sub>
-            <m:r>
-              <m:t>n</m:t>
-            </m:r>
-            <m:r>
-              <m:rPr>
-                <m:sty m:val="p"/>
-              </m:rPr>
-              <m:t>→</m:t>
-            </m:r>
-            <m:r>
-              <m:rPr>
-                <m:sty m:val="p"/>
-              </m:rPr>
-              <m:t>∞</m:t>
-            </m:r>
-          </m:sub>
-        </m:sSub>
-        <m:sSub>
-          <m:e>
-            <m:r>
-              <m:t>a</m:t>
-            </m:r>
-          </m:e>
-          <m:sub>
-            <m:r>
-              <m:t>n</m:t>
-            </m:r>
-          </m:sub>
-        </m:sSub>
-        <m:r>
-          <m:rPr>
-            <m:sty m:val="p"/>
-          </m:rPr>
-          <m:t>=</m:t>
-        </m:r>
-        <m:r>
-          <m:rPr>
-            <m:sty m:val="p"/>
-          </m:rPr>
-          <m:t>∞</m:t>
-        </m:r>
-      </m:oMath>
-      <w:r>
-        <w:t xml:space="preserve">,</w:t>
-      </w:r>
-      <w:r>
-        <w:t xml:space="preserve"> </w:t>
-      </w:r>
-      <w:r>
-        <w:t xml:space="preserve">if for every real number</w:t>
-      </w:r>
-      <w:r>
-        <w:t xml:space="preserve"> </w:t>
-      </w:r>
-      <m:oMath>
-        <m:r>
-          <m:t>M</m:t>
-        </m:r>
-      </m:oMath>
-      <w:r>
-        <w:t xml:space="preserve"> </w:t>
-      </w:r>
-      <w:r>
-        <w:t xml:space="preserve">there is a natural number</w:t>
-      </w:r>
-      <w:r>
-        <w:t xml:space="preserve"> </w:t>
-      </w:r>
-      <m:oMath>
-        <m:r>
-          <m:t>N</m:t>
-        </m:r>
-      </m:oMath>
-      <w:r>
-        <w:t xml:space="preserve"> </w:t>
-      </w:r>
-      <w:r>
-        <w:t xml:space="preserve">such that</w:t>
-      </w:r>
-      <w:r>
-        <w:t xml:space="preserve"> </w:t>
-      </w:r>
-      <m:oMath>
-        <m:sSub>
-          <m:e>
-            <m:r>
-              <m:t>a</m:t>
-            </m:r>
-          </m:e>
-          <m:sub>
-            <m:r>
-              <m:t>n</m:t>
-            </m:r>
-          </m:sub>
-        </m:sSub>
-        <m:r>
-          <m:rPr>
-            <m:sty m:val="p"/>
-          </m:rPr>
-          <m:t>&gt;</m:t>
-        </m:r>
-        <m:r>
-          <m:t>M</m:t>
-        </m:r>
-      </m:oMath>
-      <w:r>
-        <w:t xml:space="preserve"> </w:t>
-      </w:r>
-      <w:r>
-        <w:t xml:space="preserve">for every</w:t>
-      </w:r>
-      <w:r>
-        <w:t xml:space="preserve"> </w:t>
-      </w:r>
-      <m:oMath>
-        <m:r>
-          <m:t>n</m:t>
-        </m:r>
-        <m:r>
-          <m:rPr>
-            <m:sty m:val="p"/>
-          </m:rPr>
-          <m:t>≥</m:t>
-        </m:r>
-        <m:r>
-          <m:t>N</m:t>
-        </m:r>
-      </m:oMath>
-      <w:r>
-        <w:t xml:space="preserve">.</w:t>
-      </w:r>
-    </w:p>
-    <w:bookmarkEnd w:id="182"/>
-    <w:bookmarkStart w:id="183" w:name="exm-sequence-limit"/>
-    <w:p>
-      <w:pPr>
-        <w:pStyle w:val="BodyText"/>
-      </w:pPr>
-      <w:r>
-        <w:rPr>
-          <w:b/>
-          <w:bCs/>
-        </w:rPr>
-        <w:t xml:space="preserve">Example 38 (A convergent sequence and a divergent one)</w:t>
+        <w:t xml:space="preserve">Example 39 (A convergent sequence and a divergent one)</w:t>
       </w:r>
       <w:r>
         <w:t xml:space="preserve"> </w:t>
@@ -52501,9 +52374,248 @@
         <w:t xml:space="preserve">.</w:t>
       </w:r>
     </w:p>
-    <w:bookmarkEnd w:id="183"/>
-    <w:bookmarkEnd w:id="184"/>
-    <w:bookmarkStart w:id="227" w:name="exponentials-and-logarithms"/>
+    <w:bookmarkEnd w:id="187"/>
+    <w:bookmarkStart w:id="188" w:name="def-diverges-to-infinity"/>
+    <w:p>
+      <w:pPr>
+        <w:pStyle w:val="FirstParagraph"/>
+      </w:pPr>
+      <w:r>
+        <w:rPr>
+          <w:b/>
+          <w:bCs/>
+        </w:rPr>
+        <w:t xml:space="preserve">Definition 46 (Divergence of a sequence to infinity)</w:t>
+      </w:r>
+      <w:r>
+        <w:t xml:space="preserve"> </w:t>
+      </w:r>
+      <w:r>
+        <w:t xml:space="preserve">A</w:t>
+      </w:r>
+      <w:r>
+        <w:t xml:space="preserve"> </w:t>
+      </w:r>
+      <w:hyperlink r:id="rId185">
+        <w:r>
+          <w:rPr>
+            <w:rStyle w:val="Hyperlink"/>
+          </w:rPr>
+          <w:t xml:space="preserve">sequence</w:t>
+        </w:r>
+      </w:hyperlink>
+      <w:r>
+        <w:t xml:space="preserve"> </w:t>
+      </w:r>
+      <m:oMath>
+        <m:r>
+          <m:rPr>
+            <m:sty m:val="p"/>
+          </m:rPr>
+          <m:t>(</m:t>
+        </m:r>
+        <m:sSub>
+          <m:e>
+            <m:r>
+              <m:t>a</m:t>
+            </m:r>
+          </m:e>
+          <m:sub>
+            <m:r>
+              <m:t>n</m:t>
+            </m:r>
+          </m:sub>
+        </m:sSub>
+        <m:r>
+          <m:rPr>
+            <m:sty m:val="p"/>
+          </m:rPr>
+          <m:t>)</m:t>
+        </m:r>
+      </m:oMath>
+      <w:r>
+        <w:t xml:space="preserve"> </w:t>
+      </w:r>
+      <w:r>
+        <w:t xml:space="preserve">of real numbers</w:t>
+      </w:r>
+      <w:r>
+        <w:t xml:space="preserve"> </w:t>
+      </w:r>
+      <w:r>
+        <w:rPr>
+          <w:b/>
+          <w:bCs/>
+        </w:rPr>
+        <w:t xml:space="preserve">diverges to</w:t>
+      </w:r>
+      <w:r>
+        <w:rPr>
+          <w:b/>
+          <w:bCs/>
+        </w:rPr>
+        <w:t xml:space="preserve"> </w:t>
+      </w:r>
+      <m:oMath>
+        <m:r>
+          <m:rPr>
+            <m:sty m:val="p"/>
+          </m:rPr>
+          <m:t>∞</m:t>
+        </m:r>
+      </m:oMath>
+      <w:r>
+        <w:t xml:space="preserve">, written</w:t>
+      </w:r>
+      <w:r>
+        <w:t xml:space="preserve"> </w:t>
+      </w:r>
+      <m:oMath>
+        <m:sSub>
+          <m:e>
+            <m:r>
+              <m:rPr>
+                <m:sty m:val="p"/>
+              </m:rPr>
+              <m:t>lim</m:t>
+            </m:r>
+          </m:e>
+          <m:sub>
+            <m:r>
+              <m:t>n</m:t>
+            </m:r>
+            <m:r>
+              <m:rPr>
+                <m:sty m:val="p"/>
+              </m:rPr>
+              <m:t>→</m:t>
+            </m:r>
+            <m:r>
+              <m:rPr>
+                <m:sty m:val="p"/>
+              </m:rPr>
+              <m:t>∞</m:t>
+            </m:r>
+          </m:sub>
+        </m:sSub>
+        <m:sSub>
+          <m:e>
+            <m:r>
+              <m:t>a</m:t>
+            </m:r>
+          </m:e>
+          <m:sub>
+            <m:r>
+              <m:t>n</m:t>
+            </m:r>
+          </m:sub>
+        </m:sSub>
+        <m:r>
+          <m:rPr>
+            <m:sty m:val="p"/>
+          </m:rPr>
+          <m:t>=</m:t>
+        </m:r>
+        <m:r>
+          <m:rPr>
+            <m:sty m:val="p"/>
+          </m:rPr>
+          <m:t>∞</m:t>
+        </m:r>
+      </m:oMath>
+      <w:r>
+        <w:t xml:space="preserve">,</w:t>
+      </w:r>
+      <w:r>
+        <w:t xml:space="preserve"> </w:t>
+      </w:r>
+      <w:r>
+        <w:t xml:space="preserve">if for every real number</w:t>
+      </w:r>
+      <w:r>
+        <w:t xml:space="preserve"> </w:t>
+      </w:r>
+      <m:oMath>
+        <m:r>
+          <m:t>M</m:t>
+        </m:r>
+      </m:oMath>
+      <w:r>
+        <w:t xml:space="preserve"> </w:t>
+      </w:r>
+      <w:r>
+        <w:t xml:space="preserve">there is a natural number</w:t>
+      </w:r>
+      <w:r>
+        <w:t xml:space="preserve"> </w:t>
+      </w:r>
+      <m:oMath>
+        <m:r>
+          <m:t>N</m:t>
+        </m:r>
+      </m:oMath>
+      <w:r>
+        <w:t xml:space="preserve"> </w:t>
+      </w:r>
+      <w:r>
+        <w:t xml:space="preserve">such that</w:t>
+      </w:r>
+      <w:r>
+        <w:t xml:space="preserve"> </w:t>
+      </w:r>
+      <m:oMath>
+        <m:sSub>
+          <m:e>
+            <m:r>
+              <m:t>a</m:t>
+            </m:r>
+          </m:e>
+          <m:sub>
+            <m:r>
+              <m:t>n</m:t>
+            </m:r>
+          </m:sub>
+        </m:sSub>
+        <m:r>
+          <m:rPr>
+            <m:sty m:val="p"/>
+          </m:rPr>
+          <m:t>&gt;</m:t>
+        </m:r>
+        <m:r>
+          <m:t>M</m:t>
+        </m:r>
+      </m:oMath>
+      <w:r>
+        <w:t xml:space="preserve"> </w:t>
+      </w:r>
+      <w:r>
+        <w:t xml:space="preserve">for every</w:t>
+      </w:r>
+      <w:r>
+        <w:t xml:space="preserve"> </w:t>
+      </w:r>
+      <m:oMath>
+        <m:r>
+          <m:t>n</m:t>
+        </m:r>
+        <m:r>
+          <m:rPr>
+            <m:sty m:val="p"/>
+          </m:rPr>
+          <m:t>≥</m:t>
+        </m:r>
+        <m:r>
+          <m:t>N</m:t>
+        </m:r>
+      </m:oMath>
+      <w:r>
+        <w:t xml:space="preserve">.</w:t>
+      </w:r>
+    </w:p>
+    <w:bookmarkEnd w:id="188"/>
+    <w:bookmarkEnd w:id="189"/>
+    <w:bookmarkStart w:id="233" w:name="exponentials-and-logarithms"/>
     <w:p>
       <w:pPr>
         <w:pStyle w:val="Heading2"/>
@@ -52512,7 +52624,7 @@
         <w:t xml:space="preserve">17 Exponentials and Logarithms</w:t>
       </w:r>
     </w:p>
-    <w:bookmarkStart w:id="185" w:name="def-exponential-function"/>
+    <w:bookmarkStart w:id="190" w:name="def-exponential-function"/>
     <w:p>
       <w:pPr>
         <w:pStyle w:val="FirstParagraph"/>
@@ -52522,7 +52634,7 @@
           <w:b/>
           <w:bCs/>
         </w:rPr>
-        <w:t xml:space="preserve">Definition 45 (Exponential function)</w:t>
+        <w:t xml:space="preserve">Definition 47 (Exponential function)</w:t>
       </w:r>
       <w:r>
         <w:t xml:space="preserve"> </w:t>
@@ -52769,7 +52881,7 @@
       <w:r>
         <w:t xml:space="preserve"> </w:t>
       </w:r>
-      <w:hyperlink r:id="rId181">
+      <w:hyperlink r:id="rId185">
         <w:r>
           <w:rPr>
             <w:rStyle w:val="Hyperlink"/>
@@ -52974,8 +53086,8 @@
         <w:t xml:space="preserve">, and it is positive.</w:t>
       </w:r>
     </w:p>
-    <w:bookmarkEnd w:id="185"/>
-    <w:bookmarkStart w:id="186" w:name="exm-exponential-function"/>
+    <w:bookmarkEnd w:id="190"/>
+    <w:bookmarkStart w:id="191" w:name="exm-exponential-function"/>
     <w:p>
       <w:pPr>
         <w:pStyle w:val="BodyText"/>
@@ -52985,7 +53097,7 @@
           <w:b/>
           <w:bCs/>
         </w:rPr>
-        <w:t xml:space="preserve">Example 39 (Approximating</w:t>
+        <w:t xml:space="preserve">Example 40 (Approximating</w:t>
       </w:r>
       <w:r>
         <w:rPr>
@@ -53551,8 +53663,8 @@
         <w:t xml:space="preserve">.</w:t>
       </w:r>
     </w:p>
-    <w:bookmarkEnd w:id="186"/>
-    <w:bookmarkStart w:id="187" w:name="def-euler-number"/>
+    <w:bookmarkEnd w:id="191"/>
+    <w:bookmarkStart w:id="192" w:name="def-euler-number"/>
     <w:p>
       <w:pPr>
         <w:pStyle w:val="BodyText"/>
@@ -53562,7 +53674,7 @@
           <w:b/>
           <w:bCs/>
         </w:rPr>
-        <w:t xml:space="preserve">Definition 46 (Euler’s number)</w:t>
+        <w:t xml:space="preserve">Definition 48 (Euler’s number)</w:t>
       </w:r>
       <w:r>
         <w:t xml:space="preserve"> </w:t>
@@ -53655,8 +53767,8 @@
         </m:oMath>
       </m:oMathPara>
     </w:p>
-    <w:bookmarkEnd w:id="187"/>
-    <w:bookmarkStart w:id="190" w:name="exm-euler-number"/>
+    <w:bookmarkEnd w:id="192"/>
+    <w:bookmarkStart w:id="195" w:name="exm-euler-number"/>
     <w:p>
       <w:pPr>
         <w:pStyle w:val="FirstParagraph"/>
@@ -53666,7 +53778,7 @@
           <w:b/>
           <w:bCs/>
         </w:rPr>
-        <w:t xml:space="preserve">Example 40 (Euler’s number is irrational)</w:t>
+        <w:t xml:space="preserve">Example 41 (Euler’s number is irrational)</w:t>
       </w:r>
       <w:r>
         <w:t xml:space="preserve"> </w:t>
@@ -53700,7 +53812,7 @@
       <w:r>
         <w:t xml:space="preserve"> </w:t>
       </w:r>
-      <w:hyperlink r:id="rId188">
+      <w:hyperlink r:id="rId193">
         <w:r>
           <w:rPr>
             <w:rStyle w:val="Hyperlink"/>
@@ -53808,7 +53920,7 @@
       <w:r>
         <w:t xml:space="preserve"> </w:t>
       </w:r>
-      <w:hyperlink r:id="rId189">
+      <w:hyperlink r:id="rId194">
         <w:r>
           <w:rPr>
             <w:rStyle w:val="Hyperlink"/>
@@ -53820,8 +53932,8 @@
         <w:t xml:space="preserve">).</w:t>
       </w:r>
     </w:p>
-    <w:bookmarkEnd w:id="190"/>
-    <w:bookmarkStart w:id="192" w:name="def-natural-log"/>
+    <w:bookmarkEnd w:id="195"/>
+    <w:bookmarkStart w:id="197" w:name="def-natural-log"/>
     <w:p>
       <w:pPr>
         <w:pStyle w:val="BodyText"/>
@@ -53831,7 +53943,7 @@
           <w:b/>
           <w:bCs/>
         </w:rPr>
-        <w:t xml:space="preserve">Definition 47 (Natural logarithm)</w:t>
+        <w:t xml:space="preserve">Definition 49 (Natural logarithm)</w:t>
       </w:r>
       <w:r>
         <w:t xml:space="preserve"> </w:t>
@@ -54082,7 +54194,7 @@
       <w:r>
         <w:t xml:space="preserve"> </w:t>
       </w:r>
-      <w:hyperlink r:id="rId191">
+      <w:hyperlink r:id="rId196">
         <w:r>
           <w:rPr>
             <w:rStyle w:val="Hyperlink"/>
@@ -54118,15 +54230,15 @@
           <w:rPr>
             <w:rStyle w:val="Hyperlink"/>
           </w:rPr>
-          <w:t xml:space="preserve">Definition 45</w:t>
+          <w:t xml:space="preserve">Definition 47</w:t>
         </w:r>
       </w:hyperlink>
       <w:r>
         <w:t xml:space="preserve">).</w:t>
       </w:r>
     </w:p>
-    <w:bookmarkEnd w:id="192"/>
-    <w:bookmarkStart w:id="193" w:name="rem-log-notation"/>
+    <w:bookmarkEnd w:id="197"/>
+    <w:bookmarkStart w:id="198" w:name="rem-log-notation"/>
     <w:p>
       <w:pPr>
         <w:pStyle w:val="BodyText"/>
@@ -54136,7 +54248,7 @@
           <w:i/>
           <w:iCs/>
         </w:rPr>
-        <w:t xml:space="preserve">Remark 15</w:t>
+        <w:t xml:space="preserve">Remark 17</w:t>
       </w:r>
       <w:r>
         <w:t xml:space="preserve"> (Other notations for the natural logarithm). </w:t>
@@ -54205,7 +54317,7 @@
           <w:rPr>
             <w:rStyle w:val="Hyperlink"/>
           </w:rPr>
-          <w:t xml:space="preserve">Definition 46</w:t>
+          <w:t xml:space="preserve">Definition 48</w:t>
         </w:r>
       </w:hyperlink>
       <w:r>
@@ -54264,8 +54376,8 @@
         <w:t xml:space="preserve">for the logarithm with base 10.</w:t>
       </w:r>
     </w:p>
-    <w:bookmarkEnd w:id="193"/>
-    <w:bookmarkStart w:id="194" w:name="exm-natural-log"/>
+    <w:bookmarkEnd w:id="198"/>
+    <w:bookmarkStart w:id="199" w:name="exm-natural-log"/>
     <w:p>
       <w:pPr>
         <w:pStyle w:val="BodyText"/>
@@ -54275,7 +54387,7 @@
           <w:b/>
           <w:bCs/>
         </w:rPr>
-        <w:t xml:space="preserve">Example 41 (Natural logarithms)</w:t>
+        <w:t xml:space="preserve">Example 42 (Natural logarithms)</w:t>
       </w:r>
       <w:r>
         <w:t xml:space="preserve"> </w:t>
@@ -54381,7 +54493,7 @@
           <w:rPr>
             <w:rStyle w:val="Hyperlink"/>
           </w:rPr>
-          <w:t xml:space="preserve">Example 39</w:t>
+          <w:t xml:space="preserve">Example 40</w:t>
         </w:r>
       </w:hyperlink>
       <w:r>
@@ -54485,7 +54597,7 @@
           <w:rPr>
             <w:rStyle w:val="Hyperlink"/>
           </w:rPr>
-          <w:t xml:space="preserve">Definition 46</w:t>
+          <w:t xml:space="preserve">Definition 48</w:t>
         </w:r>
       </w:hyperlink>
       <w:r>
@@ -54638,8 +54750,8 @@
         <w:t xml:space="preserve">.</w:t>
       </w:r>
     </w:p>
-    <w:bookmarkEnd w:id="194"/>
-    <w:bookmarkStart w:id="195" w:name="def-real-power"/>
+    <w:bookmarkEnd w:id="199"/>
+    <w:bookmarkStart w:id="200" w:name="def-real-power"/>
     <w:p>
       <w:pPr>
         <w:pStyle w:val="FirstParagraph"/>
@@ -54649,7 +54761,7 @@
           <w:b/>
           <w:bCs/>
         </w:rPr>
-        <w:t xml:space="preserve">Definition 48 (Power with a real exponent)</w:t>
+        <w:t xml:space="preserve">Definition 50 (Power with a real exponent)</w:t>
       </w:r>
       <w:r>
         <w:t xml:space="preserve"> </w:t>
@@ -54830,11 +54942,28 @@
         </w:r>
       </w:hyperlink>
       <w:r>
+        <w:t xml:space="preserve"> </w:t>
+      </w:r>
+      <w:r>
+        <w:t xml:space="preserve">and</w:t>
+      </w:r>
+      <w:r>
+        <w:t xml:space="preserve"> </w:t>
+      </w:r>
+      <w:hyperlink w:anchor="def-power-integer">
+        <w:r>
+          <w:rPr>
+            <w:rStyle w:val="Hyperlink"/>
+          </w:rPr>
+          <w:t xml:space="preserve">Definition 5</w:t>
+        </w:r>
+      </w:hyperlink>
+      <w:r>
         <w:t xml:space="preserve">.</w:t>
       </w:r>
     </w:p>
-    <w:bookmarkEnd w:id="195"/>
-    <w:bookmarkStart w:id="196" w:name="exm-real-power"/>
+    <w:bookmarkEnd w:id="200"/>
+    <w:bookmarkStart w:id="201" w:name="exm-real-power"/>
     <w:p>
       <w:pPr>
         <w:pStyle w:val="BodyText"/>
@@ -54844,7 +54973,7 @@
           <w:b/>
           <w:bCs/>
         </w:rPr>
-        <w:t xml:space="preserve">Example 42 (Real powers, and</w:t>
+        <w:t xml:space="preserve">Example 43 (Real powers, and</w:t>
       </w:r>
       <w:r>
         <w:rPr>
@@ -55331,7 +55460,7 @@
           <w:rPr>
             <w:rStyle w:val="Hyperlink"/>
           </w:rPr>
-          <w:t xml:space="preserve">Definition 5</w:t>
+          <w:t xml:space="preserve">Definition 6</w:t>
         </w:r>
       </w:hyperlink>
       <w:r>
@@ -55378,7 +55507,7 @@
           <w:rPr>
             <w:rStyle w:val="Hyperlink"/>
           </w:rPr>
-          <w:t xml:space="preserve">Definition 46</w:t>
+          <w:t xml:space="preserve">Definition 48</w:t>
         </w:r>
       </w:hyperlink>
       <w:r>
@@ -55491,7 +55620,7 @@
                   <m:nor/>
                   <m:sty m:val="p"/>
                 </m:rPr>
-                <m:t>Definition 48</m:t>
+                <m:t>Definition 50</m:t>
               </m:r>
               <m:r>
                 <m:rPr>
@@ -55642,7 +55771,7 @@
                   <m:nor/>
                   <m:sty m:val="p"/>
                 </m:rPr>
-                <m:t>Example 41</m:t>
+                <m:t>Example 42</m:t>
               </m:r>
               <m:r>
                 <m:rPr>
@@ -55789,8 +55918,8 @@
         <w:t xml:space="preserve">are two names for the same number.</w:t>
       </w:r>
     </w:p>
-    <w:bookmarkEnd w:id="196"/>
-    <w:bookmarkStart w:id="197" w:name="def-power-nonpositive-base"/>
+    <w:bookmarkEnd w:id="201"/>
+    <w:bookmarkStart w:id="202" w:name="def-power-nonpositive-base"/>
     <w:p>
       <w:pPr>
         <w:pStyle w:val="FirstParagraph"/>
@@ -55800,7 +55929,7 @@
           <w:b/>
           <w:bCs/>
         </w:rPr>
-        <w:t xml:space="preserve">Definition 49 (Real powers of zero and of negative numbers)</w:t>
+        <w:t xml:space="preserve">Definition 51 (Real powers of zero and of negative numbers)</w:t>
       </w:r>
       <w:r>
         <w:t xml:space="preserve"> </w:t>
@@ -55814,6 +55943,20 @@
         </w:r>
       </w:hyperlink>
       <w:r>
+        <w:t xml:space="preserve">,</w:t>
+      </w:r>
+      <w:r>
+        <w:t xml:space="preserve"> </w:t>
+      </w:r>
+      <w:hyperlink w:anchor="def-power-integer">
+        <w:r>
+          <w:rPr>
+            <w:rStyle w:val="Hyperlink"/>
+          </w:rPr>
+          <w:t xml:space="preserve">Definition 5</w:t>
+        </w:r>
+      </w:hyperlink>
+      <w:r>
         <w:t xml:space="preserve"> </w:t>
       </w:r>
       <w:r>
@@ -55827,7 +55970,7 @@
           <w:rPr>
             <w:rStyle w:val="Hyperlink"/>
           </w:rPr>
-          <w:t xml:space="preserve">Definition 48</w:t>
+          <w:t xml:space="preserve">Definition 50</w:t>
         </w:r>
       </w:hyperlink>
       <w:r>
@@ -56065,7 +56208,7 @@
       <w:r>
         <w:t xml:space="preserve"> </w:t>
       </w:r>
-      <w:hyperlink r:id="rId27">
+      <w:hyperlink r:id="rId29">
         <w:r>
           <w:rPr>
             <w:rStyle w:val="Hyperlink"/>
@@ -56094,6 +56237,23 @@
         </w:r>
       </w:hyperlink>
       <w:r>
+        <w:t xml:space="preserve"> </w:t>
+      </w:r>
+      <w:r>
+        <w:t xml:space="preserve">and</w:t>
+      </w:r>
+      <w:r>
+        <w:t xml:space="preserve"> </w:t>
+      </w:r>
+      <w:hyperlink w:anchor="def-power-integer">
+        <w:r>
+          <w:rPr>
+            <w:rStyle w:val="Hyperlink"/>
+          </w:rPr>
+          <w:t xml:space="preserve">Definition 5</w:t>
+        </w:r>
+      </w:hyperlink>
+      <w:r>
         <w:t xml:space="preserve">;</w:t>
       </w:r>
       <w:r>
@@ -56160,8 +56320,8 @@
         <w:t xml:space="preserve">is undefined.</w:t>
       </w:r>
     </w:p>
-    <w:bookmarkEnd w:id="197"/>
-    <w:bookmarkStart w:id="198" w:name="exm-power-nonpositive-base"/>
+    <w:bookmarkEnd w:id="202"/>
+    <w:bookmarkStart w:id="203" w:name="exm-power-nonpositive-base"/>
     <w:p>
       <w:pPr>
         <w:pStyle w:val="FirstParagraph"/>
@@ -56171,7 +56331,7 @@
           <w:b/>
           <w:bCs/>
         </w:rPr>
-        <w:t xml:space="preserve">Example 43 (Powers of zero and of negative numbers)</w:t>
+        <w:t xml:space="preserve">Example 44 (Powers of zero and of negative numbers)</w:t>
       </w:r>
       <w:r>
         <w:t xml:space="preserve"> </w:t>
@@ -56259,7 +56419,7 @@
           <w:rPr>
             <w:rStyle w:val="Hyperlink"/>
           </w:rPr>
-          <w:t xml:space="preserve">Definition 5</w:t>
+          <w:t xml:space="preserve">Definition 6</w:t>
         </w:r>
       </w:hyperlink>
       <w:r>
@@ -56544,8 +56704,8 @@
         <w:t xml:space="preserve">.</w:t>
       </w:r>
     </w:p>
-    <w:bookmarkEnd w:id="198"/>
-    <w:bookmarkStart w:id="199" w:name="thm-exp-log-inverse"/>
+    <w:bookmarkEnd w:id="203"/>
+    <w:bookmarkStart w:id="204" w:name="thm-exp-log-inverse"/>
     <w:p>
       <w:pPr>
         <w:pStyle w:val="FirstParagraph"/>
@@ -56811,8 +56971,8 @@
         <w:t xml:space="preserve">.</w:t>
       </w:r>
     </w:p>
-    <w:bookmarkEnd w:id="199"/>
-    <w:bookmarkStart w:id="200" w:name="thm-log-prod"/>
+    <w:bookmarkEnd w:id="204"/>
+    <w:bookmarkStart w:id="205" w:name="thm-log-prod"/>
     <w:p>
       <w:pPr>
         <w:pStyle w:val="FirstParagraph"/>
@@ -56982,8 +57142,8 @@
         </m:oMath>
       </m:oMathPara>
     </w:p>
-    <w:bookmarkEnd w:id="200"/>
-    <w:bookmarkStart w:id="201" w:name="cor-log-quot"/>
+    <w:bookmarkEnd w:id="205"/>
+    <w:bookmarkStart w:id="206" w:name="cor-log-quot"/>
     <w:p>
       <w:pPr>
         <w:pStyle w:val="FirstParagraph"/>
@@ -57156,7 +57316,7 @@
         </m:oMath>
       </m:oMathPara>
     </w:p>
-    <w:bookmarkEnd w:id="201"/>
+    <w:bookmarkEnd w:id="206"/>
     <w:p>
       <w:pPr>
         <w:pStyle w:val="FirstParagraph"/>
@@ -57711,7 +57871,7 @@
         <w:t xml:space="preserve">.</w:t>
       </w:r>
     </w:p>
-    <w:bookmarkStart w:id="202" w:name="thm-log-exp"/>
+    <w:bookmarkStart w:id="207" w:name="thm-log-exp"/>
     <w:p>
       <w:pPr>
         <w:pStyle w:val="BodyText"/>
@@ -57863,8 +58023,8 @@
         </m:oMath>
       </m:oMathPara>
     </w:p>
-    <w:bookmarkEnd w:id="202"/>
-    <w:bookmarkStart w:id="203" w:name="thm-exp-sum"/>
+    <w:bookmarkEnd w:id="207"/>
+    <w:bookmarkStart w:id="208" w:name="thm-exp-sum"/>
     <w:p>
       <w:pPr>
         <w:pStyle w:val="FirstParagraph"/>
@@ -58005,8 +58165,8 @@
         </m:oMath>
       </m:oMathPara>
     </w:p>
-    <w:bookmarkEnd w:id="203"/>
-    <w:bookmarkStart w:id="204" w:name="exm-exp-sum"/>
+    <w:bookmarkEnd w:id="208"/>
+    <w:bookmarkStart w:id="209" w:name="exm-exp-sum"/>
     <w:p>
       <w:pPr>
         <w:pStyle w:val="FirstParagraph"/>
@@ -58016,7 +58176,7 @@
           <w:b/>
           <w:bCs/>
         </w:rPr>
-        <w:t xml:space="preserve">Example 44 (Exponential of a sum)</w:t>
+        <w:t xml:space="preserve">Example 45 (Exponential of a sum)</w:t>
       </w:r>
       <w:r>
         <w:t xml:space="preserve"> </w:t>
@@ -58247,8 +58407,8 @@
         <w:t xml:space="preserve">.</w:t>
       </w:r>
     </w:p>
-    <w:bookmarkEnd w:id="204"/>
-    <w:bookmarkStart w:id="205" w:name="cor-exp-sum"/>
+    <w:bookmarkEnd w:id="209"/>
+    <w:bookmarkStart w:id="210" w:name="cor-exp-sum"/>
     <w:p>
       <w:pPr>
         <w:pStyle w:val="BodyText"/>
@@ -58390,8 +58550,8 @@
         </m:oMath>
       </m:oMathPara>
     </w:p>
-    <w:bookmarkEnd w:id="205"/>
-    <w:bookmarkStart w:id="206" w:name="exm-exp-difference"/>
+    <w:bookmarkEnd w:id="210"/>
+    <w:bookmarkStart w:id="211" w:name="exm-exp-difference"/>
     <w:p>
       <w:pPr>
         <w:pStyle w:val="FirstParagraph"/>
@@ -58401,7 +58561,7 @@
           <w:b/>
           <w:bCs/>
         </w:rPr>
-        <w:t xml:space="preserve">Example 45 (Exponential of a difference)</w:t>
+        <w:t xml:space="preserve">Example 46 (Exponential of a difference)</w:t>
       </w:r>
       <w:r>
         <w:t xml:space="preserve"> </w:t>
@@ -58638,8 +58798,8 @@
         <w:t xml:space="preserve">.</w:t>
       </w:r>
     </w:p>
-    <w:bookmarkEnd w:id="206"/>
-    <w:bookmarkStart w:id="207" w:name="thm-power-one"/>
+    <w:bookmarkEnd w:id="211"/>
+    <w:bookmarkStart w:id="212" w:name="thm-power-one"/>
     <w:p>
       <w:pPr>
         <w:pStyle w:val="BodyText"/>
@@ -58792,8 +58952,8 @@
         </m:oMath>
       </m:oMathPara>
     </w:p>
-    <w:bookmarkEnd w:id="207"/>
-    <w:bookmarkStart w:id="208" w:name="thm-power-sum"/>
+    <w:bookmarkEnd w:id="212"/>
+    <w:bookmarkStart w:id="213" w:name="thm-power-sum"/>
     <w:p>
       <w:pPr>
         <w:pStyle w:val="FirstParagraph"/>
@@ -58937,8 +59097,8 @@
         </m:oMath>
       </m:oMathPara>
     </w:p>
-    <w:bookmarkEnd w:id="208"/>
-    <w:bookmarkStart w:id="209" w:name="exm-power-sum"/>
+    <w:bookmarkEnd w:id="213"/>
+    <w:bookmarkStart w:id="214" w:name="exm-power-sum"/>
     <w:p>
       <w:pPr>
         <w:pStyle w:val="FirstParagraph"/>
@@ -58948,7 +59108,7 @@
           <w:b/>
           <w:bCs/>
         </w:rPr>
-        <w:t xml:space="preserve">Example 46 (Power of a sum)</w:t>
+        <w:t xml:space="preserve">Example 47 (Power of a sum)</w:t>
       </w:r>
       <w:r>
         <w:t xml:space="preserve"> </w:t>
@@ -59190,8 +59350,8 @@
         </m:oMath>
       </m:oMathPara>
     </w:p>
-    <w:bookmarkEnd w:id="209"/>
-    <w:bookmarkStart w:id="210" w:name="thm-power-product"/>
+    <w:bookmarkEnd w:id="214"/>
+    <w:bookmarkStart w:id="215" w:name="thm-power-product"/>
     <w:p>
       <w:pPr>
         <w:pStyle w:val="FirstParagraph"/>
@@ -59498,8 +59658,8 @@
         <w:t xml:space="preserve">.</w:t>
       </w:r>
     </w:p>
-    <w:bookmarkEnd w:id="210"/>
-    <w:bookmarkStart w:id="211" w:name="exm-power-product"/>
+    <w:bookmarkEnd w:id="215"/>
+    <w:bookmarkStart w:id="216" w:name="exm-power-product"/>
     <w:p>
       <w:pPr>
         <w:pStyle w:val="BodyText"/>
@@ -59509,7 +59669,7 @@
           <w:b/>
           <w:bCs/>
         </w:rPr>
-        <w:t xml:space="preserve">Example 47 (Power of a product)</w:t>
+        <w:t xml:space="preserve">Example 48 (Power of a product)</w:t>
       </w:r>
       <w:r>
         <w:t xml:space="preserve"> </w:t>
@@ -59763,8 +59923,8 @@
         </m:oMath>
       </m:oMathPara>
     </w:p>
-    <w:bookmarkEnd w:id="211"/>
-    <w:bookmarkStart w:id="212" w:name="thm-double-exp"/>
+    <w:bookmarkEnd w:id="216"/>
+    <w:bookmarkStart w:id="217" w:name="thm-double-exp"/>
     <w:p>
       <w:pPr>
         <w:pStyle w:val="FirstParagraph"/>
@@ -59964,8 +60124,8 @@
         </m:oMath>
       </m:oMathPara>
     </w:p>
-    <w:bookmarkEnd w:id="212"/>
-    <w:bookmarkStart w:id="213" w:name="exm-double-exp-negative-base"/>
+    <w:bookmarkEnd w:id="217"/>
+    <w:bookmarkStart w:id="218" w:name="exm-double-exp-negative-base"/>
     <w:p>
       <w:pPr>
         <w:pStyle w:val="FirstParagraph"/>
@@ -59975,7 +60135,7 @@
           <w:b/>
           <w:bCs/>
         </w:rPr>
-        <w:t xml:space="preserve">Example 48 (A negative base)</w:t>
+        <w:t xml:space="preserve">Example 49 (A negative base)</w:t>
       </w:r>
       <w:r>
         <w:t xml:space="preserve"> </w:t>
@@ -60650,8 +60810,8 @@
         <w:t xml:space="preserve">is not even a real number.</w:t>
       </w:r>
     </w:p>
-    <w:bookmarkEnd w:id="213"/>
-    <w:bookmarkStart w:id="214" w:name="cor-exp-ab"/>
+    <w:bookmarkEnd w:id="218"/>
+    <w:bookmarkStart w:id="219" w:name="cor-exp-ab"/>
     <w:p>
       <w:pPr>
         <w:pStyle w:val="BodyText"/>
@@ -60820,8 +60980,8 @@
         </m:oMath>
       </m:oMathPara>
     </w:p>
-    <w:bookmarkEnd w:id="214"/>
-    <w:bookmarkStart w:id="216" w:name="rem-tarski-identities"/>
+    <w:bookmarkEnd w:id="219"/>
+    <w:bookmarkStart w:id="221" w:name="rem-tarski-identities"/>
     <w:p>
       <w:pPr>
         <w:pStyle w:val="FirstParagraph"/>
@@ -60831,7 +60991,7 @@
           <w:i/>
           <w:iCs/>
         </w:rPr>
-        <w:t xml:space="preserve">Remark 16</w:t>
+        <w:t xml:space="preserve">Remark 18</w:t>
       </w:r>
       <w:r>
         <w:t xml:space="preserve"> (Tarski’s high school identities). </w:t>
@@ -60848,7 +61008,7 @@
       <w:r>
         <w:t xml:space="preserve"> </w:t>
       </w:r>
-      <w:hyperlink r:id="rId215">
+      <w:hyperlink r:id="rId220">
         <w:r>
           <w:rPr>
             <w:rStyle w:val="Hyperlink"/>
@@ -61127,8 +61287,8 @@
         <w:t xml:space="preserve">).</w:t>
       </w:r>
     </w:p>
-    <w:bookmarkEnd w:id="216"/>
-    <w:bookmarkStart w:id="217" w:name="rem-tarski-incomplete"/>
+    <w:bookmarkEnd w:id="221"/>
+    <w:bookmarkStart w:id="222" w:name="rem-tarski-incomplete"/>
     <w:p>
       <w:pPr>
         <w:pStyle w:val="FirstParagraph"/>
@@ -61138,7 +61298,7 @@
           <w:i/>
           <w:iCs/>
         </w:rPr>
-        <w:t xml:space="preserve">Remark 17</w:t>
+        <w:t xml:space="preserve">Remark 19</w:t>
       </w:r>
       <w:r>
         <w:t xml:space="preserve"> (Tarski’s identities are not complete). </w:t>
@@ -61194,7 +61354,7 @@
           <w:rPr>
             <w:rStyle w:val="Hyperlink"/>
           </w:rPr>
-          <w:t xml:space="preserve">Remark 16</w:t>
+          <w:t xml:space="preserve">Remark 18</w:t>
         </w:r>
       </w:hyperlink>
       <w:r>
@@ -61225,8 +61385,8 @@
         <w:t xml:space="preserve">So this list is a useful core, not a complete rulebook.</w:t>
       </w:r>
     </w:p>
-    <w:bookmarkEnd w:id="217"/>
-    <w:bookmarkStart w:id="218" w:name="def-contour-line"/>
+    <w:bookmarkEnd w:id="222"/>
+    <w:bookmarkStart w:id="223" w:name="def-contour-line"/>
     <w:p>
       <w:pPr>
         <w:pStyle w:val="BodyText"/>
@@ -61236,7 +61396,7 @@
           <w:b/>
           <w:bCs/>
         </w:rPr>
-        <w:t xml:space="preserve">Definition 50 (Contour line)</w:t>
+        <w:t xml:space="preserve">Definition 52 (Contour line)</w:t>
       </w:r>
       <w:r>
         <w:t xml:space="preserve"> </w:t>
@@ -61467,87 +61627,18 @@
         </m:oMath>
       </m:oMathPara>
     </w:p>
+    <w:bookmarkEnd w:id="223"/>
+    <w:bookmarkStart w:id="224" w:name="exm-contour-line"/>
     <w:p>
       <w:pPr>
         <w:pStyle w:val="FirstParagraph"/>
       </w:pPr>
       <w:r>
-        <w:t xml:space="preserve">On a plot of the surface</w:t>
-      </w:r>
-      <w:r>
-        <w:t xml:space="preserve"> </w:t>
-      </w:r>
-      <m:oMath>
-        <m:r>
-          <m:t>z</m:t>
-        </m:r>
-        <m:r>
-          <m:rPr>
-            <m:sty m:val="p"/>
-          </m:rPr>
-          <m:t>=</m:t>
-        </m:r>
-        <m:r>
-          <m:t>g</m:t>
-        </m:r>
-        <m:r>
-          <m:rPr>
-            <m:sty m:val="p"/>
-          </m:rPr>
-          <m:t>(</m:t>
-        </m:r>
-        <m:r>
-          <m:t>b</m:t>
-        </m:r>
-        <m:r>
-          <m:rPr>
-            <m:sty m:val="p"/>
-          </m:rPr>
-          <m:t>,</m:t>
-        </m:r>
-        <m:r>
-          <m:t>c</m:t>
-        </m:r>
-        <m:r>
-          <m:rPr>
-            <m:sty m:val="p"/>
-          </m:rPr>
-          <m:t>)</m:t>
-        </m:r>
-      </m:oMath>
-      <w:r>
-        <w:t xml:space="preserve">,</w:t>
-      </w:r>
-      <w:r>
-        <w:t xml:space="preserve"> </w:t>
-      </w:r>
-      <w:r>
-        <w:t xml:space="preserve">it is the curve along which the surface has height</w:t>
-      </w:r>
-      <w:r>
-        <w:t xml:space="preserve"> </w:t>
-      </w:r>
-      <m:oMath>
-        <m:r>
-          <m:t>k</m:t>
-        </m:r>
-      </m:oMath>
-      <w:r>
-        <w:t xml:space="preserve">.</w:t>
-      </w:r>
-    </w:p>
-    <w:bookmarkEnd w:id="218"/>
-    <w:bookmarkStart w:id="219" w:name="exm-contour-line"/>
-    <w:p>
-      <w:pPr>
-        <w:pStyle w:val="BodyText"/>
-      </w:pPr>
-      <w:r>
         <w:rPr>
           <w:b/>
           <w:bCs/>
         </w:rPr>
-        <w:t xml:space="preserve">Example 49 (Contour lines of a bowl)</w:t>
+        <w:t xml:space="preserve">Example 50 (Contour lines of a bowl)</w:t>
       </w:r>
       <w:r>
         <w:t xml:space="preserve"> </w:t>
@@ -62101,8 +62192,106 @@
         <w:t xml:space="preserve">.</w:t>
       </w:r>
     </w:p>
-    <w:bookmarkEnd w:id="219"/>
-    <w:bookmarkStart w:id="220" w:name="exr-exp-vs-mult"/>
+    <w:bookmarkEnd w:id="224"/>
+    <w:bookmarkStart w:id="225" w:name="rem-contour-line-surface"/>
+    <w:p>
+      <w:pPr>
+        <w:pStyle w:val="BodyText"/>
+      </w:pPr>
+      <w:r>
+        <w:rPr>
+          <w:i/>
+          <w:iCs/>
+        </w:rPr>
+        <w:t xml:space="preserve">Remark 20</w:t>
+      </w:r>
+      <w:r>
+        <w:t xml:space="preserve"> (Contour lines on a plot of a surface). </w:t>
+      </w:r>
+      <w:r>
+        <w:t xml:space="preserve">On a plot of the surface</w:t>
+      </w:r>
+      <w:r>
+        <w:t xml:space="preserve"> </w:t>
+      </w:r>
+      <m:oMath>
+        <m:r>
+          <m:t>z</m:t>
+        </m:r>
+        <m:r>
+          <m:rPr>
+            <m:sty m:val="p"/>
+          </m:rPr>
+          <m:t>=</m:t>
+        </m:r>
+        <m:r>
+          <m:t>g</m:t>
+        </m:r>
+        <m:r>
+          <m:rPr>
+            <m:sty m:val="p"/>
+          </m:rPr>
+          <m:t>(</m:t>
+        </m:r>
+        <m:r>
+          <m:t>b</m:t>
+        </m:r>
+        <m:r>
+          <m:rPr>
+            <m:sty m:val="p"/>
+          </m:rPr>
+          <m:t>,</m:t>
+        </m:r>
+        <m:r>
+          <m:t>c</m:t>
+        </m:r>
+        <m:r>
+          <m:rPr>
+            <m:sty m:val="p"/>
+          </m:rPr>
+          <m:t>)</m:t>
+        </m:r>
+      </m:oMath>
+      <w:r>
+        <w:t xml:space="preserve">,</w:t>
+      </w:r>
+      <w:r>
+        <w:t xml:space="preserve"> </w:t>
+      </w:r>
+      <w:r>
+        <w:t xml:space="preserve">the</w:t>
+      </w:r>
+      <w:r>
+        <w:t xml:space="preserve"> </w:t>
+      </w:r>
+      <w:hyperlink w:anchor="def-contour-line">
+        <w:r>
+          <w:rPr>
+            <w:rStyle w:val="Hyperlink"/>
+          </w:rPr>
+          <w:t xml:space="preserve">contour line</w:t>
+        </w:r>
+      </w:hyperlink>
+      <w:r>
+        <w:t xml:space="preserve"> </w:t>
+      </w:r>
+      <w:r>
+        <w:t xml:space="preserve">is the curve along which the surface has height</w:t>
+      </w:r>
+      <w:r>
+        <w:t xml:space="preserve"> </w:t>
+      </w:r>
+      <m:oMath>
+        <m:r>
+          <m:t>k</m:t>
+        </m:r>
+      </m:oMath>
+      <w:r>
+        <w:t xml:space="preserve">.</w:t>
+      </w:r>
+    </w:p>
+    <w:bookmarkEnd w:id="225"/>
+    <w:bookmarkStart w:id="226" w:name="exr-exp-vs-mult"/>
     <w:p>
       <w:pPr>
         <w:pStyle w:val="BodyText"/>
@@ -62186,8 +62375,8 @@
         <w:t xml:space="preserve">?</w:t>
       </w:r>
     </w:p>
-    <w:bookmarkEnd w:id="220"/>
-    <w:bookmarkStart w:id="221" w:name="sol-exp-vs-mult"/>
+    <w:bookmarkEnd w:id="226"/>
+    <w:bookmarkStart w:id="227" w:name="sol-exp-vs-mult"/>
     <w:p>
       <w:pPr>
         <w:pStyle w:val="BodyText"/>
@@ -62311,7 +62500,7 @@
           <w:rPr>
             <w:rStyle w:val="Hyperlink"/>
           </w:rPr>
-          <w:t xml:space="preserve">Definition 49</w:t>
+          <w:t xml:space="preserve">Definition 51</w:t>
         </w:r>
       </w:hyperlink>
       <w:r>
@@ -64030,7 +64219,7 @@
         <w:t xml:space="preserve">cases.</w:t>
       </w:r>
     </w:p>
-    <w:bookmarkEnd w:id="221"/>
+    <w:bookmarkEnd w:id="227"/>
     <w:tbl>
       <w:tblPr>
         <w:tblStyle w:val="Table"/>
@@ -64044,7 +64233,7 @@
       <w:tr>
         <w:tc>
           <w:tcPr/>
-          <w:bookmarkStart w:id="222" w:name="fig-double-exponential"/>
+          <w:bookmarkStart w:id="228" w:name="fig-double-exponential"/>
           <w:p>
             <w:pPr>
               <w:pStyle w:val="Compact"/>
@@ -64111,7 +64300,7 @@
               </m:sSup>
             </m:oMath>
           </w:p>
-          <w:bookmarkEnd w:id="222"/>
+          <w:bookmarkEnd w:id="228"/>
         </w:tc>
       </w:tr>
     </w:tbl>
@@ -64129,7 +64318,7 @@
       <w:tr>
         <w:tc>
           <w:tcPr/>
-          <w:bookmarkStart w:id="223" w:name="fig-double-exponential2"/>
+          <w:bookmarkStart w:id="229" w:name="fig-double-exponential2"/>
           <w:p>
             <w:pPr>
               <w:pStyle w:val="Compact"/>
@@ -64314,11 +64503,11 @@
               <w:t xml:space="preserve">.</w:t>
             </w:r>
           </w:p>
-          <w:bookmarkEnd w:id="223"/>
+          <w:bookmarkEnd w:id="229"/>
         </w:tc>
       </w:tr>
     </w:tbl>
-    <w:bookmarkStart w:id="224" w:name="exr-double-exponential"/>
+    <w:bookmarkStart w:id="230" w:name="exr-double-exponential"/>
     <w:p>
       <w:pPr>
         <w:pStyle w:val="BodyText"/>
@@ -64477,8 +64666,8 @@
         <w:t xml:space="preserve">?</w:t>
       </w:r>
     </w:p>
-    <w:bookmarkEnd w:id="224"/>
-    <w:bookmarkStart w:id="226" w:name="sol-double-exponential"/>
+    <w:bookmarkEnd w:id="230"/>
+    <w:bookmarkStart w:id="232" w:name="sol-double-exponential"/>
     <w:p>
       <w:pPr>
         <w:pStyle w:val="BodyText"/>
@@ -64903,7 +65092,7 @@
       <w:pPr>
         <w:pStyle w:val="BodyText"/>
       </w:pPr>
-      <w:bookmarkStart w:id="225" w:name="eq-double-exp-log-scale"/>
+      <w:bookmarkStart w:id="231" w:name="eq-double-exp-log-scale"/>
       <m:oMathPara>
         <m:oMathParaPr>
           <m:jc m:val="center"/>
@@ -65210,7 +65399,7 @@
           </m:r>
         </m:oMath>
       </m:oMathPara>
-      <w:bookmarkEnd w:id="225"/>
+      <w:bookmarkEnd w:id="231"/>
     </w:p>
     <w:p>
       <w:pPr>
@@ -65479,7 +65668,7 @@
           <w:rPr>
             <w:rStyle w:val="Hyperlink"/>
           </w:rPr>
-          <w:t xml:space="preserve">Definition 49</w:t>
+          <w:t xml:space="preserve">Definition 51</w:t>
         </w:r>
       </w:hyperlink>
       <w:r>
@@ -66603,9 +66792,9 @@
         </m:oMath>
       </m:oMathPara>
     </w:p>
-    <w:bookmarkEnd w:id="226"/>
-    <w:bookmarkEnd w:id="227"/>
-    <w:bookmarkStart w:id="246" w:name="sec-complex-numbers"/>
+    <w:bookmarkEnd w:id="232"/>
+    <w:bookmarkEnd w:id="233"/>
+    <w:bookmarkStart w:id="252" w:name="sec-complex-numbers"/>
     <w:p>
       <w:pPr>
         <w:pStyle w:val="Heading2"/>
@@ -66614,7 +66803,7 @@
         <w:t xml:space="preserve">18 Complex numbers</w:t>
       </w:r>
     </w:p>
-    <w:bookmarkStart w:id="228" w:name="def-imaginary-unit"/>
+    <w:bookmarkStart w:id="234" w:name="def-imaginary-unit"/>
     <w:p>
       <w:pPr>
         <w:pStyle w:val="FirstParagraph"/>
@@ -66624,7 +66813,7 @@
           <w:b/>
           <w:bCs/>
         </w:rPr>
-        <w:t xml:space="preserve">Definition 51 (Imaginary unit)</w:t>
+        <w:t xml:space="preserve">Definition 53 (Imaginary unit)</w:t>
       </w:r>
       <w:r>
         <w:t xml:space="preserve"> </w:t>
@@ -66863,7 +67052,7 @@
         <w:t xml:space="preserve">over addition.</w:t>
       </w:r>
     </w:p>
-    <w:bookmarkEnd w:id="228"/>
+    <w:bookmarkEnd w:id="234"/>
     <w:p>
       <w:pPr>
         <w:pStyle w:val="FirstParagraph"/>
@@ -67038,7 +67227,7 @@
         <w:t xml:space="preserve">.</w:t>
       </w:r>
     </w:p>
-    <w:bookmarkStart w:id="229" w:name="exm-imaginary-unit-powers"/>
+    <w:bookmarkStart w:id="235" w:name="exm-imaginary-unit-powers"/>
     <w:p>
       <w:pPr>
         <w:pStyle w:val="BodyText"/>
@@ -67048,7 +67237,7 @@
           <w:b/>
           <w:bCs/>
         </w:rPr>
-        <w:t xml:space="preserve">Example 50 (Powers of the imaginary unit)</w:t>
+        <w:t xml:space="preserve">Example 51 (Powers of the imaginary unit)</w:t>
       </w:r>
       <w:r>
         <w:t xml:space="preserve"> </w:t>
@@ -67206,7 +67395,7 @@
                   <m:nor/>
                   <m:sty m:val="p"/>
                 </m:rPr>
-                <m:t>Definition 51</m:t>
+                <m:t>Definition 53</m:t>
               </m:r>
               <m:r>
                 <m:rPr>
@@ -67413,7 +67602,7 @@
                   <m:nor/>
                   <m:sty m:val="p"/>
                 </m:rPr>
-                <m:t>Definition 51</m:t>
+                <m:t>Definition 53</m:t>
               </m:r>
               <m:r>
                 <m:rPr>
@@ -67713,8 +67902,8 @@
         <w:t xml:space="preserve">.</w:t>
       </w:r>
     </w:p>
-    <w:bookmarkEnd w:id="229"/>
-    <w:bookmarkStart w:id="230" w:name="exm-no-real-imaginary-unit"/>
+    <w:bookmarkEnd w:id="235"/>
+    <w:bookmarkStart w:id="236" w:name="exm-no-real-imaginary-unit"/>
     <w:p>
       <w:pPr>
         <w:pStyle w:val="BodyText"/>
@@ -67724,7 +67913,7 @@
           <w:b/>
           <w:bCs/>
         </w:rPr>
-        <w:t xml:space="preserve">Example 51 (No real number squares to</w:t>
+        <w:t xml:space="preserve">Example 52 (No real number squares to</w:t>
       </w:r>
       <w:r>
         <w:rPr>
@@ -68160,7 +68349,7 @@
           <w:rPr>
             <w:rStyle w:val="Hyperlink"/>
           </w:rPr>
-          <w:t xml:space="preserve">Definition 51</w:t>
+          <w:t xml:space="preserve">Definition 53</w:t>
         </w:r>
       </w:hyperlink>
       <w:r>
@@ -68170,8 +68359,8 @@
         <w:t xml:space="preserve">introduces a new number to solve it.</w:t>
       </w:r>
     </w:p>
-    <w:bookmarkEnd w:id="230"/>
-    <w:bookmarkStart w:id="231" w:name="thm-negative-imaginary-unit"/>
+    <w:bookmarkEnd w:id="236"/>
+    <w:bookmarkStart w:id="237" w:name="thm-negative-imaginary-unit"/>
     <w:p>
       <w:pPr>
         <w:pStyle w:val="BodyText"/>
@@ -68304,7 +68493,7 @@
         </m:oMath>
       </m:oMathPara>
     </w:p>
-    <w:bookmarkEnd w:id="231"/>
+    <w:bookmarkEnd w:id="237"/>
     <w:p>
       <w:pPr>
         <w:pStyle w:val="FirstParagraph"/>
@@ -68649,7 +68838,7 @@
                   <m:nor/>
                   <m:sty m:val="p"/>
                 </m:rPr>
-                <m:t>Definition 51</m:t>
+                <m:t>Definition 53</m:t>
               </m:r>
               <m:r>
                 <m:rPr>
@@ -68696,7 +68885,7 @@
         </m:oMath>
       </m:oMathPara>
     </w:p>
-    <w:bookmarkStart w:id="232" w:name="exm-negative-imaginary-unit"/>
+    <w:bookmarkStart w:id="238" w:name="exm-negative-imaginary-unit"/>
     <w:p>
       <w:pPr>
         <w:pStyle w:val="FirstParagraph"/>
@@ -68706,7 +68895,7 @@
           <w:b/>
           <w:bCs/>
         </w:rPr>
-        <w:t xml:space="preserve">Example 52 (Squaring</w:t>
+        <w:t xml:space="preserve">Example 53 (Squaring</w:t>
       </w:r>
       <w:r>
         <w:rPr>
@@ -68970,7 +69159,7 @@
           <w:rPr>
             <w:rStyle w:val="Hyperlink"/>
           </w:rPr>
-          <w:t xml:space="preserve">Definition 51</w:t>
+          <w:t xml:space="preserve">Definition 53</w:t>
         </w:r>
       </w:hyperlink>
       <w:r>
@@ -68997,8 +69186,8 @@
         <w:t xml:space="preserve">say.</w:t>
       </w:r>
     </w:p>
-    <w:bookmarkEnd w:id="232"/>
-    <w:bookmarkStart w:id="233" w:name="rem-imaginary-unit-choice"/>
+    <w:bookmarkEnd w:id="238"/>
+    <w:bookmarkStart w:id="239" w:name="rem-imaginary-unit-choice"/>
     <w:p>
       <w:pPr>
         <w:pStyle w:val="BodyText"/>
@@ -69008,7 +69197,7 @@
           <w:i/>
           <w:iCs/>
         </w:rPr>
-        <w:t xml:space="preserve">Remark 18</w:t>
+        <w:t xml:space="preserve">Remark 21</w:t>
       </w:r>
       <w:r>
         <w:t xml:space="preserve"> (The rule does not tell</w:t>
@@ -69174,8 +69363,8 @@
         <w:t xml:space="preserve">, chosen once and for all.</w:t>
       </w:r>
     </w:p>
-    <w:bookmarkEnd w:id="233"/>
-    <w:bookmarkStart w:id="234" w:name="def-complex-number"/>
+    <w:bookmarkEnd w:id="239"/>
+    <w:bookmarkStart w:id="240" w:name="def-complex-number"/>
     <w:p>
       <w:pPr>
         <w:pStyle w:val="BodyText"/>
@@ -69185,7 +69374,7 @@
           <w:b/>
           <w:bCs/>
         </w:rPr>
-        <w:t xml:space="preserve">Definition 52 (Complex number)</w:t>
+        <w:t xml:space="preserve">Definition 54 (Complex number)</w:t>
       </w:r>
       <w:r>
         <w:t xml:space="preserve"> </w:t>
@@ -69309,7 +69498,7 @@
           <w:rPr>
             <w:rStyle w:val="Hyperlink"/>
           </w:rPr>
-          <w:t xml:space="preserve">Definition 51</w:t>
+          <w:t xml:space="preserve">Definition 53</w:t>
         </w:r>
       </w:hyperlink>
       <w:r>
@@ -69593,7 +69782,7 @@
         <w:t xml:space="preserve">Two complex numbers are equal exactly when their real parts are equal and their imaginary parts are equal.</w:t>
       </w:r>
     </w:p>
-    <w:bookmarkEnd w:id="234"/>
+    <w:bookmarkEnd w:id="240"/>
     <w:p>
       <w:pPr>
         <w:pStyle w:val="BodyText"/>
@@ -69702,7 +69891,7 @@
         <w:t xml:space="preserve">defines the real and imaginary parts.</w:t>
       </w:r>
     </w:p>
-    <w:bookmarkStart w:id="235" w:name="exm-complex-number"/>
+    <w:bookmarkStart w:id="241" w:name="exm-complex-number"/>
     <w:p>
       <w:pPr>
         <w:pStyle w:val="BodyText"/>
@@ -69712,7 +69901,7 @@
           <w:b/>
           <w:bCs/>
         </w:rPr>
-        <w:t xml:space="preserve">Example 53 (Real and imaginary parts)</w:t>
+        <w:t xml:space="preserve">Example 54 (Real and imaginary parts)</w:t>
       </w:r>
       <w:r>
         <w:t xml:space="preserve"> </w:t>
@@ -70050,8 +70239,8 @@
         <w:t xml:space="preserve">.</w:t>
       </w:r>
     </w:p>
-    <w:bookmarkEnd w:id="235"/>
-    <w:bookmarkStart w:id="236" w:name="thm-reals-in-complex"/>
+    <w:bookmarkEnd w:id="241"/>
+    <w:bookmarkStart w:id="242" w:name="thm-reals-in-complex"/>
     <w:p>
       <w:pPr>
         <w:pStyle w:val="BodyText"/>
@@ -70256,7 +70445,7 @@
         <w:t xml:space="preserve">.</w:t>
       </w:r>
     </w:p>
-    <w:bookmarkEnd w:id="236"/>
+    <w:bookmarkEnd w:id="242"/>
     <w:p>
       <w:pPr>
         <w:pStyle w:val="BodyText"/>
@@ -70567,7 +70756,7 @@
           <w:rPr>
             <w:rStyle w:val="Hyperlink"/>
           </w:rPr>
-          <w:t xml:space="preserve">Definition 52</w:t>
+          <w:t xml:space="preserve">Definition 54</w:t>
         </w:r>
       </w:hyperlink>
       <w:r>
@@ -70719,7 +70908,7 @@
         <w:t xml:space="preserve">is real.</w:t>
       </w:r>
     </w:p>
-    <w:bookmarkStart w:id="237" w:name="exm-reals-in-complex"/>
+    <w:bookmarkStart w:id="243" w:name="exm-reals-in-complex"/>
     <w:p>
       <w:pPr>
         <w:pStyle w:val="BodyText"/>
@@ -70729,7 +70918,7 @@
           <w:b/>
           <w:bCs/>
         </w:rPr>
-        <w:t xml:space="preserve">Example 54 (Which complex numbers are real)</w:t>
+        <w:t xml:space="preserve">Example 55 (Which complex numbers are real)</w:t>
       </w:r>
       <w:r>
         <w:t xml:space="preserve"> </w:t>
@@ -71181,8 +71370,8 @@
         <w:t xml:space="preserve">is not real, because its imaginary part is -5.</w:t>
       </w:r>
     </w:p>
-    <w:bookmarkEnd w:id="237"/>
-    <w:bookmarkStart w:id="238" w:name="thm-complex-arithmetic"/>
+    <w:bookmarkEnd w:id="243"/>
+    <w:bookmarkStart w:id="244" w:name="thm-complex-arithmetic"/>
     <w:p>
       <w:pPr>
         <w:pStyle w:val="BodyText"/>
@@ -71547,7 +71736,7 @@
         </m:oMath>
       </m:oMathPara>
     </w:p>
-    <w:bookmarkEnd w:id="238"/>
+    <w:bookmarkEnd w:id="244"/>
     <w:p>
       <w:pPr>
         <w:pStyle w:val="FirstParagraph"/>
@@ -72067,7 +72256,7 @@
                   <m:nor/>
                   <m:sty m:val="p"/>
                 </m:rPr>
-                <m:t>Definition 51</m:t>
+                <m:t>Definition 53</m:t>
               </m:r>
               <m:r>
                 <m:rPr>
@@ -72201,7 +72390,7 @@
         <w:t xml:space="preserve">takes these two formulas as the definitions of addition and multiplication.</w:t>
       </w:r>
     </w:p>
-    <w:bookmarkStart w:id="239" w:name="exm-complex-arithmetic"/>
+    <w:bookmarkStart w:id="245" w:name="exm-complex-arithmetic"/>
     <w:p>
       <w:pPr>
         <w:pStyle w:val="BodyText"/>
@@ -72211,7 +72400,7 @@
           <w:b/>
           <w:bCs/>
         </w:rPr>
-        <w:t xml:space="preserve">Example 55 (Adding and multiplying two complex numbers)</w:t>
+        <w:t xml:space="preserve">Example 56 (Adding and multiplying two complex numbers)</w:t>
       </w:r>
       <w:r>
         <w:t xml:space="preserve"> </w:t>
@@ -72772,7 +72961,7 @@
                   <m:nor/>
                   <m:sty m:val="p"/>
                 </m:rPr>
-                <m:t>Definition 51</m:t>
+                <m:t>Definition 53</m:t>
               </m:r>
               <m:r>
                 <m:rPr>
@@ -73224,8 +73413,8 @@
         </m:oMath>
       </m:oMathPara>
     </w:p>
-    <w:bookmarkEnd w:id="239"/>
-    <w:bookmarkStart w:id="240" w:name="def-complex-conjugate"/>
+    <w:bookmarkEnd w:id="245"/>
+    <w:bookmarkStart w:id="246" w:name="def-complex-conjugate"/>
     <w:p>
       <w:pPr>
         <w:pStyle w:val="FirstParagraph"/>
@@ -73235,7 +73424,7 @@
           <w:b/>
           <w:bCs/>
         </w:rPr>
-        <w:t xml:space="preserve">Definition 53 (Complex conjugate)</w:t>
+        <w:t xml:space="preserve">Definition 55 (Complex conjugate)</w:t>
       </w:r>
       <w:r>
         <w:t xml:space="preserve"> </w:t>
@@ -73302,7 +73491,7 @@
           <w:rPr>
             <w:rStyle w:val="Hyperlink"/>
           </w:rPr>
-          <w:t xml:space="preserve">Definition 52</w:t>
+          <w:t xml:space="preserve">Definition 54</w:t>
         </w:r>
       </w:hyperlink>
       <w:r>
@@ -73374,7 +73563,7 @@
         </m:oMath>
       </m:oMathPara>
     </w:p>
-    <w:bookmarkEnd w:id="240"/>
+    <w:bookmarkEnd w:id="246"/>
     <w:p>
       <w:pPr>
         <w:pStyle w:val="FirstParagraph"/>
@@ -73455,7 +73644,7 @@
         <w:t xml:space="preserve">.</w:t>
       </w:r>
     </w:p>
-    <w:bookmarkStart w:id="241" w:name="exm-complex-conjugate"/>
+    <w:bookmarkStart w:id="247" w:name="exm-complex-conjugate"/>
     <w:p>
       <w:pPr>
         <w:pStyle w:val="BodyText"/>
@@ -73465,7 +73654,7 @@
           <w:b/>
           <w:bCs/>
         </w:rPr>
-        <w:t xml:space="preserve">Example 56 (Complex conjugates)</w:t>
+        <w:t xml:space="preserve">Example 57 (Complex conjugates)</w:t>
       </w:r>
       <w:r>
         <w:t xml:space="preserve"> </w:t>
@@ -73851,8 +74040,8 @@
         <w:t xml:space="preserve">, is not.</w:t>
       </w:r>
     </w:p>
-    <w:bookmarkEnd w:id="241"/>
-    <w:bookmarkStart w:id="242" w:name="def-complex-modulus"/>
+    <w:bookmarkEnd w:id="247"/>
+    <w:bookmarkStart w:id="248" w:name="def-complex-modulus"/>
     <w:p>
       <w:pPr>
         <w:pStyle w:val="FirstParagraph"/>
@@ -73862,7 +74051,7 @@
           <w:b/>
           <w:bCs/>
         </w:rPr>
-        <w:t xml:space="preserve">Definition 54 (Absolute value (modulus) of a complex number)</w:t>
+        <w:t xml:space="preserve">Definition 56 (Absolute value (modulus) of a complex number)</w:t>
       </w:r>
       <w:r>
         <w:t xml:space="preserve"> </w:t>
@@ -73939,7 +74128,7 @@
           <w:rPr>
             <w:rStyle w:val="Hyperlink"/>
           </w:rPr>
-          <w:t xml:space="preserve">Definition 52</w:t>
+          <w:t xml:space="preserve">Definition 54</w:t>
         </w:r>
       </w:hyperlink>
       <w:r>
@@ -74040,7 +74229,7 @@
         </m:oMath>
       </m:oMathPara>
     </w:p>
-    <w:bookmarkEnd w:id="242"/>
+    <w:bookmarkEnd w:id="248"/>
     <w:p>
       <w:pPr>
         <w:pStyle w:val="FirstParagraph"/>
@@ -74055,7 +74244,7 @@
         <w:t xml:space="preserve">gives the same definition.</w:t>
       </w:r>
     </w:p>
-    <w:bookmarkStart w:id="243" w:name="exm-complex-modulus"/>
+    <w:bookmarkStart w:id="249" w:name="exm-complex-modulus"/>
     <w:p>
       <w:pPr>
         <w:pStyle w:val="BodyText"/>
@@ -74065,7 +74254,7 @@
           <w:b/>
           <w:bCs/>
         </w:rPr>
-        <w:t xml:space="preserve">Example 57 (Absolute values of complex numbers)</w:t>
+        <w:t xml:space="preserve">Example 58 (Absolute values of complex numbers)</w:t>
       </w:r>
       <w:r>
         <w:t xml:space="preserve"> </w:t>
@@ -74641,8 +74830,8 @@
         </m:oMath>
       </m:oMathPara>
     </w:p>
-    <w:bookmarkEnd w:id="243"/>
-    <w:bookmarkStart w:id="244" w:name="thm-conj-product"/>
+    <w:bookmarkEnd w:id="249"/>
+    <w:bookmarkStart w:id="250" w:name="thm-conj-product"/>
     <w:p>
       <w:pPr>
         <w:pStyle w:val="FirstParagraph"/>
@@ -74775,7 +74964,7 @@
         <w:t xml:space="preserve">is a nonnegative real number.</w:t>
       </w:r>
     </w:p>
-    <w:bookmarkEnd w:id="244"/>
+    <w:bookmarkEnd w:id="250"/>
     <w:p>
       <w:pPr>
         <w:pStyle w:val="BodyText"/>
@@ -74969,7 +75158,7 @@
                   <m:nor/>
                   <m:sty m:val="p"/>
                 </m:rPr>
-                <m:t>Definition 53</m:t>
+                <m:t>Definition 55</m:t>
               </m:r>
               <m:r>
                 <m:rPr>
@@ -75230,7 +75419,7 @@
                   <m:nor/>
                   <m:sty m:val="p"/>
                 </m:rPr>
-                <m:t>Definition 51</m:t>
+                <m:t>Definition 53</m:t>
               </m:r>
               <m:r>
                 <m:rPr>
@@ -75296,7 +75485,7 @@
                   <m:nor/>
                   <m:sty m:val="p"/>
                 </m:rPr>
-                <m:t>Definition 54</m:t>
+                <m:t>Definition 56</m:t>
               </m:r>
               <m:r>
                 <m:rPr>
@@ -75324,7 +75513,7 @@
         <w:t xml:space="preserve">lists this identity among the properties of complex numbers.</w:t>
       </w:r>
     </w:p>
-    <w:bookmarkStart w:id="245" w:name="exm-conj-product"/>
+    <w:bookmarkStart w:id="251" w:name="exm-conj-product"/>
     <w:p>
       <w:pPr>
         <w:pStyle w:val="BodyText"/>
@@ -75334,7 +75523,7 @@
           <w:b/>
           <w:bCs/>
         </w:rPr>
-        <w:t xml:space="preserve">Example 58 (Multiplying</w:t>
+        <w:t xml:space="preserve">Example 59 (Multiplying</w:t>
       </w:r>
       <w:r>
         <w:rPr>
@@ -75641,7 +75830,7 @@
                   <m:nor/>
                   <m:sty m:val="p"/>
                 </m:rPr>
-                <m:t>Definition 51</m:t>
+                <m:t>Definition 53</m:t>
               </m:r>
               <m:r>
                 <m:rPr>
@@ -75769,7 +75958,7 @@
           <w:rPr>
             <w:rStyle w:val="Hyperlink"/>
           </w:rPr>
-          <w:t xml:space="preserve">Example 57</w:t>
+          <w:t xml:space="preserve">Example 58</w:t>
         </w:r>
       </w:hyperlink>
       <w:r>
@@ -75793,9 +75982,9 @@
         <w:t xml:space="preserve">says.</w:t>
       </w:r>
     </w:p>
-    <w:bookmarkEnd w:id="245"/>
-    <w:bookmarkEnd w:id="246"/>
-    <w:bookmarkStart w:id="247" w:name="sec-further-reading"/>
+    <w:bookmarkEnd w:id="251"/>
+    <w:bookmarkEnd w:id="252"/>
+    <w:bookmarkStart w:id="253" w:name="sec-further-reading"/>
     <w:p>
       <w:pPr>
         <w:pStyle w:val="Heading2"/>
@@ -75864,8 +76053,8 @@
         <w:t xml:space="preserve">behind the infimum and supremum.</w:t>
       </w:r>
     </w:p>
-    <w:bookmarkEnd w:id="247"/>
-    <w:bookmarkStart w:id="254" w:name="references"/>
+    <w:bookmarkEnd w:id="253"/>
+    <w:bookmarkStart w:id="260" w:name="references"/>
     <w:p>
       <w:pPr>
         <w:pStyle w:val="Heading2"/>
@@ -75874,8 +76063,8 @@
         <w:t xml:space="preserve">References</w:t>
       </w:r>
     </w:p>
-    <w:bookmarkStart w:id="253" w:name="refs"/>
-    <w:bookmarkStart w:id="249" w:name="ref-abramson2021algebra"/>
+    <w:bookmarkStart w:id="259" w:name="refs"/>
+    <w:bookmarkStart w:id="255" w:name="ref-abramson2021algebra"/>
     <w:p>
       <w:pPr>
         <w:pStyle w:val="Bibliography"/>
@@ -75902,7 +76091,7 @@
       <w:r>
         <w:t xml:space="preserve"> </w:t>
       </w:r>
-      <w:hyperlink r:id="rId248">
+      <w:hyperlink r:id="rId254">
         <w:r>
           <w:rPr>
             <w:rStyle w:val="Hyperlink"/>
@@ -75914,8 +76103,8 @@
         <w:t xml:space="preserve">.</w:t>
       </w:r>
     </w:p>
-    <w:bookmarkEnd w:id="249"/>
-    <w:bookmarkStart w:id="251" w:name="ref-axler2024linear"/>
+    <w:bookmarkEnd w:id="255"/>
+    <w:bookmarkStart w:id="257" w:name="ref-axler2024linear"/>
     <w:p>
       <w:pPr>
         <w:pStyle w:val="Bibliography"/>
@@ -75939,7 +76128,7 @@
       <w:r>
         <w:t xml:space="preserve"> </w:t>
       </w:r>
-      <w:hyperlink r:id="rId250">
+      <w:hyperlink r:id="rId256">
         <w:r>
           <w:rPr>
             <w:rStyle w:val="Hyperlink"/>
@@ -75951,8 +76140,8 @@
         <w:t xml:space="preserve">.</w:t>
       </w:r>
     </w:p>
-    <w:bookmarkEnd w:id="251"/>
-    <w:bookmarkStart w:id="252" w:name="ref-rudin1976principles"/>
+    <w:bookmarkEnd w:id="257"/>
+    <w:bookmarkStart w:id="258" w:name="ref-rudin1976principles"/>
     <w:p>
       <w:pPr>
         <w:pStyle w:val="Bibliography"/>
@@ -75974,9 +76163,9 @@
         <w:t xml:space="preserve">. 3rd ed. International Series in Pure and Applied Mathematics. McGraw-Hill.</w:t>
       </w:r>
     </w:p>
-    <w:bookmarkEnd w:id="252"/>
-    <w:bookmarkEnd w:id="253"/>
-    <w:bookmarkEnd w:id="254"/>
+    <w:bookmarkEnd w:id="258"/>
+    <w:bookmarkEnd w:id="259"/>
+    <w:bookmarkEnd w:id="260"/>
     <w:sectPr>
       <w:footnotePr>
         <w:numRestart w:val="eachSect"/>
